--- a/SmartHouse/doc/Documentazione SmartHouse.docx
+++ b/SmartHouse/doc/Documentazione SmartHouse.docx
@@ -101,7 +101,7 @@
       <w:tr>
         <w:trPr>
           <w:cantSplit w:val="0"/>
-          <w:trHeight w:val="547.5999999999999" w:hRule="atLeast"/>
+          <w:trHeight w:val="347.5179999999998" w:hRule="atLeast"/>
           <w:tblHeader w:val="0"/>
         </w:trPr>
         <w:tc>
@@ -920,7 +920,21 @@
           <w:szCs w:val="30"/>
           <w:rtl w:val="0"/>
         </w:rPr>
-        <w:t xml:space="preserve">Create a C# program to manage a SmartHouse</w:t>
+        <w:t xml:space="preserve">Creare un programma in C# per gestire una </w:t>
+      </w:r>
+      <w:r>
+        <w:rPr>
+          <w:rFonts w:ascii="Montserrat Medium" w:cs="Montserrat Medium" w:eastAsia="Montserrat Medium" w:hAnsi="Montserrat Medium"/>
+          <w:sz w:val="30"/>
+          <w:szCs w:val="30"/>
+          <w:rtl w:val="0"/>
+        </w:rPr>
+        <w:t xml:space="preserve">SmartHouse</w:t>
+      </w:r>
+      <w:r>
+        <w:rPr>
+          <w:rtl w:val="0"/>
+        </w:rPr>
       </w:r>
     </w:p>
     <w:p>
@@ -963,6 +977,82 @@
           <w:rtl w:val="0"/>
         </w:rPr>
         <w:t xml:space="preserve">:</w:t>
+      </w:r>
+    </w:p>
+    <w:p>
+      <w:pPr>
+        <w:ind w:left="720" w:firstLine="0"/>
+        <w:rPr>
+          <w:rFonts w:ascii="Montserrat Medium" w:cs="Montserrat Medium" w:eastAsia="Montserrat Medium" w:hAnsi="Montserrat Medium"/>
+          <w:sz w:val="30"/>
+          <w:szCs w:val="30"/>
+        </w:rPr>
+      </w:pPr>
+      <w:r>
+        <w:rPr>
+          <w:rtl w:val="0"/>
+        </w:rPr>
+      </w:r>
+    </w:p>
+    <w:p>
+      <w:pPr>
+        <w:ind w:left="720" w:firstLine="0"/>
+        <w:rPr>
+          <w:rFonts w:ascii="Montserrat" w:cs="Montserrat" w:eastAsia="Montserrat" w:hAnsi="Montserrat"/>
+          <w:b w:val="1"/>
+          <w:bCs w:val="1"/>
+          <w:sz w:val="34"/>
+          <w:szCs w:val="34"/>
+          <w:shd w:fill="d9ead3" w:val="clear"/>
+        </w:rPr>
+      </w:pPr>
+      <w:r>
+        <w:rPr>
+          <w:rFonts w:ascii="Montserrat" w:cs="Montserrat" w:eastAsia="Montserrat" w:hAnsi="Montserrat"/>
+          <w:b w:val="1"/>
+          <w:bCs w:val="1"/>
+          <w:sz w:val="34"/>
+          <w:szCs w:val="34"/>
+          <w:shd w:fill="d9ead3" w:val="clear"/>
+          <w:rtl w:val="0"/>
+        </w:rPr>
+        <w:t xml:space="preserve">DOMAIN:</w:t>
+      </w:r>
+    </w:p>
+    <w:p>
+      <w:pPr>
+        <w:ind w:left="720" w:firstLine="0"/>
+        <w:rPr>
+          <w:rFonts w:ascii="Montserrat Medium" w:cs="Montserrat Medium" w:eastAsia="Montserrat Medium" w:hAnsi="Montserrat Medium"/>
+          <w:sz w:val="30"/>
+          <w:szCs w:val="30"/>
+        </w:rPr>
+      </w:pPr>
+      <w:r>
+        <w:rPr>
+          <w:rtl w:val="0"/>
+        </w:rPr>
+      </w:r>
+    </w:p>
+    <w:p>
+      <w:pPr>
+        <w:ind w:left="-283.46456692913375" w:firstLine="0"/>
+        <w:rPr>
+          <w:rFonts w:ascii="Montserrat Medium" w:cs="Montserrat Medium" w:eastAsia="Montserrat Medium" w:hAnsi="Montserrat Medium"/>
+          <w:sz w:val="30"/>
+          <w:szCs w:val="30"/>
+          <w:u w:val="single"/>
+        </w:rPr>
+      </w:pPr>
+      <w:r>
+        <w:rPr>
+          <w:rFonts w:ascii="Montserrat Medium" w:cs="Montserrat Medium" w:eastAsia="Montserrat Medium" w:hAnsi="Montserrat Medium"/>
+          <w:sz w:val="30"/>
+          <w:szCs w:val="30"/>
+          <w:u w:val="single"/>
+          <w:rtl w:val="0"/>
+        </w:rPr>
+        <w:t xml:space="preserve">Lamp</w:t>
       </w:r>
     </w:p>
     <w:p>
@@ -1003,7 +1093,7 @@
           <w:szCs w:val="30"/>
           <w:rtl w:val="0"/>
         </w:rPr>
-        <w:t xml:space="preserve">Lamp</w:t>
+        <w:t xml:space="preserve">ILampRepository</w:t>
       </w:r>
       <w:r>
         <w:rPr>
@@ -1014,24 +1104,38 @@
         </w:rPr>
         <w:t xml:space="preserve">:</w:t>
       </w:r>
-    </w:p>
-    <w:p>
-      <w:pPr>
-        <w:ind w:left="0" w:firstLine="0"/>
-        <w:rPr>
-          <w:rFonts w:ascii="Montserrat Medium" w:cs="Montserrat Medium" w:eastAsia="Montserrat Medium" w:hAnsi="Montserrat Medium"/>
-          <w:sz w:val="30"/>
-          <w:szCs w:val="30"/>
-        </w:rPr>
-      </w:pPr>
-      <w:r>
-        <w:rPr>
-          <w:rFonts w:ascii="Montserrat Medium" w:cs="Montserrat Medium" w:eastAsia="Montserrat Medium" w:hAnsi="Montserrat Medium"/>
-          <w:sz w:val="30"/>
-          <w:szCs w:val="30"/>
-          <w:rtl w:val="0"/>
-        </w:rPr>
-        <w:t xml:space="preserve">Classe che eredita da AbstractLamp</w:t>
+      <w:r>
+        <w:rPr>
+          <w:rtl w:val="0"/>
+        </w:rPr>
+      </w:r>
+    </w:p>
+    <w:p>
+      <w:pPr>
+        <w:spacing w:after="240" w:before="240" w:lineRule="auto"/>
+        <w:rPr>
+          <w:rFonts w:ascii="Montserrat Medium" w:cs="Montserrat Medium" w:eastAsia="Montserrat Medium" w:hAnsi="Montserrat Medium"/>
+          <w:sz w:val="30"/>
+          <w:szCs w:val="30"/>
+        </w:rPr>
+      </w:pPr>
+      <w:r>
+        <w:rPr>
+          <w:rFonts w:ascii="Montserrat Medium" w:cs="Montserrat Medium" w:eastAsia="Montserrat Medium" w:hAnsi="Montserrat Medium"/>
+          <w:sz w:val="30"/>
+          <w:szCs w:val="30"/>
+          <w:rtl w:val="0"/>
+        </w:rPr>
+        <w:t xml:space="preserve">Interfaccia di astrazione</w:t>
+      </w:r>
+      <w:r>
+        <w:rPr>
+          <w:rFonts w:ascii="Montserrat Medium" w:cs="Montserrat Medium" w:eastAsia="Montserrat Medium" w:hAnsi="Montserrat Medium"/>
+          <w:sz w:val="30"/>
+          <w:szCs w:val="30"/>
+          <w:rtl w:val="0"/>
+        </w:rPr>
+        <w:t xml:space="preserve"> che definisce la persistenza dei dati della classe Lamp.</w:t>
       </w:r>
     </w:p>
     <w:p>
@@ -1071,7 +1175,7 @@
           <w:szCs w:val="30"/>
           <w:rtl w:val="0"/>
         </w:rPr>
-        <w:t xml:space="preserve">EcoLamp</w:t>
+        <w:t xml:space="preserve">Lamp</w:t>
       </w:r>
       <w:r>
         <w:rPr>
@@ -1098,338 +1202,26 @@
           <w:szCs w:val="30"/>
           <w:rtl w:val="0"/>
         </w:rPr>
-        <w:t xml:space="preserve">Classe che eredita da AbstractLamp e gestisce le funzionalità aggiuntive Eco</w:t>
-      </w:r>
-    </w:p>
-    <w:p>
-      <w:pPr>
-        <w:rPr>
-          <w:rFonts w:ascii="Montserrat Medium" w:cs="Montserrat Medium" w:eastAsia="Montserrat Medium" w:hAnsi="Montserrat Medium"/>
-          <w:sz w:val="30"/>
-          <w:szCs w:val="30"/>
-        </w:rPr>
-      </w:pPr>
-      <w:r>
-        <w:rPr>
-          <w:rtl w:val="0"/>
-        </w:rPr>
-      </w:r>
-    </w:p>
-    <w:tbl>
-      <w:tblPr>
-        <w:tblStyle w:val="Table2"/>
-        <w:tblW w:w="9922.0" w:type="dxa"/>
-        <w:jc w:val="left"/>
-        <w:tblBorders>
-          <w:top w:color="000000" w:space="0" w:sz="8" w:val="single"/>
-          <w:left w:color="000000" w:space="0" w:sz="8" w:val="single"/>
-          <w:bottom w:color="000000" w:space="0" w:sz="8" w:val="single"/>
-          <w:right w:color="000000" w:space="0" w:sz="8" w:val="single"/>
-          <w:insideH w:color="000000" w:space="0" w:sz="8" w:val="single"/>
-          <w:insideV w:color="000000" w:space="0" w:sz="8" w:val="single"/>
-        </w:tblBorders>
-        <w:tblLayout w:type="fixed"/>
-        <w:tblLook w:val="0600"/>
-      </w:tblPr>
-      <w:tblGrid>
-        <w:gridCol w:w="4961"/>
-        <w:gridCol w:w="4961"/>
-        <w:tblGridChange w:id="0">
-          <w:tblGrid>
-            <w:gridCol w:w="4961"/>
-            <w:gridCol w:w="4961"/>
-          </w:tblGrid>
-        </w:tblGridChange>
-      </w:tblGrid>
-      <w:tr>
-        <w:trPr>
-          <w:cantSplit w:val="0"/>
-          <w:tblHeader w:val="0"/>
-        </w:trPr>
-        <w:tc>
-          <w:tcPr>
-            <w:shd w:fill="auto" w:val="clear"/>
-            <w:tcMar>
-              <w:top w:w="100.0" w:type="dxa"/>
-              <w:left w:w="100.0" w:type="dxa"/>
-              <w:bottom w:w="100.0" w:type="dxa"/>
-              <w:right w:w="100.0" w:type="dxa"/>
-            </w:tcMar>
-            <w:vAlign w:val="top"/>
-          </w:tcPr>
-          <w:p>
-            <w:pPr>
-              <w:keepNext w:val="0"/>
-              <w:keepLines w:val="0"/>
-              <w:pageBreakBefore w:val="0"/>
-              <w:widowControl w:val="0"/>
-              <w:pBdr>
-                <w:top w:space="0" w:sz="0" w:val="nil"/>
-                <w:left w:space="0" w:sz="0" w:val="nil"/>
-                <w:bottom w:space="0" w:sz="0" w:val="nil"/>
-                <w:right w:space="0" w:sz="0" w:val="nil"/>
-                <w:between w:space="0" w:sz="0" w:val="nil"/>
-              </w:pBdr>
-              <w:shd w:fill="auto" w:val="clear"/>
-              <w:spacing w:after="0" w:before="0" w:line="240" w:lineRule="auto"/>
-              <w:ind w:left="0" w:right="0" w:firstLine="0"/>
-              <w:jc w:val="left"/>
-              <w:rPr>
-                <w:rFonts w:ascii="Montserrat Medium" w:cs="Montserrat Medium" w:eastAsia="Montserrat Medium" w:hAnsi="Montserrat Medium"/>
-                <w:sz w:val="30"/>
-                <w:szCs w:val="30"/>
-                <w:u w:val="single"/>
-              </w:rPr>
-            </w:pPr>
-            <w:r>
-              <w:rPr>
-                <w:rFonts w:ascii="Montserrat Medium" w:cs="Montserrat Medium" w:eastAsia="Montserrat Medium" w:hAnsi="Montserrat Medium"/>
-                <w:sz w:val="30"/>
-                <w:szCs w:val="30"/>
-                <w:u w:val="single"/>
-                <w:rtl w:val="0"/>
-              </w:rPr>
-              <w:t xml:space="preserve">METODO</w:t>
-            </w:r>
-          </w:p>
-        </w:tc>
-        <w:tc>
-          <w:tcPr>
-            <w:shd w:fill="auto" w:val="clear"/>
-            <w:tcMar>
-              <w:top w:w="100.0" w:type="dxa"/>
-              <w:left w:w="100.0" w:type="dxa"/>
-              <w:bottom w:w="100.0" w:type="dxa"/>
-              <w:right w:w="100.0" w:type="dxa"/>
-            </w:tcMar>
-            <w:vAlign w:val="top"/>
-          </w:tcPr>
-          <w:p>
-            <w:pPr>
-              <w:keepNext w:val="0"/>
-              <w:keepLines w:val="0"/>
-              <w:pageBreakBefore w:val="0"/>
-              <w:widowControl w:val="0"/>
-              <w:pBdr>
-                <w:top w:space="0" w:sz="0" w:val="nil"/>
-                <w:left w:space="0" w:sz="0" w:val="nil"/>
-                <w:bottom w:space="0" w:sz="0" w:val="nil"/>
-                <w:right w:space="0" w:sz="0" w:val="nil"/>
-                <w:between w:space="0" w:sz="0" w:val="nil"/>
-              </w:pBdr>
-              <w:shd w:fill="auto" w:val="clear"/>
-              <w:spacing w:after="0" w:before="0" w:line="240" w:lineRule="auto"/>
-              <w:ind w:left="0" w:right="0" w:firstLine="0"/>
-              <w:jc w:val="left"/>
-              <w:rPr>
-                <w:rFonts w:ascii="Montserrat Medium" w:cs="Montserrat Medium" w:eastAsia="Montserrat Medium" w:hAnsi="Montserrat Medium"/>
-                <w:sz w:val="30"/>
-                <w:szCs w:val="30"/>
-                <w:u w:val="single"/>
-              </w:rPr>
-            </w:pPr>
-            <w:r>
-              <w:rPr>
-                <w:rFonts w:ascii="Montserrat Medium" w:cs="Montserrat Medium" w:eastAsia="Montserrat Medium" w:hAnsi="Montserrat Medium"/>
-                <w:sz w:val="30"/>
-                <w:szCs w:val="30"/>
-                <w:u w:val="single"/>
-                <w:rtl w:val="0"/>
-              </w:rPr>
-              <w:t xml:space="preserve">FUNZIONAMENTO</w:t>
-            </w:r>
-          </w:p>
-        </w:tc>
-      </w:tr>
-      <w:tr>
-        <w:trPr>
-          <w:cantSplit w:val="0"/>
-          <w:tblHeader w:val="0"/>
-        </w:trPr>
-        <w:tc>
-          <w:tcPr>
-            <w:shd w:fill="auto" w:val="clear"/>
-            <w:tcMar>
-              <w:top w:w="100.0" w:type="dxa"/>
-              <w:left w:w="100.0" w:type="dxa"/>
-              <w:bottom w:w="100.0" w:type="dxa"/>
-              <w:right w:w="100.0" w:type="dxa"/>
-            </w:tcMar>
-            <w:vAlign w:val="top"/>
-          </w:tcPr>
-          <w:p>
-            <w:pPr>
-              <w:ind w:right="-558.188976377952"/>
-              <w:rPr>
-                <w:rFonts w:ascii="Montserrat Medium" w:cs="Montserrat Medium" w:eastAsia="Montserrat Medium" w:hAnsi="Montserrat Medium"/>
-                <w:sz w:val="30"/>
-                <w:szCs w:val="30"/>
-              </w:rPr>
-            </w:pPr>
-            <w:r>
-              <w:rPr>
-                <w:rFonts w:ascii="Montserrat" w:cs="Montserrat" w:eastAsia="Montserrat" w:hAnsi="Montserrat"/>
-                <w:b w:val="1"/>
-                <w:bCs w:val="1"/>
-                <w:sz w:val="30"/>
-                <w:szCs w:val="30"/>
-                <w:rtl w:val="0"/>
-              </w:rPr>
-              <w:t xml:space="preserve">SetEcoModeBrightness</w:t>
-            </w:r>
-            <w:r>
-              <w:rPr>
-                <w:rFonts w:ascii="Montserrat" w:cs="Montserrat" w:eastAsia="Montserrat" w:hAnsi="Montserrat"/>
-                <w:b w:val="1"/>
-                <w:bCs w:val="1"/>
-                <w:sz w:val="30"/>
-                <w:szCs w:val="30"/>
-                <w:rtl w:val="0"/>
-              </w:rPr>
-              <w:t xml:space="preserve"> </w:t>
-            </w:r>
-            <w:r>
-              <w:rPr>
-                <w:rtl w:val="0"/>
-              </w:rPr>
-            </w:r>
-          </w:p>
-        </w:tc>
-        <w:tc>
-          <w:tcPr>
-            <w:shd w:fill="auto" w:val="clear"/>
-            <w:tcMar>
-              <w:top w:w="100.0" w:type="dxa"/>
-              <w:left w:w="100.0" w:type="dxa"/>
-              <w:bottom w:w="100.0" w:type="dxa"/>
-              <w:right w:w="100.0" w:type="dxa"/>
-            </w:tcMar>
-            <w:vAlign w:val="top"/>
-          </w:tcPr>
-          <w:p>
-            <w:pPr>
-              <w:ind w:right="-558.188976377952"/>
-              <w:rPr>
-                <w:rFonts w:ascii="Montserrat Medium" w:cs="Montserrat Medium" w:eastAsia="Montserrat Medium" w:hAnsi="Montserrat Medium"/>
-                <w:sz w:val="30"/>
-                <w:szCs w:val="30"/>
-              </w:rPr>
-            </w:pPr>
-            <w:r>
-              <w:rPr>
-                <w:rFonts w:ascii="Montserrat Medium" w:cs="Montserrat Medium" w:eastAsia="Montserrat Medium" w:hAnsi="Montserrat Medium"/>
-                <w:sz w:val="30"/>
-                <w:szCs w:val="30"/>
-                <w:rtl w:val="0"/>
-              </w:rPr>
-              <w:t xml:space="preserve">agisce Brightness</w:t>
-            </w:r>
-          </w:p>
-        </w:tc>
-      </w:tr>
-      <w:tr>
-        <w:trPr>
-          <w:cantSplit w:val="0"/>
-          <w:tblHeader w:val="0"/>
-        </w:trPr>
-        <w:tc>
-          <w:tcPr>
-            <w:shd w:fill="auto" w:val="clear"/>
-            <w:tcMar>
-              <w:top w:w="100.0" w:type="dxa"/>
-              <w:left w:w="100.0" w:type="dxa"/>
-              <w:bottom w:w="100.0" w:type="dxa"/>
-              <w:right w:w="100.0" w:type="dxa"/>
-            </w:tcMar>
-            <w:vAlign w:val="top"/>
-          </w:tcPr>
-          <w:p>
-            <w:pPr>
-              <w:ind w:right="-558.188976377952"/>
-              <w:rPr>
-                <w:rFonts w:ascii="Montserrat Medium" w:cs="Montserrat Medium" w:eastAsia="Montserrat Medium" w:hAnsi="Montserrat Medium"/>
-                <w:sz w:val="30"/>
-                <w:szCs w:val="30"/>
-              </w:rPr>
-            </w:pPr>
-            <w:r>
-              <w:rPr>
-                <w:rFonts w:ascii="Montserrat" w:cs="Montserrat" w:eastAsia="Montserrat" w:hAnsi="Montserrat"/>
-                <w:b w:val="1"/>
-                <w:bCs w:val="1"/>
-                <w:sz w:val="30"/>
-                <w:szCs w:val="30"/>
-                <w:rtl w:val="0"/>
-              </w:rPr>
-              <w:t xml:space="preserve">TurnOffAfterTime</w:t>
-            </w:r>
-            <w:r>
-              <w:rPr>
-                <w:rFonts w:ascii="Montserrat" w:cs="Montserrat" w:eastAsia="Montserrat" w:hAnsi="Montserrat"/>
-                <w:b w:val="1"/>
-                <w:bCs w:val="1"/>
-                <w:sz w:val="30"/>
-                <w:szCs w:val="30"/>
-                <w:rtl w:val="0"/>
-              </w:rPr>
-              <w:t xml:space="preserve"> </w:t>
-            </w:r>
-            <w:r>
-              <w:rPr>
-                <w:rtl w:val="0"/>
-              </w:rPr>
-            </w:r>
-          </w:p>
-        </w:tc>
-        <w:tc>
-          <w:tcPr>
-            <w:shd w:fill="auto" w:val="clear"/>
-            <w:tcMar>
-              <w:top w:w="100.0" w:type="dxa"/>
-              <w:left w:w="100.0" w:type="dxa"/>
-              <w:bottom w:w="100.0" w:type="dxa"/>
-              <w:right w:w="100.0" w:type="dxa"/>
-            </w:tcMar>
-            <w:vAlign w:val="top"/>
-          </w:tcPr>
-          <w:p>
-            <w:pPr>
-              <w:ind w:right="-558.188976377952"/>
-              <w:rPr>
-                <w:rFonts w:ascii="Montserrat Medium" w:cs="Montserrat Medium" w:eastAsia="Montserrat Medium" w:hAnsi="Montserrat Medium"/>
-                <w:sz w:val="30"/>
-                <w:szCs w:val="30"/>
-              </w:rPr>
-            </w:pPr>
-            <w:r>
-              <w:rPr>
-                <w:rFonts w:ascii="Montserrat Medium" w:cs="Montserrat Medium" w:eastAsia="Montserrat Medium" w:hAnsi="Montserrat Medium"/>
-                <w:sz w:val="30"/>
-                <w:szCs w:val="30"/>
-                <w:rtl w:val="0"/>
-              </w:rPr>
-              <w:t xml:space="preserve">dopo un tot di tempo in cui la lampada è accesa agisce sullo stato della lampada</w:t>
-            </w:r>
-          </w:p>
-        </w:tc>
-      </w:tr>
-    </w:tbl>
-    <w:p>
-      <w:pPr>
-        <w:rPr>
-          <w:rFonts w:ascii="Montserrat Medium" w:cs="Montserrat Medium" w:eastAsia="Montserrat Medium" w:hAnsi="Montserrat Medium"/>
-          <w:sz w:val="30"/>
-          <w:szCs w:val="30"/>
-        </w:rPr>
-      </w:pPr>
-      <w:r>
-        <w:rPr>
-          <w:rtl w:val="0"/>
-        </w:rPr>
-      </w:r>
-    </w:p>
-    <w:p>
-      <w:pPr>
+        <w:t xml:space="preserve">Classe che eredita da </w:t>
+      </w:r>
+      <w:r>
+        <w:rPr>
+          <w:rFonts w:ascii="Montserrat Medium" w:cs="Montserrat Medium" w:eastAsia="Montserrat Medium" w:hAnsi="Montserrat Medium"/>
+          <w:sz w:val="30"/>
+          <w:szCs w:val="30"/>
+          <w:rtl w:val="0"/>
+        </w:rPr>
+        <w:t xml:space="preserve">AbstractLamp</w:t>
+      </w:r>
+      <w:r>
+        <w:rPr>
+          <w:rtl w:val="0"/>
+        </w:rPr>
+      </w:r>
+    </w:p>
+    <w:p>
+      <w:pPr>
+        <w:ind w:left="0" w:firstLine="0"/>
         <w:rPr>
           <w:rFonts w:ascii="Montserrat Medium" w:cs="Montserrat Medium" w:eastAsia="Montserrat Medium" w:hAnsi="Montserrat Medium"/>
           <w:sz w:val="30"/>
@@ -1464,315 +1256,54 @@
           <w:szCs w:val="30"/>
           <w:rtl w:val="0"/>
         </w:rPr>
-        <w:t xml:space="preserve">AbstractLamp </w:t>
-      </w:r>
-      <w:r>
-        <w:rPr>
-          <w:rFonts w:ascii="Montserrat Medium" w:cs="Montserrat Medium" w:eastAsia="Montserrat Medium" w:hAnsi="Montserrat Medium"/>
-          <w:sz w:val="30"/>
-          <w:szCs w:val="30"/>
-          <w:rtl w:val="0"/>
-        </w:rPr>
-        <w:t xml:space="preserve">{Abstract}:</w:t>
-      </w:r>
-    </w:p>
-    <w:p>
-      <w:pPr>
-        <w:rPr>
-          <w:rFonts w:ascii="Montserrat Medium" w:cs="Montserrat Medium" w:eastAsia="Montserrat Medium" w:hAnsi="Montserrat Medium"/>
-          <w:sz w:val="30"/>
-          <w:szCs w:val="30"/>
-        </w:rPr>
-      </w:pPr>
-      <w:r>
-        <w:rPr>
-          <w:rFonts w:ascii="Montserrat Medium" w:cs="Montserrat Medium" w:eastAsia="Montserrat Medium" w:hAnsi="Montserrat Medium"/>
-          <w:sz w:val="30"/>
-          <w:szCs w:val="30"/>
-          <w:rtl w:val="0"/>
-        </w:rPr>
-        <w:t xml:space="preserve">Classe che modella una lampada astratta, modello per Lamp e EcoLamp. Funzionalità astratte di cambio di luminosità. Eredita da AbstractDevice.</w:t>
-      </w:r>
-    </w:p>
-    <w:p>
-      <w:pPr>
-        <w:rPr>
-          <w:rFonts w:ascii="Montserrat Medium" w:cs="Montserrat Medium" w:eastAsia="Montserrat Medium" w:hAnsi="Montserrat Medium"/>
-          <w:sz w:val="30"/>
-          <w:szCs w:val="30"/>
-        </w:rPr>
-      </w:pPr>
-      <w:r>
-        <w:rPr>
-          <w:rtl w:val="0"/>
-        </w:rPr>
-      </w:r>
-    </w:p>
-    <w:p>
-      <w:pPr>
-        <w:rPr>
-          <w:rFonts w:ascii="Montserrat Medium" w:cs="Montserrat Medium" w:eastAsia="Montserrat Medium" w:hAnsi="Montserrat Medium"/>
-          <w:sz w:val="30"/>
-          <w:szCs w:val="30"/>
-        </w:rPr>
-      </w:pPr>
-      <w:r>
-        <w:rPr>
-          <w:rtl w:val="0"/>
-        </w:rPr>
-      </w:r>
-    </w:p>
-    <w:tbl>
-      <w:tblPr>
-        <w:tblStyle w:val="Table3"/>
-        <w:tblW w:w="9922.0" w:type="dxa"/>
-        <w:jc w:val="left"/>
-        <w:tblBorders>
-          <w:top w:color="000000" w:space="0" w:sz="8" w:val="single"/>
-          <w:left w:color="000000" w:space="0" w:sz="8" w:val="single"/>
-          <w:bottom w:color="000000" w:space="0" w:sz="8" w:val="single"/>
-          <w:right w:color="000000" w:space="0" w:sz="8" w:val="single"/>
-          <w:insideH w:color="000000" w:space="0" w:sz="8" w:val="single"/>
-          <w:insideV w:color="000000" w:space="0" w:sz="8" w:val="single"/>
-        </w:tblBorders>
-        <w:tblLayout w:type="fixed"/>
-        <w:tblLook w:val="0600"/>
-      </w:tblPr>
-      <w:tblGrid>
-        <w:gridCol w:w="4961"/>
-        <w:gridCol w:w="4961"/>
-        <w:tblGridChange w:id="0">
-          <w:tblGrid>
-            <w:gridCol w:w="4961"/>
-            <w:gridCol w:w="4961"/>
-          </w:tblGrid>
-        </w:tblGridChange>
-      </w:tblGrid>
-      <w:tr>
-        <w:trPr>
-          <w:cantSplit w:val="0"/>
-          <w:tblHeader w:val="0"/>
-        </w:trPr>
-        <w:tc>
-          <w:tcPr>
-            <w:shd w:fill="auto" w:val="clear"/>
-            <w:tcMar>
-              <w:top w:w="100.0" w:type="dxa"/>
-              <w:left w:w="100.0" w:type="dxa"/>
-              <w:bottom w:w="100.0" w:type="dxa"/>
-              <w:right w:w="100.0" w:type="dxa"/>
-            </w:tcMar>
-            <w:vAlign w:val="top"/>
-          </w:tcPr>
-          <w:p>
-            <w:pPr>
-              <w:widowControl w:val="0"/>
-              <w:spacing w:line="240" w:lineRule="auto"/>
-              <w:rPr>
-                <w:rFonts w:ascii="Montserrat Medium" w:cs="Montserrat Medium" w:eastAsia="Montserrat Medium" w:hAnsi="Montserrat Medium"/>
-                <w:sz w:val="30"/>
-                <w:szCs w:val="30"/>
-                <w:u w:val="single"/>
-              </w:rPr>
-            </w:pPr>
-            <w:r>
-              <w:rPr>
-                <w:rFonts w:ascii="Montserrat Medium" w:cs="Montserrat Medium" w:eastAsia="Montserrat Medium" w:hAnsi="Montserrat Medium"/>
-                <w:sz w:val="30"/>
-                <w:szCs w:val="30"/>
-                <w:u w:val="single"/>
-                <w:rtl w:val="0"/>
-              </w:rPr>
-              <w:t xml:space="preserve">METODO</w:t>
-            </w:r>
-          </w:p>
-        </w:tc>
-        <w:tc>
-          <w:tcPr>
-            <w:shd w:fill="auto" w:val="clear"/>
-            <w:tcMar>
-              <w:top w:w="100.0" w:type="dxa"/>
-              <w:left w:w="100.0" w:type="dxa"/>
-              <w:bottom w:w="100.0" w:type="dxa"/>
-              <w:right w:w="100.0" w:type="dxa"/>
-            </w:tcMar>
-            <w:vAlign w:val="top"/>
-          </w:tcPr>
-          <w:p>
-            <w:pPr>
-              <w:widowControl w:val="0"/>
-              <w:spacing w:line="240" w:lineRule="auto"/>
-              <w:rPr>
-                <w:rFonts w:ascii="Montserrat Medium" w:cs="Montserrat Medium" w:eastAsia="Montserrat Medium" w:hAnsi="Montserrat Medium"/>
-                <w:sz w:val="30"/>
-                <w:szCs w:val="30"/>
-                <w:u w:val="single"/>
-              </w:rPr>
-            </w:pPr>
-            <w:r>
-              <w:rPr>
-                <w:rFonts w:ascii="Montserrat Medium" w:cs="Montserrat Medium" w:eastAsia="Montserrat Medium" w:hAnsi="Montserrat Medium"/>
-                <w:sz w:val="30"/>
-                <w:szCs w:val="30"/>
-                <w:u w:val="single"/>
-                <w:rtl w:val="0"/>
-              </w:rPr>
-              <w:t xml:space="preserve">FUNZIONAMENTO</w:t>
-            </w:r>
-          </w:p>
-        </w:tc>
-      </w:tr>
-      <w:tr>
-        <w:trPr>
-          <w:cantSplit w:val="0"/>
-          <w:tblHeader w:val="0"/>
-        </w:trPr>
-        <w:tc>
-          <w:tcPr>
-            <w:shd w:fill="auto" w:val="clear"/>
-            <w:tcMar>
-              <w:top w:w="100.0" w:type="dxa"/>
-              <w:left w:w="100.0" w:type="dxa"/>
-              <w:bottom w:w="100.0" w:type="dxa"/>
-              <w:right w:w="100.0" w:type="dxa"/>
-            </w:tcMar>
-            <w:vAlign w:val="top"/>
-          </w:tcPr>
-          <w:p>
-            <w:pPr>
-              <w:ind w:right="-558.188976377952"/>
-              <w:rPr>
-                <w:rFonts w:ascii="Montserrat Medium" w:cs="Montserrat Medium" w:eastAsia="Montserrat Medium" w:hAnsi="Montserrat Medium"/>
-                <w:sz w:val="30"/>
-                <w:szCs w:val="30"/>
-              </w:rPr>
-            </w:pPr>
-            <w:r>
-              <w:rPr>
-                <w:rFonts w:ascii="Montserrat" w:cs="Montserrat" w:eastAsia="Montserrat" w:hAnsi="Montserrat"/>
-                <w:b w:val="1"/>
-                <w:bCs w:val="1"/>
-                <w:sz w:val="30"/>
-                <w:szCs w:val="30"/>
-                <w:rtl w:val="0"/>
-              </w:rPr>
-              <w:t xml:space="preserve">SetBrightness</w:t>
-            </w:r>
-            <w:r>
-              <w:rPr>
-                <w:rtl w:val="0"/>
-              </w:rPr>
-            </w:r>
-          </w:p>
-        </w:tc>
-        <w:tc>
-          <w:tcPr>
-            <w:shd w:fill="auto" w:val="clear"/>
-            <w:tcMar>
-              <w:top w:w="100.0" w:type="dxa"/>
-              <w:left w:w="100.0" w:type="dxa"/>
-              <w:bottom w:w="100.0" w:type="dxa"/>
-              <w:right w:w="100.0" w:type="dxa"/>
-            </w:tcMar>
-            <w:vAlign w:val="top"/>
-          </w:tcPr>
-          <w:p>
-            <w:pPr>
-              <w:ind w:right="-558.188976377952"/>
-              <w:rPr>
-                <w:rFonts w:ascii="Montserrat Medium" w:cs="Montserrat Medium" w:eastAsia="Montserrat Medium" w:hAnsi="Montserrat Medium"/>
-                <w:sz w:val="30"/>
-                <w:szCs w:val="30"/>
-              </w:rPr>
-            </w:pPr>
-            <w:r>
-              <w:rPr>
-                <w:rFonts w:ascii="Montserrat Medium" w:cs="Montserrat Medium" w:eastAsia="Montserrat Medium" w:hAnsi="Montserrat Medium"/>
-                <w:sz w:val="30"/>
-                <w:szCs w:val="30"/>
-                <w:rtl w:val="0"/>
-              </w:rPr>
-              <w:t xml:space="preserve">agisce Brightness</w:t>
-            </w:r>
-          </w:p>
-        </w:tc>
-      </w:tr>
-      <w:tr>
-        <w:trPr>
-          <w:cantSplit w:val="0"/>
-          <w:tblHeader w:val="0"/>
-        </w:trPr>
-        <w:tc>
-          <w:tcPr>
-            <w:shd w:fill="auto" w:val="clear"/>
-            <w:tcMar>
-              <w:top w:w="100.0" w:type="dxa"/>
-              <w:left w:w="100.0" w:type="dxa"/>
-              <w:bottom w:w="100.0" w:type="dxa"/>
-              <w:right w:w="100.0" w:type="dxa"/>
-            </w:tcMar>
-            <w:vAlign w:val="top"/>
-          </w:tcPr>
-          <w:p>
-            <w:pPr>
-              <w:ind w:right="-558.188976377952"/>
-              <w:rPr>
-                <w:rFonts w:ascii="Montserrat Medium" w:cs="Montserrat Medium" w:eastAsia="Montserrat Medium" w:hAnsi="Montserrat Medium"/>
-                <w:sz w:val="30"/>
-                <w:szCs w:val="30"/>
-              </w:rPr>
-            </w:pPr>
-            <w:r>
-              <w:rPr>
-                <w:rFonts w:ascii="Montserrat" w:cs="Montserrat" w:eastAsia="Montserrat" w:hAnsi="Montserrat"/>
-                <w:b w:val="1"/>
-                <w:bCs w:val="1"/>
-                <w:sz w:val="30"/>
-                <w:szCs w:val="30"/>
-                <w:rtl w:val="0"/>
-              </w:rPr>
-              <w:t xml:space="preserve">Brighten e Dimmer</w:t>
-            </w:r>
-            <w:r>
-              <w:rPr>
-                <w:rtl w:val="0"/>
-              </w:rPr>
-            </w:r>
-          </w:p>
-        </w:tc>
-        <w:tc>
-          <w:tcPr>
-            <w:shd w:fill="auto" w:val="clear"/>
-            <w:tcMar>
-              <w:top w:w="100.0" w:type="dxa"/>
-              <w:left w:w="100.0" w:type="dxa"/>
-              <w:bottom w:w="100.0" w:type="dxa"/>
-              <w:right w:w="100.0" w:type="dxa"/>
-            </w:tcMar>
-            <w:vAlign w:val="top"/>
-          </w:tcPr>
-          <w:p>
-            <w:pPr>
-              <w:ind w:right="-558.188976377952"/>
-              <w:rPr>
-                <w:rFonts w:ascii="Montserrat Medium" w:cs="Montserrat Medium" w:eastAsia="Montserrat Medium" w:hAnsi="Montserrat Medium"/>
-                <w:sz w:val="30"/>
-                <w:szCs w:val="30"/>
-              </w:rPr>
-            </w:pPr>
-            <w:r>
-              <w:rPr>
-                <w:rFonts w:ascii="Montserrat Medium" w:cs="Montserrat Medium" w:eastAsia="Montserrat Medium" w:hAnsi="Montserrat Medium"/>
-                <w:sz w:val="30"/>
-                <w:szCs w:val="30"/>
-                <w:rtl w:val="0"/>
-              </w:rPr>
-              <w:t xml:space="preserve">agisce Brightness</w:t>
-            </w:r>
-          </w:p>
-        </w:tc>
-      </w:tr>
-    </w:tbl>
+        <w:t xml:space="preserve">EcoLamp</w:t>
+      </w:r>
+      <w:r>
+        <w:rPr>
+          <w:rFonts w:ascii="Montserrat Medium" w:cs="Montserrat Medium" w:eastAsia="Montserrat Medium" w:hAnsi="Montserrat Medium"/>
+          <w:sz w:val="30"/>
+          <w:szCs w:val="30"/>
+          <w:rtl w:val="0"/>
+        </w:rPr>
+        <w:t xml:space="preserve">:</w:t>
+      </w:r>
+    </w:p>
+    <w:p>
+      <w:pPr>
+        <w:rPr>
+          <w:rFonts w:ascii="Montserrat Medium" w:cs="Montserrat Medium" w:eastAsia="Montserrat Medium" w:hAnsi="Montserrat Medium"/>
+          <w:sz w:val="30"/>
+          <w:szCs w:val="30"/>
+        </w:rPr>
+      </w:pPr>
+      <w:r>
+        <w:rPr>
+          <w:rFonts w:ascii="Montserrat Medium" w:cs="Montserrat Medium" w:eastAsia="Montserrat Medium" w:hAnsi="Montserrat Medium"/>
+          <w:sz w:val="30"/>
+          <w:szCs w:val="30"/>
+          <w:rtl w:val="0"/>
+        </w:rPr>
+        <w:t xml:space="preserve">Classe che eredita da </w:t>
+      </w:r>
+      <w:r>
+        <w:rPr>
+          <w:rFonts w:ascii="Montserrat Medium" w:cs="Montserrat Medium" w:eastAsia="Montserrat Medium" w:hAnsi="Montserrat Medium"/>
+          <w:sz w:val="30"/>
+          <w:szCs w:val="30"/>
+          <w:rtl w:val="0"/>
+        </w:rPr>
+        <w:t xml:space="preserve">AbstractLamp</w:t>
+      </w:r>
+      <w:r>
+        <w:rPr>
+          <w:rFonts w:ascii="Montserrat Medium" w:cs="Montserrat Medium" w:eastAsia="Montserrat Medium" w:hAnsi="Montserrat Medium"/>
+          <w:sz w:val="30"/>
+          <w:szCs w:val="30"/>
+          <w:rtl w:val="0"/>
+        </w:rPr>
+        <w:t xml:space="preserve"> e gestisce le funzionalità aggiuntive Eco</w:t>
+      </w:r>
+    </w:p>
     <w:p>
       <w:pPr>
         <w:rPr>
@@ -1823,6 +1354,118 @@
           <w:szCs w:val="30"/>
           <w:rtl w:val="0"/>
         </w:rPr>
+        <w:t xml:space="preserve">AbstractLamp </w:t>
+      </w:r>
+      <w:r>
+        <w:rPr>
+          <w:rFonts w:ascii="Montserrat Medium" w:cs="Montserrat Medium" w:eastAsia="Montserrat Medium" w:hAnsi="Montserrat Medium"/>
+          <w:sz w:val="30"/>
+          <w:szCs w:val="30"/>
+          <w:rtl w:val="0"/>
+        </w:rPr>
+        <w:t xml:space="preserve">{Abstract}:</w:t>
+      </w:r>
+    </w:p>
+    <w:p>
+      <w:pPr>
+        <w:rPr>
+          <w:rFonts w:ascii="Montserrat Medium" w:cs="Montserrat Medium" w:eastAsia="Montserrat Medium" w:hAnsi="Montserrat Medium"/>
+          <w:sz w:val="30"/>
+          <w:szCs w:val="30"/>
+        </w:rPr>
+      </w:pPr>
+      <w:r>
+        <w:rPr>
+          <w:rFonts w:ascii="Montserrat Medium" w:cs="Montserrat Medium" w:eastAsia="Montserrat Medium" w:hAnsi="Montserrat Medium"/>
+          <w:sz w:val="30"/>
+          <w:szCs w:val="30"/>
+          <w:rtl w:val="0"/>
+        </w:rPr>
+        <w:t xml:space="preserve">Classe che modella una lampada astratta, modello per Lamp e EcoLamp. Funzionalità astratte di cambio di luminosità. </w:t>
+      </w:r>
+      <w:r>
+        <w:rPr>
+          <w:rFonts w:ascii="Montserrat Medium" w:cs="Montserrat Medium" w:eastAsia="Montserrat Medium" w:hAnsi="Montserrat Medium"/>
+          <w:sz w:val="30"/>
+          <w:szCs w:val="30"/>
+          <w:rtl w:val="0"/>
+        </w:rPr>
+        <w:t xml:space="preserve">Eredita</w:t>
+      </w:r>
+      <w:r>
+        <w:rPr>
+          <w:rFonts w:ascii="Montserrat Medium" w:cs="Montserrat Medium" w:eastAsia="Montserrat Medium" w:hAnsi="Montserrat Medium"/>
+          <w:sz w:val="30"/>
+          <w:szCs w:val="30"/>
+          <w:rtl w:val="0"/>
+        </w:rPr>
+        <w:t xml:space="preserve"> da </w:t>
+      </w:r>
+      <w:r>
+        <w:rPr>
+          <w:rFonts w:ascii="Montserrat Medium" w:cs="Montserrat Medium" w:eastAsia="Montserrat Medium" w:hAnsi="Montserrat Medium"/>
+          <w:sz w:val="30"/>
+          <w:szCs w:val="30"/>
+          <w:rtl w:val="0"/>
+        </w:rPr>
+        <w:t xml:space="preserve">AbstractDevice.</w:t>
+      </w:r>
+      <w:r>
+        <w:rPr>
+          <w:rtl w:val="0"/>
+        </w:rPr>
+      </w:r>
+    </w:p>
+    <w:p>
+      <w:pPr>
+        <w:rPr>
+          <w:rFonts w:ascii="Montserrat Medium" w:cs="Montserrat Medium" w:eastAsia="Montserrat Medium" w:hAnsi="Montserrat Medium"/>
+          <w:sz w:val="30"/>
+          <w:szCs w:val="30"/>
+        </w:rPr>
+      </w:pPr>
+      <w:r>
+        <w:rPr>
+          <w:rtl w:val="0"/>
+        </w:rPr>
+      </w:r>
+    </w:p>
+    <w:p>
+      <w:pPr>
+        <w:rPr>
+          <w:rFonts w:ascii="Montserrat Medium" w:cs="Montserrat Medium" w:eastAsia="Montserrat Medium" w:hAnsi="Montserrat Medium"/>
+          <w:sz w:val="30"/>
+          <w:szCs w:val="30"/>
+        </w:rPr>
+      </w:pPr>
+      <w:r>
+        <w:rPr>
+          <w:rtl w:val="0"/>
+        </w:rPr>
+      </w:r>
+    </w:p>
+    <w:p>
+      <w:pPr>
+        <w:numPr>
+          <w:ilvl w:val="0"/>
+          <w:numId w:val="4"/>
+        </w:numPr>
+        <w:ind w:left="141.73228346456688" w:hanging="360"/>
+        <w:rPr>
+          <w:rFonts w:ascii="Montserrat Medium" w:cs="Montserrat Medium" w:eastAsia="Montserrat Medium" w:hAnsi="Montserrat Medium"/>
+          <w:sz w:val="30"/>
+          <w:szCs w:val="30"/>
+        </w:rPr>
+      </w:pPr>
+      <w:r>
+        <w:rPr>
+          <w:rFonts w:ascii="Montserrat" w:cs="Montserrat" w:eastAsia="Montserrat" w:hAnsi="Montserrat"/>
+          <w:b w:val="1"/>
+          <w:bCs w:val="1"/>
+          <w:sz w:val="30"/>
+          <w:szCs w:val="30"/>
+          <w:rtl w:val="0"/>
+        </w:rPr>
         <w:t xml:space="preserve">TwoLampDevice</w:t>
       </w:r>
       <w:r>
@@ -1858,770 +1501,6 @@
         <w:t xml:space="preserve">Classe che modella un dispositivo che controlla le due lampade, con funzionalità di accensione e spegnimento singolo e doppio, cambio di luminosità singolo e doppio, luminosità eco e spegnimento dopo un tot di tempo.</w:t>
       </w:r>
     </w:p>
-    <w:p>
-      <w:pPr>
-        <w:rPr>
-          <w:rFonts w:ascii="Montserrat Medium" w:cs="Montserrat Medium" w:eastAsia="Montserrat Medium" w:hAnsi="Montserrat Medium"/>
-          <w:sz w:val="30"/>
-          <w:szCs w:val="30"/>
-        </w:rPr>
-      </w:pPr>
-      <w:r>
-        <w:rPr>
-          <w:rtl w:val="0"/>
-        </w:rPr>
-      </w:r>
-    </w:p>
-    <w:tbl>
-      <w:tblPr>
-        <w:tblStyle w:val="Table4"/>
-        <w:tblW w:w="9922.0" w:type="dxa"/>
-        <w:jc w:val="left"/>
-        <w:tblBorders>
-          <w:top w:color="000000" w:space="0" w:sz="8" w:val="single"/>
-          <w:left w:color="000000" w:space="0" w:sz="8" w:val="single"/>
-          <w:bottom w:color="000000" w:space="0" w:sz="8" w:val="single"/>
-          <w:right w:color="000000" w:space="0" w:sz="8" w:val="single"/>
-          <w:insideH w:color="000000" w:space="0" w:sz="8" w:val="single"/>
-          <w:insideV w:color="000000" w:space="0" w:sz="8" w:val="single"/>
-        </w:tblBorders>
-        <w:tblLayout w:type="fixed"/>
-        <w:tblLook w:val="0600"/>
-      </w:tblPr>
-      <w:tblGrid>
-        <w:gridCol w:w="4961"/>
-        <w:gridCol w:w="4961"/>
-        <w:tblGridChange w:id="0">
-          <w:tblGrid>
-            <w:gridCol w:w="4961"/>
-            <w:gridCol w:w="4961"/>
-          </w:tblGrid>
-        </w:tblGridChange>
-      </w:tblGrid>
-      <w:tr>
-        <w:trPr>
-          <w:cantSplit w:val="0"/>
-          <w:tblHeader w:val="0"/>
-        </w:trPr>
-        <w:tc>
-          <w:tcPr>
-            <w:shd w:fill="auto" w:val="clear"/>
-            <w:tcMar>
-              <w:top w:w="100.0" w:type="dxa"/>
-              <w:left w:w="100.0" w:type="dxa"/>
-              <w:bottom w:w="100.0" w:type="dxa"/>
-              <w:right w:w="100.0" w:type="dxa"/>
-            </w:tcMar>
-            <w:vAlign w:val="top"/>
-          </w:tcPr>
-          <w:p>
-            <w:pPr>
-              <w:widowControl w:val="0"/>
-              <w:spacing w:line="240" w:lineRule="auto"/>
-              <w:rPr>
-                <w:rFonts w:ascii="Montserrat Medium" w:cs="Montserrat Medium" w:eastAsia="Montserrat Medium" w:hAnsi="Montserrat Medium"/>
-                <w:sz w:val="30"/>
-                <w:szCs w:val="30"/>
-              </w:rPr>
-            </w:pPr>
-            <w:r>
-              <w:rPr>
-                <w:rFonts w:ascii="Montserrat Medium" w:cs="Montserrat Medium" w:eastAsia="Montserrat Medium" w:hAnsi="Montserrat Medium"/>
-                <w:sz w:val="30"/>
-                <w:szCs w:val="30"/>
-                <w:u w:val="single"/>
-                <w:rtl w:val="0"/>
-              </w:rPr>
-              <w:t xml:space="preserve">METODO</w:t>
-            </w:r>
-            <w:r>
-              <w:rPr>
-                <w:rtl w:val="0"/>
-              </w:rPr>
-            </w:r>
-          </w:p>
-        </w:tc>
-        <w:tc>
-          <w:tcPr>
-            <w:shd w:fill="auto" w:val="clear"/>
-            <w:tcMar>
-              <w:top w:w="100.0" w:type="dxa"/>
-              <w:left w:w="100.0" w:type="dxa"/>
-              <w:bottom w:w="100.0" w:type="dxa"/>
-              <w:right w:w="100.0" w:type="dxa"/>
-            </w:tcMar>
-            <w:vAlign w:val="top"/>
-          </w:tcPr>
-          <w:p>
-            <w:pPr>
-              <w:widowControl w:val="0"/>
-              <w:spacing w:line="240" w:lineRule="auto"/>
-              <w:rPr>
-                <w:rFonts w:ascii="Montserrat Medium" w:cs="Montserrat Medium" w:eastAsia="Montserrat Medium" w:hAnsi="Montserrat Medium"/>
-                <w:sz w:val="30"/>
-                <w:szCs w:val="30"/>
-              </w:rPr>
-            </w:pPr>
-            <w:r>
-              <w:rPr>
-                <w:rFonts w:ascii="Montserrat Medium" w:cs="Montserrat Medium" w:eastAsia="Montserrat Medium" w:hAnsi="Montserrat Medium"/>
-                <w:sz w:val="30"/>
-                <w:szCs w:val="30"/>
-                <w:u w:val="single"/>
-                <w:rtl w:val="0"/>
-              </w:rPr>
-              <w:t xml:space="preserve">FUNZIONAMENTO</w:t>
-            </w:r>
-            <w:r>
-              <w:rPr>
-                <w:rtl w:val="0"/>
-              </w:rPr>
-            </w:r>
-          </w:p>
-        </w:tc>
-      </w:tr>
-      <w:tr>
-        <w:trPr>
-          <w:cantSplit w:val="0"/>
-          <w:tblHeader w:val="0"/>
-        </w:trPr>
-        <w:tc>
-          <w:tcPr>
-            <w:shd w:fill="auto" w:val="clear"/>
-            <w:tcMar>
-              <w:top w:w="100.0" w:type="dxa"/>
-              <w:left w:w="100.0" w:type="dxa"/>
-              <w:bottom w:w="100.0" w:type="dxa"/>
-              <w:right w:w="100.0" w:type="dxa"/>
-            </w:tcMar>
-            <w:vAlign w:val="top"/>
-          </w:tcPr>
-          <w:p>
-            <w:pPr>
-              <w:rPr>
-                <w:rFonts w:ascii="Montserrat Medium" w:cs="Montserrat Medium" w:eastAsia="Montserrat Medium" w:hAnsi="Montserrat Medium"/>
-                <w:sz w:val="30"/>
-                <w:szCs w:val="30"/>
-              </w:rPr>
-            </w:pPr>
-            <w:r>
-              <w:rPr>
-                <w:rFonts w:ascii="Montserrat" w:cs="Montserrat" w:eastAsia="Montserrat" w:hAnsi="Montserrat"/>
-                <w:b w:val="1"/>
-                <w:bCs w:val="1"/>
-                <w:sz w:val="30"/>
-                <w:szCs w:val="30"/>
-                <w:rtl w:val="0"/>
-              </w:rPr>
-              <w:t xml:space="preserve">TurnOnOneLamp</w:t>
-            </w:r>
-            <w:r>
-              <w:rPr>
-                <w:rFonts w:ascii="Montserrat" w:cs="Montserrat" w:eastAsia="Montserrat" w:hAnsi="Montserrat"/>
-                <w:b w:val="1"/>
-                <w:bCs w:val="1"/>
-                <w:sz w:val="30"/>
-                <w:szCs w:val="30"/>
-                <w:rtl w:val="0"/>
-              </w:rPr>
-              <w:t xml:space="preserve"> e TurnOffOneLamp</w:t>
-            </w:r>
-            <w:r>
-              <w:rPr>
-                <w:rtl w:val="0"/>
-              </w:rPr>
-            </w:r>
-          </w:p>
-        </w:tc>
-        <w:tc>
-          <w:tcPr>
-            <w:shd w:fill="auto" w:val="clear"/>
-            <w:tcMar>
-              <w:top w:w="100.0" w:type="dxa"/>
-              <w:left w:w="100.0" w:type="dxa"/>
-              <w:bottom w:w="100.0" w:type="dxa"/>
-              <w:right w:w="100.0" w:type="dxa"/>
-            </w:tcMar>
-            <w:vAlign w:val="top"/>
-          </w:tcPr>
-          <w:p>
-            <w:pPr>
-              <w:keepNext w:val="0"/>
-              <w:keepLines w:val="0"/>
-              <w:pageBreakBefore w:val="0"/>
-              <w:widowControl w:val="0"/>
-              <w:pBdr>
-                <w:top w:space="0" w:sz="0" w:val="nil"/>
-                <w:left w:space="0" w:sz="0" w:val="nil"/>
-                <w:bottom w:space="0" w:sz="0" w:val="nil"/>
-                <w:right w:space="0" w:sz="0" w:val="nil"/>
-                <w:between w:space="0" w:sz="0" w:val="nil"/>
-              </w:pBdr>
-              <w:shd w:fill="auto" w:val="clear"/>
-              <w:spacing w:after="0" w:before="0" w:line="240" w:lineRule="auto"/>
-              <w:ind w:left="0" w:right="0" w:firstLine="0"/>
-              <w:jc w:val="left"/>
-              <w:rPr>
-                <w:rFonts w:ascii="Montserrat Medium" w:cs="Montserrat Medium" w:eastAsia="Montserrat Medium" w:hAnsi="Montserrat Medium"/>
-                <w:sz w:val="30"/>
-                <w:szCs w:val="30"/>
-              </w:rPr>
-            </w:pPr>
-            <w:r>
-              <w:rPr>
-                <w:rFonts w:ascii="Montserrat Medium" w:cs="Montserrat Medium" w:eastAsia="Montserrat Medium" w:hAnsi="Montserrat Medium"/>
-                <w:sz w:val="30"/>
-                <w:szCs w:val="30"/>
-                <w:rtl w:val="0"/>
-              </w:rPr>
-              <w:t xml:space="preserve">agisce sullo stato di una lampada</w:t>
-            </w:r>
-          </w:p>
-        </w:tc>
-      </w:tr>
-      <w:tr>
-        <w:trPr>
-          <w:cantSplit w:val="0"/>
-          <w:tblHeader w:val="0"/>
-        </w:trPr>
-        <w:tc>
-          <w:tcPr>
-            <w:shd w:fill="auto" w:val="clear"/>
-            <w:tcMar>
-              <w:top w:w="100.0" w:type="dxa"/>
-              <w:left w:w="100.0" w:type="dxa"/>
-              <w:bottom w:w="100.0" w:type="dxa"/>
-              <w:right w:w="100.0" w:type="dxa"/>
-            </w:tcMar>
-            <w:vAlign w:val="top"/>
-          </w:tcPr>
-          <w:p>
-            <w:pPr>
-              <w:rPr>
-                <w:rFonts w:ascii="Montserrat Medium" w:cs="Montserrat Medium" w:eastAsia="Montserrat Medium" w:hAnsi="Montserrat Medium"/>
-                <w:sz w:val="30"/>
-                <w:szCs w:val="30"/>
-              </w:rPr>
-            </w:pPr>
-            <w:r>
-              <w:rPr>
-                <w:rFonts w:ascii="Montserrat" w:cs="Montserrat" w:eastAsia="Montserrat" w:hAnsi="Montserrat"/>
-                <w:b w:val="1"/>
-                <w:bCs w:val="1"/>
-                <w:sz w:val="30"/>
-                <w:szCs w:val="30"/>
-                <w:rtl w:val="0"/>
-              </w:rPr>
-              <w:t xml:space="preserve">TurnBothOn</w:t>
-            </w:r>
-            <w:r>
-              <w:rPr>
-                <w:rFonts w:ascii="Montserrat" w:cs="Montserrat" w:eastAsia="Montserrat" w:hAnsi="Montserrat"/>
-                <w:b w:val="1"/>
-                <w:bCs w:val="1"/>
-                <w:sz w:val="30"/>
-                <w:szCs w:val="30"/>
-                <w:rtl w:val="0"/>
-              </w:rPr>
-              <w:t xml:space="preserve"> e TurnBothOff</w:t>
-            </w:r>
-            <w:r>
-              <w:rPr>
-                <w:rtl w:val="0"/>
-              </w:rPr>
-            </w:r>
-          </w:p>
-        </w:tc>
-        <w:tc>
-          <w:tcPr>
-            <w:shd w:fill="auto" w:val="clear"/>
-            <w:tcMar>
-              <w:top w:w="100.0" w:type="dxa"/>
-              <w:left w:w="100.0" w:type="dxa"/>
-              <w:bottom w:w="100.0" w:type="dxa"/>
-              <w:right w:w="100.0" w:type="dxa"/>
-            </w:tcMar>
-            <w:vAlign w:val="top"/>
-          </w:tcPr>
-          <w:p>
-            <w:pPr>
-              <w:widowControl w:val="0"/>
-              <w:spacing w:line="240" w:lineRule="auto"/>
-              <w:rPr>
-                <w:rFonts w:ascii="Montserrat Medium" w:cs="Montserrat Medium" w:eastAsia="Montserrat Medium" w:hAnsi="Montserrat Medium"/>
-                <w:sz w:val="30"/>
-                <w:szCs w:val="30"/>
-              </w:rPr>
-            </w:pPr>
-            <w:r>
-              <w:rPr>
-                <w:rFonts w:ascii="Montserrat Medium" w:cs="Montserrat Medium" w:eastAsia="Montserrat Medium" w:hAnsi="Montserrat Medium"/>
-                <w:sz w:val="30"/>
-                <w:szCs w:val="30"/>
-                <w:rtl w:val="0"/>
-              </w:rPr>
-              <w:t xml:space="preserve">agisce sullo stato di 2 lampada</w:t>
-            </w:r>
-          </w:p>
-        </w:tc>
-      </w:tr>
-      <w:tr>
-        <w:trPr>
-          <w:cantSplit w:val="0"/>
-          <w:tblHeader w:val="0"/>
-        </w:trPr>
-        <w:tc>
-          <w:tcPr>
-            <w:shd w:fill="auto" w:val="clear"/>
-            <w:tcMar>
-              <w:top w:w="100.0" w:type="dxa"/>
-              <w:left w:w="100.0" w:type="dxa"/>
-              <w:bottom w:w="100.0" w:type="dxa"/>
-              <w:right w:w="100.0" w:type="dxa"/>
-            </w:tcMar>
-            <w:vAlign w:val="top"/>
-          </w:tcPr>
-          <w:p>
-            <w:pPr>
-              <w:ind w:right="-699.9212598425191"/>
-              <w:rPr>
-                <w:rFonts w:ascii="Montserrat Medium" w:cs="Montserrat Medium" w:eastAsia="Montserrat Medium" w:hAnsi="Montserrat Medium"/>
-                <w:sz w:val="30"/>
-                <w:szCs w:val="30"/>
-              </w:rPr>
-            </w:pPr>
-            <w:r>
-              <w:rPr>
-                <w:rFonts w:ascii="Montserrat" w:cs="Montserrat" w:eastAsia="Montserrat" w:hAnsi="Montserrat"/>
-                <w:b w:val="1"/>
-                <w:bCs w:val="1"/>
-                <w:sz w:val="30"/>
-                <w:szCs w:val="30"/>
-                <w:rtl w:val="0"/>
-              </w:rPr>
-              <w:t xml:space="preserve">SetOneBrightness</w:t>
-            </w:r>
-            <w:r>
-              <w:rPr>
-                <w:rtl w:val="0"/>
-              </w:rPr>
-            </w:r>
-          </w:p>
-        </w:tc>
-        <w:tc>
-          <w:tcPr>
-            <w:shd w:fill="auto" w:val="clear"/>
-            <w:tcMar>
-              <w:top w:w="100.0" w:type="dxa"/>
-              <w:left w:w="100.0" w:type="dxa"/>
-              <w:bottom w:w="100.0" w:type="dxa"/>
-              <w:right w:w="100.0" w:type="dxa"/>
-            </w:tcMar>
-            <w:vAlign w:val="top"/>
-          </w:tcPr>
-          <w:p>
-            <w:pPr>
-              <w:widowControl w:val="0"/>
-              <w:spacing w:line="240" w:lineRule="auto"/>
-              <w:rPr>
-                <w:rFonts w:ascii="Montserrat Medium" w:cs="Montserrat Medium" w:eastAsia="Montserrat Medium" w:hAnsi="Montserrat Medium"/>
-                <w:sz w:val="30"/>
-                <w:szCs w:val="30"/>
-              </w:rPr>
-            </w:pPr>
-            <w:r>
-              <w:rPr>
-                <w:rFonts w:ascii="Montserrat Medium" w:cs="Montserrat Medium" w:eastAsia="Montserrat Medium" w:hAnsi="Montserrat Medium"/>
-                <w:sz w:val="30"/>
-                <w:szCs w:val="30"/>
-                <w:rtl w:val="0"/>
-              </w:rPr>
-              <w:t xml:space="preserve">agisce sullo luminosità di una lampada</w:t>
-            </w:r>
-          </w:p>
-        </w:tc>
-      </w:tr>
-      <w:tr>
-        <w:trPr>
-          <w:cantSplit w:val="0"/>
-          <w:tblHeader w:val="0"/>
-        </w:trPr>
-        <w:tc>
-          <w:tcPr>
-            <w:shd w:fill="auto" w:val="clear"/>
-            <w:tcMar>
-              <w:top w:w="100.0" w:type="dxa"/>
-              <w:left w:w="100.0" w:type="dxa"/>
-              <w:bottom w:w="100.0" w:type="dxa"/>
-              <w:right w:w="100.0" w:type="dxa"/>
-            </w:tcMar>
-            <w:vAlign w:val="top"/>
-          </w:tcPr>
-          <w:p>
-            <w:pPr>
-              <w:ind w:right="-699.9212598425191"/>
-              <w:rPr>
-                <w:rFonts w:ascii="Montserrat Medium" w:cs="Montserrat Medium" w:eastAsia="Montserrat Medium" w:hAnsi="Montserrat Medium"/>
-                <w:sz w:val="30"/>
-                <w:szCs w:val="30"/>
-              </w:rPr>
-            </w:pPr>
-            <w:r>
-              <w:rPr>
-                <w:rFonts w:ascii="Montserrat" w:cs="Montserrat" w:eastAsia="Montserrat" w:hAnsi="Montserrat"/>
-                <w:b w:val="1"/>
-                <w:bCs w:val="1"/>
-                <w:sz w:val="30"/>
-                <w:szCs w:val="30"/>
-                <w:rtl w:val="0"/>
-              </w:rPr>
-              <w:t xml:space="preserve">SetBothSameBrightness</w:t>
-            </w:r>
-            <w:r>
-              <w:rPr>
-                <w:rtl w:val="0"/>
-              </w:rPr>
-            </w:r>
-          </w:p>
-        </w:tc>
-        <w:tc>
-          <w:tcPr>
-            <w:shd w:fill="auto" w:val="clear"/>
-            <w:tcMar>
-              <w:top w:w="100.0" w:type="dxa"/>
-              <w:left w:w="100.0" w:type="dxa"/>
-              <w:bottom w:w="100.0" w:type="dxa"/>
-              <w:right w:w="100.0" w:type="dxa"/>
-            </w:tcMar>
-            <w:vAlign w:val="top"/>
-          </w:tcPr>
-          <w:p>
-            <w:pPr>
-              <w:widowControl w:val="0"/>
-              <w:spacing w:line="240" w:lineRule="auto"/>
-              <w:rPr>
-                <w:rFonts w:ascii="Montserrat Medium" w:cs="Montserrat Medium" w:eastAsia="Montserrat Medium" w:hAnsi="Montserrat Medium"/>
-                <w:sz w:val="30"/>
-                <w:szCs w:val="30"/>
-              </w:rPr>
-            </w:pPr>
-            <w:r>
-              <w:rPr>
-                <w:rFonts w:ascii="Montserrat Medium" w:cs="Montserrat Medium" w:eastAsia="Montserrat Medium" w:hAnsi="Montserrat Medium"/>
-                <w:sz w:val="30"/>
-                <w:szCs w:val="30"/>
-                <w:rtl w:val="0"/>
-              </w:rPr>
-              <w:t xml:space="preserve">agisce sullo luminosità di 2 lampada</w:t>
-            </w:r>
-          </w:p>
-        </w:tc>
-      </w:tr>
-      <w:tr>
-        <w:trPr>
-          <w:cantSplit w:val="0"/>
-          <w:tblHeader w:val="0"/>
-        </w:trPr>
-        <w:tc>
-          <w:tcPr>
-            <w:shd w:fill="auto" w:val="clear"/>
-            <w:tcMar>
-              <w:top w:w="100.0" w:type="dxa"/>
-              <w:left w:w="100.0" w:type="dxa"/>
-              <w:bottom w:w="100.0" w:type="dxa"/>
-              <w:right w:w="100.0" w:type="dxa"/>
-            </w:tcMar>
-            <w:vAlign w:val="top"/>
-          </w:tcPr>
-          <w:p>
-            <w:pPr>
-              <w:ind w:right="-699.9212598425191"/>
-              <w:rPr>
-                <w:rFonts w:ascii="Montserrat Medium" w:cs="Montserrat Medium" w:eastAsia="Montserrat Medium" w:hAnsi="Montserrat Medium"/>
-                <w:sz w:val="30"/>
-                <w:szCs w:val="30"/>
-              </w:rPr>
-            </w:pPr>
-            <w:r>
-              <w:rPr>
-                <w:rFonts w:ascii="Montserrat" w:cs="Montserrat" w:eastAsia="Montserrat" w:hAnsi="Montserrat"/>
-                <w:b w:val="1"/>
-                <w:bCs w:val="1"/>
-                <w:sz w:val="30"/>
-                <w:szCs w:val="30"/>
-                <w:rtl w:val="0"/>
-              </w:rPr>
-              <w:t xml:space="preserve">SetOneEcoLampBrightnessToEco</w:t>
-            </w:r>
-            <w:r>
-              <w:rPr>
-                <w:rtl w:val="0"/>
-              </w:rPr>
-            </w:r>
-          </w:p>
-        </w:tc>
-        <w:tc>
-          <w:tcPr>
-            <w:shd w:fill="auto" w:val="clear"/>
-            <w:tcMar>
-              <w:top w:w="100.0" w:type="dxa"/>
-              <w:left w:w="100.0" w:type="dxa"/>
-              <w:bottom w:w="100.0" w:type="dxa"/>
-              <w:right w:w="100.0" w:type="dxa"/>
-            </w:tcMar>
-            <w:vAlign w:val="top"/>
-          </w:tcPr>
-          <w:p>
-            <w:pPr>
-              <w:widowControl w:val="0"/>
-              <w:spacing w:line="240" w:lineRule="auto"/>
-              <w:rPr>
-                <w:rFonts w:ascii="Montserrat Medium" w:cs="Montserrat Medium" w:eastAsia="Montserrat Medium" w:hAnsi="Montserrat Medium"/>
-                <w:sz w:val="30"/>
-                <w:szCs w:val="30"/>
-              </w:rPr>
-            </w:pPr>
-            <w:r>
-              <w:rPr>
-                <w:rFonts w:ascii="Montserrat Medium" w:cs="Montserrat Medium" w:eastAsia="Montserrat Medium" w:hAnsi="Montserrat Medium"/>
-                <w:sz w:val="30"/>
-                <w:szCs w:val="30"/>
-                <w:rtl w:val="0"/>
-              </w:rPr>
-              <w:t xml:space="preserve">agisce sullo luminosità di una lampada eco</w:t>
-            </w:r>
-          </w:p>
-        </w:tc>
-      </w:tr>
-      <w:tr>
-        <w:trPr>
-          <w:cantSplit w:val="0"/>
-          <w:tblHeader w:val="0"/>
-        </w:trPr>
-        <w:tc>
-          <w:tcPr>
-            <w:shd w:fill="auto" w:val="clear"/>
-            <w:tcMar>
-              <w:top w:w="100.0" w:type="dxa"/>
-              <w:left w:w="100.0" w:type="dxa"/>
-              <w:bottom w:w="100.0" w:type="dxa"/>
-              <w:right w:w="100.0" w:type="dxa"/>
-            </w:tcMar>
-            <w:vAlign w:val="top"/>
-          </w:tcPr>
-          <w:p>
-            <w:pPr>
-              <w:ind w:right="-699.9212598425191"/>
-              <w:rPr>
-                <w:rFonts w:ascii="Montserrat Medium" w:cs="Montserrat Medium" w:eastAsia="Montserrat Medium" w:hAnsi="Montserrat Medium"/>
-                <w:sz w:val="30"/>
-                <w:szCs w:val="30"/>
-              </w:rPr>
-            </w:pPr>
-            <w:r>
-              <w:rPr>
-                <w:rFonts w:ascii="Montserrat" w:cs="Montserrat" w:eastAsia="Montserrat" w:hAnsi="Montserrat"/>
-                <w:b w:val="1"/>
-                <w:bCs w:val="1"/>
-                <w:sz w:val="30"/>
-                <w:szCs w:val="30"/>
-                <w:rtl w:val="0"/>
-              </w:rPr>
-              <w:t xml:space="preserve">SetBothEcoLampsBrightnessToEco</w:t>
-            </w:r>
-            <w:r>
-              <w:rPr>
-                <w:rtl w:val="0"/>
-              </w:rPr>
-            </w:r>
-          </w:p>
-        </w:tc>
-        <w:tc>
-          <w:tcPr>
-            <w:shd w:fill="auto" w:val="clear"/>
-            <w:tcMar>
-              <w:top w:w="100.0" w:type="dxa"/>
-              <w:left w:w="100.0" w:type="dxa"/>
-              <w:bottom w:w="100.0" w:type="dxa"/>
-              <w:right w:w="100.0" w:type="dxa"/>
-            </w:tcMar>
-            <w:vAlign w:val="top"/>
-          </w:tcPr>
-          <w:p>
-            <w:pPr>
-              <w:widowControl w:val="0"/>
-              <w:spacing w:line="240" w:lineRule="auto"/>
-              <w:rPr>
-                <w:rFonts w:ascii="Montserrat Medium" w:cs="Montserrat Medium" w:eastAsia="Montserrat Medium" w:hAnsi="Montserrat Medium"/>
-                <w:sz w:val="30"/>
-                <w:szCs w:val="30"/>
-              </w:rPr>
-            </w:pPr>
-            <w:r>
-              <w:rPr>
-                <w:rFonts w:ascii="Montserrat Medium" w:cs="Montserrat Medium" w:eastAsia="Montserrat Medium" w:hAnsi="Montserrat Medium"/>
-                <w:sz w:val="30"/>
-                <w:szCs w:val="30"/>
-                <w:rtl w:val="0"/>
-              </w:rPr>
-              <w:t xml:space="preserve">agisce sullo luminosità di 2 lampada eco</w:t>
-            </w:r>
-          </w:p>
-        </w:tc>
-      </w:tr>
-      <w:tr>
-        <w:trPr>
-          <w:cantSplit w:val="0"/>
-          <w:tblHeader w:val="0"/>
-        </w:trPr>
-        <w:tc>
-          <w:tcPr>
-            <w:shd w:fill="auto" w:val="clear"/>
-            <w:tcMar>
-              <w:top w:w="100.0" w:type="dxa"/>
-              <w:left w:w="100.0" w:type="dxa"/>
-              <w:bottom w:w="100.0" w:type="dxa"/>
-              <w:right w:w="100.0" w:type="dxa"/>
-            </w:tcMar>
-            <w:vAlign w:val="top"/>
-          </w:tcPr>
-          <w:p>
-            <w:pPr>
-              <w:ind w:right="-699.9212598425191"/>
-              <w:rPr>
-                <w:rFonts w:ascii="Montserrat Medium" w:cs="Montserrat Medium" w:eastAsia="Montserrat Medium" w:hAnsi="Montserrat Medium"/>
-                <w:sz w:val="30"/>
-                <w:szCs w:val="30"/>
-              </w:rPr>
-            </w:pPr>
-            <w:r>
-              <w:rPr>
-                <w:rFonts w:ascii="Montserrat" w:cs="Montserrat" w:eastAsia="Montserrat" w:hAnsi="Montserrat"/>
-                <w:b w:val="1"/>
-                <w:bCs w:val="1"/>
-                <w:sz w:val="30"/>
-                <w:szCs w:val="30"/>
-                <w:rtl w:val="0"/>
-              </w:rPr>
-              <w:t xml:space="preserve">TurnOneEcoLampOffAfterTime</w:t>
-            </w:r>
-            <w:r>
-              <w:rPr>
-                <w:rtl w:val="0"/>
-              </w:rPr>
-            </w:r>
-          </w:p>
-        </w:tc>
-        <w:tc>
-          <w:tcPr>
-            <w:shd w:fill="auto" w:val="clear"/>
-            <w:tcMar>
-              <w:top w:w="100.0" w:type="dxa"/>
-              <w:left w:w="100.0" w:type="dxa"/>
-              <w:bottom w:w="100.0" w:type="dxa"/>
-              <w:right w:w="100.0" w:type="dxa"/>
-            </w:tcMar>
-            <w:vAlign w:val="top"/>
-          </w:tcPr>
-          <w:p>
-            <w:pPr>
-              <w:widowControl w:val="0"/>
-              <w:spacing w:line="240" w:lineRule="auto"/>
-              <w:rPr>
-                <w:rFonts w:ascii="Montserrat Medium" w:cs="Montserrat Medium" w:eastAsia="Montserrat Medium" w:hAnsi="Montserrat Medium"/>
-                <w:sz w:val="30"/>
-                <w:szCs w:val="30"/>
-              </w:rPr>
-            </w:pPr>
-            <w:r>
-              <w:rPr>
-                <w:rFonts w:ascii="Montserrat Medium" w:cs="Montserrat Medium" w:eastAsia="Montserrat Medium" w:hAnsi="Montserrat Medium"/>
-                <w:sz w:val="30"/>
-                <w:szCs w:val="30"/>
-                <w:rtl w:val="0"/>
-              </w:rPr>
-              <w:t xml:space="preserve">agisce sullo stato di una lampada eco</w:t>
-            </w:r>
-          </w:p>
-        </w:tc>
-      </w:tr>
-      <w:tr>
-        <w:trPr>
-          <w:cantSplit w:val="0"/>
-          <w:tblHeader w:val="0"/>
-        </w:trPr>
-        <w:tc>
-          <w:tcPr>
-            <w:shd w:fill="auto" w:val="clear"/>
-            <w:tcMar>
-              <w:top w:w="100.0" w:type="dxa"/>
-              <w:left w:w="100.0" w:type="dxa"/>
-              <w:bottom w:w="100.0" w:type="dxa"/>
-              <w:right w:w="100.0" w:type="dxa"/>
-            </w:tcMar>
-            <w:vAlign w:val="top"/>
-          </w:tcPr>
-          <w:p>
-            <w:pPr>
-              <w:ind w:right="-699.9212598425191"/>
-              <w:rPr>
-                <w:rFonts w:ascii="Montserrat Medium" w:cs="Montserrat Medium" w:eastAsia="Montserrat Medium" w:hAnsi="Montserrat Medium"/>
-                <w:sz w:val="30"/>
-                <w:szCs w:val="30"/>
-              </w:rPr>
-            </w:pPr>
-            <w:r>
-              <w:rPr>
-                <w:rFonts w:ascii="Montserrat" w:cs="Montserrat" w:eastAsia="Montserrat" w:hAnsi="Montserrat"/>
-                <w:b w:val="1"/>
-                <w:bCs w:val="1"/>
-                <w:sz w:val="30"/>
-                <w:szCs w:val="30"/>
-                <w:rtl w:val="0"/>
-              </w:rPr>
-              <w:t xml:space="preserve">TurnBothEcoLampsOffAfterTime</w:t>
-            </w:r>
-            <w:r>
-              <w:rPr>
-                <w:rtl w:val="0"/>
-              </w:rPr>
-            </w:r>
-          </w:p>
-        </w:tc>
-        <w:tc>
-          <w:tcPr>
-            <w:shd w:fill="auto" w:val="clear"/>
-            <w:tcMar>
-              <w:top w:w="100.0" w:type="dxa"/>
-              <w:left w:w="100.0" w:type="dxa"/>
-              <w:bottom w:w="100.0" w:type="dxa"/>
-              <w:right w:w="100.0" w:type="dxa"/>
-            </w:tcMar>
-            <w:vAlign w:val="top"/>
-          </w:tcPr>
-          <w:p>
-            <w:pPr>
-              <w:widowControl w:val="0"/>
-              <w:spacing w:line="240" w:lineRule="auto"/>
-              <w:rPr>
-                <w:rFonts w:ascii="Montserrat Medium" w:cs="Montserrat Medium" w:eastAsia="Montserrat Medium" w:hAnsi="Montserrat Medium"/>
-                <w:sz w:val="30"/>
-                <w:szCs w:val="30"/>
-              </w:rPr>
-            </w:pPr>
-            <w:r>
-              <w:rPr>
-                <w:rFonts w:ascii="Montserrat Medium" w:cs="Montserrat Medium" w:eastAsia="Montserrat Medium" w:hAnsi="Montserrat Medium"/>
-                <w:sz w:val="30"/>
-                <w:szCs w:val="30"/>
-                <w:rtl w:val="0"/>
-              </w:rPr>
-              <w:t xml:space="preserve">agisce sullo stato di 2 lampada eco</w:t>
-            </w:r>
-          </w:p>
-        </w:tc>
-      </w:tr>
-    </w:tbl>
     <w:p>
       <w:pPr>
         <w:rPr>
@@ -2762,6 +1641,121 @@
     </w:p>
     <w:p>
       <w:pPr>
+        <w:ind w:left="-283.46456692913375" w:firstLine="0"/>
+        <w:rPr>
+          <w:rFonts w:ascii="Montserrat Medium" w:cs="Montserrat Medium" w:eastAsia="Montserrat Medium" w:hAnsi="Montserrat Medium"/>
+          <w:sz w:val="30"/>
+          <w:szCs w:val="30"/>
+          <w:u w:val="single"/>
+        </w:rPr>
+      </w:pPr>
+      <w:r>
+        <w:rPr>
+          <w:rFonts w:ascii="Montserrat Medium" w:cs="Montserrat Medium" w:eastAsia="Montserrat Medium" w:hAnsi="Montserrat Medium"/>
+          <w:sz w:val="30"/>
+          <w:szCs w:val="30"/>
+          <w:u w:val="single"/>
+          <w:rtl w:val="0"/>
+        </w:rPr>
+        <w:t xml:space="preserve">AC</w:t>
+      </w:r>
+    </w:p>
+    <w:p>
+      <w:pPr>
+        <w:ind w:left="720" w:firstLine="0"/>
+        <w:rPr>
+          <w:rFonts w:ascii="Montserrat Medium" w:cs="Montserrat Medium" w:eastAsia="Montserrat Medium" w:hAnsi="Montserrat Medium"/>
+          <w:sz w:val="30"/>
+          <w:szCs w:val="30"/>
+        </w:rPr>
+      </w:pPr>
+      <w:r>
+        <w:rPr>
+          <w:rtl w:val="0"/>
+        </w:rPr>
+      </w:r>
+    </w:p>
+    <w:p>
+      <w:pPr>
+        <w:numPr>
+          <w:ilvl w:val="0"/>
+          <w:numId w:val="4"/>
+        </w:numPr>
+        <w:ind w:left="141.73228346456688" w:hanging="360"/>
+        <w:rPr>
+          <w:rFonts w:ascii="Montserrat Medium" w:cs="Montserrat Medium" w:eastAsia="Montserrat Medium" w:hAnsi="Montserrat Medium"/>
+          <w:sz w:val="30"/>
+          <w:szCs w:val="30"/>
+        </w:rPr>
+      </w:pPr>
+      <w:r>
+        <w:rPr>
+          <w:rFonts w:ascii="Montserrat" w:cs="Montserrat" w:eastAsia="Montserrat" w:hAnsi="Montserrat"/>
+          <w:b w:val="1"/>
+          <w:bCs w:val="1"/>
+          <w:sz w:val="30"/>
+          <w:szCs w:val="30"/>
+          <w:rtl w:val="0"/>
+        </w:rPr>
+        <w:t xml:space="preserve">IACRepository</w:t>
+      </w:r>
+      <w:r>
+        <w:rPr>
+          <w:rFonts w:ascii="Montserrat Medium" w:cs="Montserrat Medium" w:eastAsia="Montserrat Medium" w:hAnsi="Montserrat Medium"/>
+          <w:sz w:val="30"/>
+          <w:szCs w:val="30"/>
+          <w:rtl w:val="0"/>
+        </w:rPr>
+        <w:t xml:space="preserve">:</w:t>
+      </w:r>
+      <w:r>
+        <w:rPr>
+          <w:rtl w:val="0"/>
+        </w:rPr>
+      </w:r>
+    </w:p>
+    <w:p>
+      <w:pPr>
+        <w:spacing w:after="240" w:before="240" w:lineRule="auto"/>
+        <w:rPr>
+          <w:rFonts w:ascii="Montserrat Medium" w:cs="Montserrat Medium" w:eastAsia="Montserrat Medium" w:hAnsi="Montserrat Medium"/>
+          <w:sz w:val="38"/>
+          <w:szCs w:val="38"/>
+          <w:u w:val="single"/>
+        </w:rPr>
+      </w:pPr>
+      <w:r>
+        <w:rPr>
+          <w:rFonts w:ascii="Montserrat Medium" w:cs="Montserrat Medium" w:eastAsia="Montserrat Medium" w:hAnsi="Montserrat Medium"/>
+          <w:sz w:val="30"/>
+          <w:szCs w:val="30"/>
+          <w:rtl w:val="0"/>
+        </w:rPr>
+        <w:t xml:space="preserve">Interfaccia di astrazione che definisce la persistenza dei dati della classe AC.</w:t>
+      </w:r>
+      <w:r>
+        <w:rPr>
+          <w:rtl w:val="0"/>
+        </w:rPr>
+      </w:r>
+    </w:p>
+    <w:p>
+      <w:pPr>
+        <w:rPr>
+          <w:rFonts w:ascii="Montserrat Medium" w:cs="Montserrat Medium" w:eastAsia="Montserrat Medium" w:hAnsi="Montserrat Medium"/>
+          <w:sz w:val="38"/>
+          <w:szCs w:val="38"/>
+          <w:u w:val="single"/>
+        </w:rPr>
+      </w:pPr>
+      <w:r>
+        <w:rPr>
+          <w:rtl w:val="0"/>
+        </w:rPr>
+      </w:r>
+    </w:p>
+    <w:p>
+      <w:pPr>
         <w:numPr>
           <w:ilvl w:val="0"/>
           <w:numId w:val="3"/>
@@ -2781,10 +1775,252 @@
           <w:szCs w:val="30"/>
           <w:rtl w:val="0"/>
         </w:rPr>
+        <w:t xml:space="preserve">AirConditioner</w:t>
+      </w:r>
+      <w:r>
+        <w:rPr>
+          <w:rFonts w:ascii="Montserrat Medium" w:cs="Montserrat Medium" w:eastAsia="Montserrat Medium" w:hAnsi="Montserrat Medium"/>
+          <w:sz w:val="30"/>
+          <w:szCs w:val="30"/>
+          <w:rtl w:val="0"/>
+        </w:rPr>
+        <w:t xml:space="preserve">:</w:t>
+      </w:r>
+      <w:r>
+        <w:rPr>
+          <w:rtl w:val="0"/>
+        </w:rPr>
+      </w:r>
+    </w:p>
+    <w:p>
+      <w:pPr>
+        <w:rPr>
+          <w:rFonts w:ascii="Montserrat Medium" w:cs="Montserrat Medium" w:eastAsia="Montserrat Medium" w:hAnsi="Montserrat Medium"/>
+          <w:sz w:val="30"/>
+          <w:szCs w:val="30"/>
+        </w:rPr>
+      </w:pPr>
+      <w:r>
+        <w:rPr>
+          <w:rFonts w:ascii="Montserrat Medium" w:cs="Montserrat Medium" w:eastAsia="Montserrat Medium" w:hAnsi="Montserrat Medium"/>
+          <w:sz w:val="30"/>
+          <w:szCs w:val="30"/>
+          <w:rtl w:val="0"/>
+        </w:rPr>
+        <w:t xml:space="preserve">Classe che modella un condizionatore con funzionalità di cambio temperatura, velocità delle ventole e modalità. </w:t>
+      </w:r>
+      <w:r>
+        <w:rPr>
+          <w:rFonts w:ascii="Montserrat Medium" w:cs="Montserrat Medium" w:eastAsia="Montserrat Medium" w:hAnsi="Montserrat Medium"/>
+          <w:sz w:val="30"/>
+          <w:szCs w:val="30"/>
+          <w:rtl w:val="0"/>
+        </w:rPr>
+        <w:t xml:space="preserve">Eredita</w:t>
+      </w:r>
+      <w:r>
+        <w:rPr>
+          <w:rFonts w:ascii="Montserrat Medium" w:cs="Montserrat Medium" w:eastAsia="Montserrat Medium" w:hAnsi="Montserrat Medium"/>
+          <w:sz w:val="30"/>
+          <w:szCs w:val="30"/>
+          <w:rtl w:val="0"/>
+        </w:rPr>
+        <w:t xml:space="preserve"> da </w:t>
+      </w:r>
+      <w:r>
+        <w:rPr>
+          <w:rFonts w:ascii="Montserrat Medium" w:cs="Montserrat Medium" w:eastAsia="Montserrat Medium" w:hAnsi="Montserrat Medium"/>
+          <w:sz w:val="30"/>
+          <w:szCs w:val="30"/>
+          <w:rtl w:val="0"/>
+        </w:rPr>
         <w:t xml:space="preserve">AbstractDevice</w:t>
       </w:r>
       <w:r>
         <w:rPr>
+          <w:rtl w:val="0"/>
+        </w:rPr>
+      </w:r>
+    </w:p>
+    <w:p>
+      <w:pPr>
+        <w:rPr>
+          <w:rFonts w:ascii="Montserrat Medium" w:cs="Montserrat Medium" w:eastAsia="Montserrat Medium" w:hAnsi="Montserrat Medium"/>
+          <w:sz w:val="30"/>
+          <w:szCs w:val="30"/>
+        </w:rPr>
+      </w:pPr>
+      <w:r>
+        <w:rPr>
+          <w:rtl w:val="0"/>
+        </w:rPr>
+      </w:r>
+    </w:p>
+    <w:p>
+      <w:pPr>
+        <w:numPr>
+          <w:ilvl w:val="1"/>
+          <w:numId w:val="3"/>
+        </w:numPr>
+        <w:ind w:left="1440" w:hanging="360"/>
+        <w:rPr>
+          <w:rFonts w:ascii="Montserrat" w:cs="Montserrat" w:eastAsia="Montserrat" w:hAnsi="Montserrat"/>
+          <w:b w:val="1"/>
+          <w:bCs w:val="1"/>
+          <w:sz w:val="30"/>
+          <w:szCs w:val="30"/>
+        </w:rPr>
+      </w:pPr>
+      <w:r>
+        <w:rPr>
+          <w:rFonts w:ascii="Montserrat" w:cs="Montserrat" w:eastAsia="Montserrat" w:hAnsi="Montserrat"/>
+          <w:b w:val="1"/>
+          <w:bCs w:val="1"/>
+          <w:sz w:val="30"/>
+          <w:szCs w:val="30"/>
+          <w:rtl w:val="0"/>
+        </w:rPr>
+        <w:t xml:space="preserve">(enum) </w:t>
+      </w:r>
+      <w:r>
+        <w:rPr>
+          <w:rFonts w:ascii="Montserrat" w:cs="Montserrat" w:eastAsia="Montserrat" w:hAnsi="Montserrat"/>
+          <w:b w:val="1"/>
+          <w:bCs w:val="1"/>
+          <w:sz w:val="30"/>
+          <w:szCs w:val="30"/>
+          <w:rtl w:val="0"/>
+        </w:rPr>
+        <w:t xml:space="preserve">FanSpeed</w:t>
+      </w:r>
+      <w:r>
+        <w:rPr>
+          <w:rtl w:val="0"/>
+        </w:rPr>
+      </w:r>
+    </w:p>
+    <w:p>
+      <w:pPr>
+        <w:numPr>
+          <w:ilvl w:val="1"/>
+          <w:numId w:val="3"/>
+        </w:numPr>
+        <w:ind w:left="1440" w:hanging="360"/>
+        <w:rPr>
+          <w:rFonts w:ascii="Montserrat" w:cs="Montserrat" w:eastAsia="Montserrat" w:hAnsi="Montserrat"/>
+          <w:b w:val="1"/>
+          <w:bCs w:val="1"/>
+          <w:sz w:val="30"/>
+          <w:szCs w:val="30"/>
+        </w:rPr>
+      </w:pPr>
+      <w:r>
+        <w:rPr>
+          <w:rFonts w:ascii="Montserrat" w:cs="Montserrat" w:eastAsia="Montserrat" w:hAnsi="Montserrat"/>
+          <w:b w:val="1"/>
+          <w:bCs w:val="1"/>
+          <w:sz w:val="30"/>
+          <w:szCs w:val="30"/>
+          <w:rtl w:val="0"/>
+        </w:rPr>
+        <w:t xml:space="preserve">(enum) </w:t>
+      </w:r>
+      <w:r>
+        <w:rPr>
+          <w:rFonts w:ascii="Montserrat" w:cs="Montserrat" w:eastAsia="Montserrat" w:hAnsi="Montserrat"/>
+          <w:b w:val="1"/>
+          <w:bCs w:val="1"/>
+          <w:sz w:val="30"/>
+          <w:szCs w:val="30"/>
+          <w:rtl w:val="0"/>
+        </w:rPr>
+        <w:t xml:space="preserve">ACMode</w:t>
+      </w:r>
+      <w:r>
+        <w:rPr>
+          <w:rtl w:val="0"/>
+        </w:rPr>
+      </w:r>
+    </w:p>
+    <w:p>
+      <w:pPr>
+        <w:ind w:left="1440" w:firstLine="0"/>
+        <w:rPr>
+          <w:rFonts w:ascii="Montserrat" w:cs="Montserrat" w:eastAsia="Montserrat" w:hAnsi="Montserrat"/>
+          <w:b w:val="1"/>
+          <w:bCs w:val="1"/>
+          <w:sz w:val="30"/>
+          <w:szCs w:val="30"/>
+        </w:rPr>
+      </w:pPr>
+      <w:r>
+        <w:rPr>
+          <w:rtl w:val="0"/>
+        </w:rPr>
+      </w:r>
+    </w:p>
+    <w:p>
+      <w:pPr>
+        <w:ind w:left="-283.46456692913375" w:firstLine="0"/>
+        <w:rPr>
+          <w:rFonts w:ascii="Montserrat Medium" w:cs="Montserrat Medium" w:eastAsia="Montserrat Medium" w:hAnsi="Montserrat Medium"/>
+          <w:sz w:val="30"/>
+          <w:szCs w:val="30"/>
+          <w:u w:val="single"/>
+        </w:rPr>
+      </w:pPr>
+      <w:r>
+        <w:rPr>
+          <w:rFonts w:ascii="Montserrat Medium" w:cs="Montserrat Medium" w:eastAsia="Montserrat Medium" w:hAnsi="Montserrat Medium"/>
+          <w:sz w:val="30"/>
+          <w:szCs w:val="30"/>
+          <w:u w:val="single"/>
+          <w:rtl w:val="0"/>
+        </w:rPr>
+        <w:t xml:space="preserve">CCTV</w:t>
+      </w:r>
+    </w:p>
+    <w:p>
+      <w:pPr>
+        <w:ind w:left="720" w:firstLine="0"/>
+        <w:rPr>
+          <w:rFonts w:ascii="Montserrat Medium" w:cs="Montserrat Medium" w:eastAsia="Montserrat Medium" w:hAnsi="Montserrat Medium"/>
+          <w:sz w:val="30"/>
+          <w:szCs w:val="30"/>
+        </w:rPr>
+      </w:pPr>
+      <w:r>
+        <w:rPr>
+          <w:rtl w:val="0"/>
+        </w:rPr>
+      </w:r>
+    </w:p>
+    <w:p>
+      <w:pPr>
+        <w:numPr>
+          <w:ilvl w:val="0"/>
+          <w:numId w:val="4"/>
+        </w:numPr>
+        <w:ind w:left="141.73228346456688" w:hanging="360"/>
+        <w:rPr>
+          <w:rFonts w:ascii="Montserrat Medium" w:cs="Montserrat Medium" w:eastAsia="Montserrat Medium" w:hAnsi="Montserrat Medium"/>
+          <w:sz w:val="30"/>
+          <w:szCs w:val="30"/>
+        </w:rPr>
+      </w:pPr>
+      <w:r>
+        <w:rPr>
+          <w:rFonts w:ascii="Montserrat" w:cs="Montserrat" w:eastAsia="Montserrat" w:hAnsi="Montserrat"/>
+          <w:b w:val="1"/>
+          <w:bCs w:val="1"/>
+          <w:sz w:val="30"/>
+          <w:szCs w:val="30"/>
+          <w:rtl w:val="0"/>
+        </w:rPr>
+        <w:t xml:space="preserve">ICCTVRepository</w:t>
+      </w:r>
+      <w:r>
+        <w:rPr>
           <w:rFonts w:ascii="Montserrat Medium" w:cs="Montserrat Medium" w:eastAsia="Montserrat Medium" w:hAnsi="Montserrat Medium"/>
           <w:sz w:val="30"/>
           <w:szCs w:val="30"/>
@@ -2800,6 +2036,7 @@
     </w:p>
     <w:p>
       <w:pPr>
+        <w:spacing w:after="240" w:before="240" w:lineRule="auto"/>
         <w:rPr>
           <w:rFonts w:ascii="Montserrat Medium" w:cs="Montserrat Medium" w:eastAsia="Montserrat Medium" w:hAnsi="Montserrat Medium"/>
           <w:sz w:val="38"/>
@@ -2814,86 +2051,8 @@
           <w:szCs w:val="30"/>
           <w:rtl w:val="0"/>
         </w:rPr>
-        <w:t xml:space="preserve">Classe che modella un device astratto con funzionalità virtuali di </w:t>
-      </w:r>
-      <w:r>
-        <w:rPr>
-          <w:rFonts w:ascii="Montserrat Medium" w:cs="Montserrat Medium" w:eastAsia="Montserrat Medium" w:hAnsi="Montserrat Medium"/>
-          <w:sz w:val="30"/>
-          <w:szCs w:val="30"/>
-          <w:rtl w:val="0"/>
-        </w:rPr>
-        <w:t xml:space="preserve">accensione/spegnimeto</w:t>
-      </w:r>
-      <w:r>
-        <w:rPr>
-          <w:rFonts w:ascii="Montserrat Medium" w:cs="Montserrat Medium" w:eastAsia="Montserrat Medium" w:hAnsi="Montserrat Medium"/>
-          <w:sz w:val="30"/>
-          <w:szCs w:val="30"/>
-          <w:rtl w:val="0"/>
-        </w:rPr>
-        <w:t xml:space="preserve"> e properties comuni a tutti i device.</w:t>
-      </w:r>
-      <w:r>
-        <w:rPr>
-          <w:rtl w:val="0"/>
-        </w:rPr>
-      </w:r>
-    </w:p>
-    <w:p>
-      <w:pPr>
-        <w:rPr>
-          <w:rFonts w:ascii="Montserrat Medium" w:cs="Montserrat Medium" w:eastAsia="Montserrat Medium" w:hAnsi="Montserrat Medium"/>
-          <w:sz w:val="38"/>
-          <w:szCs w:val="38"/>
-          <w:u w:val="single"/>
-        </w:rPr>
-      </w:pPr>
-      <w:r>
-        <w:rPr>
-          <w:rtl w:val="0"/>
-        </w:rPr>
-      </w:r>
-    </w:p>
-    <w:p>
-      <w:pPr>
-        <w:rPr>
-          <w:rFonts w:ascii="Montserrat Medium" w:cs="Montserrat Medium" w:eastAsia="Montserrat Medium" w:hAnsi="Montserrat Medium"/>
-          <w:sz w:val="38"/>
-          <w:szCs w:val="38"/>
-          <w:u w:val="single"/>
-        </w:rPr>
-      </w:pPr>
-      <w:r>
-        <w:rPr>
-          <w:rtl w:val="0"/>
-        </w:rPr>
-      </w:r>
-    </w:p>
-    <w:p>
-      <w:pPr>
-        <w:rPr>
-          <w:rFonts w:ascii="Montserrat Medium" w:cs="Montserrat Medium" w:eastAsia="Montserrat Medium" w:hAnsi="Montserrat Medium"/>
-          <w:sz w:val="38"/>
-          <w:szCs w:val="38"/>
-          <w:u w:val="single"/>
-        </w:rPr>
-      </w:pPr>
-      <w:r>
-        <w:rPr>
-          <w:rtl w:val="0"/>
-        </w:rPr>
-      </w:r>
-    </w:p>
-    <w:p>
-      <w:pPr>
-        <w:rPr>
-          <w:rFonts w:ascii="Montserrat Medium" w:cs="Montserrat Medium" w:eastAsia="Montserrat Medium" w:hAnsi="Montserrat Medium"/>
-          <w:sz w:val="38"/>
-          <w:szCs w:val="38"/>
-          <w:u w:val="single"/>
-        </w:rPr>
-      </w:pPr>
+        <w:t xml:space="preserve">Interfaccia di astrazione che definisce la persistenza dei dati della classe CCTV.</w:t>
+      </w:r>
       <w:r>
         <w:rPr>
           <w:rtl w:val="0"/>
@@ -2936,7 +2095,7 @@
           <w:szCs w:val="30"/>
           <w:rtl w:val="0"/>
         </w:rPr>
-        <w:t xml:space="preserve">AirConditioner</w:t>
+        <w:t xml:space="preserve">CCTV</w:t>
       </w:r>
       <w:r>
         <w:rPr>
@@ -2968,7 +2127,39 @@
           <w:szCs w:val="30"/>
           <w:rtl w:val="0"/>
         </w:rPr>
-        <w:t xml:space="preserve">Classe che modella un condizionatore con funzionalità di cambio temperatura, velocità delle ventole e modalità. Eredita da AbstractDevice</w:t>
+        <w:t xml:space="preserve">Classe che modella una telecamera con funzionalità di zoom, inclinamento e registrazione. </w:t>
+      </w:r>
+      <w:r>
+        <w:rPr>
+          <w:rFonts w:ascii="Montserrat Medium" w:cs="Montserrat Medium" w:eastAsia="Montserrat Medium" w:hAnsi="Montserrat Medium"/>
+          <w:sz w:val="30"/>
+          <w:szCs w:val="30"/>
+          <w:rtl w:val="0"/>
+        </w:rPr>
+        <w:t xml:space="preserve">Eredita</w:t>
+      </w:r>
+      <w:r>
+        <w:rPr>
+          <w:rFonts w:ascii="Montserrat Medium" w:cs="Montserrat Medium" w:eastAsia="Montserrat Medium" w:hAnsi="Montserrat Medium"/>
+          <w:sz w:val="30"/>
+          <w:szCs w:val="30"/>
+          <w:rtl w:val="0"/>
+        </w:rPr>
+        <w:t xml:space="preserve"> da </w:t>
+      </w:r>
+      <w:r>
+        <w:rPr>
+          <w:rFonts w:ascii="Montserrat Medium" w:cs="Montserrat Medium" w:eastAsia="Montserrat Medium" w:hAnsi="Montserrat Medium"/>
+          <w:sz w:val="30"/>
+          <w:szCs w:val="30"/>
+          <w:rtl w:val="0"/>
+        </w:rPr>
+        <w:t xml:space="preserve">AbstractDevice</w:t>
+      </w:r>
+      <w:r>
+        <w:rPr>
+          <w:rtl w:val="0"/>
+        </w:rPr>
       </w:r>
     </w:p>
     <w:p>
@@ -3009,7 +2200,18 @@
           <w:szCs w:val="30"/>
           <w:rtl w:val="0"/>
         </w:rPr>
-        <w:t xml:space="preserve">(enum) FanSpeed</w:t>
+        <w:t xml:space="preserve">(enum) </w:t>
+      </w:r>
+      <w:r>
+        <w:rPr>
+          <w:rFonts w:ascii="Montserrat" w:cs="Montserrat" w:eastAsia="Montserrat" w:hAnsi="Montserrat"/>
+          <w:b w:val="1"/>
+          <w:bCs w:val="1"/>
+          <w:sz w:val="30"/>
+          <w:szCs w:val="30"/>
+          <w:rtl w:val="0"/>
+        </w:rPr>
+        <w:t xml:space="preserve">CCTVStatus</w:t>
       </w:r>
       <w:r>
         <w:rPr>
@@ -3041,20 +2243,168 @@
           <w:szCs w:val="30"/>
           <w:rtl w:val="0"/>
         </w:rPr>
-        <w:t xml:space="preserve">(enum) ACMode</w:t>
-      </w:r>
-    </w:p>
-    <w:p>
-      <w:pPr>
-        <w:ind w:left="1440" w:firstLine="0"/>
+        <w:t xml:space="preserve">Recording</w:t>
+      </w:r>
+    </w:p>
+    <w:p>
+      <w:pPr>
+        <w:ind w:left="0" w:firstLine="0"/>
+        <w:rPr>
+          <w:rFonts w:ascii="Montserrat Medium" w:cs="Montserrat Medium" w:eastAsia="Montserrat Medium" w:hAnsi="Montserrat Medium"/>
+          <w:sz w:val="30"/>
+          <w:szCs w:val="30"/>
+        </w:rPr>
+      </w:pPr>
+      <w:r>
         <w:rPr>
           <w:rFonts w:ascii="Montserrat" w:cs="Montserrat" w:eastAsia="Montserrat" w:hAnsi="Montserrat"/>
           <w:b w:val="1"/>
           <w:bCs w:val="1"/>
           <w:sz w:val="30"/>
           <w:szCs w:val="30"/>
-        </w:rPr>
-      </w:pPr>
+          <w:rtl w:val="0"/>
+        </w:rPr>
+        <w:tab/>
+        <w:tab/>
+      </w:r>
+      <w:r>
+        <w:rPr>
+          <w:rFonts w:ascii="Montserrat Medium" w:cs="Montserrat Medium" w:eastAsia="Montserrat Medium" w:hAnsi="Montserrat Medium"/>
+          <w:sz w:val="30"/>
+          <w:szCs w:val="30"/>
+          <w:rtl w:val="0"/>
+        </w:rPr>
+        <w:t xml:space="preserve">Classe che modella una registrazione con ora di inizio,</w:t>
+      </w:r>
+    </w:p>
+    <w:p>
+      <w:pPr>
+        <w:ind w:left="720" w:firstLine="720"/>
+        <w:rPr>
+          <w:rFonts w:ascii="Montserrat Medium" w:cs="Montserrat Medium" w:eastAsia="Montserrat Medium" w:hAnsi="Montserrat Medium"/>
+          <w:sz w:val="30"/>
+          <w:szCs w:val="30"/>
+        </w:rPr>
+      </w:pPr>
+      <w:r>
+        <w:rPr>
+          <w:rFonts w:ascii="Montserrat Medium" w:cs="Montserrat Medium" w:eastAsia="Montserrat Medium" w:hAnsi="Montserrat Medium"/>
+          <w:sz w:val="30"/>
+          <w:szCs w:val="30"/>
+          <w:rtl w:val="0"/>
+        </w:rPr>
+        <w:t xml:space="preserve">fine e durata</w:t>
+      </w:r>
+    </w:p>
+    <w:p>
+      <w:pPr>
+        <w:ind w:left="720" w:firstLine="720"/>
+        <w:rPr>
+          <w:rFonts w:ascii="Montserrat Medium" w:cs="Montserrat Medium" w:eastAsia="Montserrat Medium" w:hAnsi="Montserrat Medium"/>
+          <w:sz w:val="30"/>
+          <w:szCs w:val="30"/>
+        </w:rPr>
+      </w:pPr>
+      <w:r>
+        <w:rPr>
+          <w:rtl w:val="0"/>
+        </w:rPr>
+      </w:r>
+    </w:p>
+    <w:p>
+      <w:pPr>
+        <w:ind w:left="-283.46456692913375" w:firstLine="0"/>
+        <w:rPr>
+          <w:rFonts w:ascii="Montserrat Medium" w:cs="Montserrat Medium" w:eastAsia="Montserrat Medium" w:hAnsi="Montserrat Medium"/>
+          <w:sz w:val="30"/>
+          <w:szCs w:val="30"/>
+          <w:u w:val="single"/>
+        </w:rPr>
+      </w:pPr>
+      <w:r>
+        <w:rPr>
+          <w:rFonts w:ascii="Montserrat Medium" w:cs="Montserrat Medium" w:eastAsia="Montserrat Medium" w:hAnsi="Montserrat Medium"/>
+          <w:sz w:val="30"/>
+          <w:szCs w:val="30"/>
+          <w:u w:val="single"/>
+          <w:rtl w:val="0"/>
+        </w:rPr>
+        <w:t xml:space="preserve">Door</w:t>
+      </w:r>
+    </w:p>
+    <w:p>
+      <w:pPr>
+        <w:ind w:left="720" w:firstLine="0"/>
+        <w:rPr>
+          <w:rFonts w:ascii="Montserrat Medium" w:cs="Montserrat Medium" w:eastAsia="Montserrat Medium" w:hAnsi="Montserrat Medium"/>
+          <w:sz w:val="30"/>
+          <w:szCs w:val="30"/>
+        </w:rPr>
+      </w:pPr>
+      <w:r>
+        <w:rPr>
+          <w:rtl w:val="0"/>
+        </w:rPr>
+      </w:r>
+    </w:p>
+    <w:p>
+      <w:pPr>
+        <w:numPr>
+          <w:ilvl w:val="0"/>
+          <w:numId w:val="4"/>
+        </w:numPr>
+        <w:ind w:left="141.73228346456688" w:hanging="360"/>
+        <w:rPr>
+          <w:rFonts w:ascii="Montserrat Medium" w:cs="Montserrat Medium" w:eastAsia="Montserrat Medium" w:hAnsi="Montserrat Medium"/>
+          <w:sz w:val="30"/>
+          <w:szCs w:val="30"/>
+        </w:rPr>
+      </w:pPr>
+      <w:r>
+        <w:rPr>
+          <w:rFonts w:ascii="Montserrat" w:cs="Montserrat" w:eastAsia="Montserrat" w:hAnsi="Montserrat"/>
+          <w:b w:val="1"/>
+          <w:bCs w:val="1"/>
+          <w:sz w:val="30"/>
+          <w:szCs w:val="30"/>
+          <w:rtl w:val="0"/>
+        </w:rPr>
+        <w:t xml:space="preserve">IDoorRepository</w:t>
+      </w:r>
+      <w:r>
+        <w:rPr>
+          <w:rFonts w:ascii="Montserrat Medium" w:cs="Montserrat Medium" w:eastAsia="Montserrat Medium" w:hAnsi="Montserrat Medium"/>
+          <w:sz w:val="30"/>
+          <w:szCs w:val="30"/>
+          <w:rtl w:val="0"/>
+        </w:rPr>
+        <w:t xml:space="preserve">:</w:t>
+      </w:r>
+      <w:r>
+        <w:rPr>
+          <w:rtl w:val="0"/>
+        </w:rPr>
+      </w:r>
+    </w:p>
+    <w:p>
+      <w:pPr>
+        <w:spacing w:after="240" w:before="240" w:lineRule="auto"/>
+        <w:rPr>
+          <w:rFonts w:ascii="Montserrat Medium" w:cs="Montserrat Medium" w:eastAsia="Montserrat Medium" w:hAnsi="Montserrat Medium"/>
+          <w:sz w:val="38"/>
+          <w:szCs w:val="38"/>
+          <w:u w:val="single"/>
+        </w:rPr>
+      </w:pPr>
+      <w:r>
+        <w:rPr>
+          <w:rFonts w:ascii="Montserrat Medium" w:cs="Montserrat Medium" w:eastAsia="Montserrat Medium" w:hAnsi="Montserrat Medium"/>
+          <w:sz w:val="30"/>
+          <w:szCs w:val="30"/>
+          <w:rtl w:val="0"/>
+        </w:rPr>
+        <w:t xml:space="preserve">Interfaccia di astrazione che definisce la persistenza dei dati della classe Door.</w:t>
+      </w:r>
       <w:r>
         <w:rPr>
           <w:rtl w:val="0"/>
@@ -3097,7 +2447,7 @@
           <w:szCs w:val="30"/>
           <w:rtl w:val="0"/>
         </w:rPr>
-        <w:t xml:space="preserve">CCTV</w:t>
+        <w:t xml:space="preserve">Door</w:t>
       </w:r>
       <w:r>
         <w:rPr>
@@ -3129,7 +2479,57 @@
           <w:szCs w:val="30"/>
           <w:rtl w:val="0"/>
         </w:rPr>
-        <w:t xml:space="preserve">Classe che modella una telecamera con funzionalità di zoom, inclinamento e registrazione. Eredita da AbstractDevice</w:t>
+        <w:t xml:space="preserve">Classe che modella una porta con funzionalità di apertura, </w:t>
+      </w:r>
+      <w:r>
+        <w:rPr>
+          <w:rFonts w:ascii="Montserrat Medium" w:cs="Montserrat Medium" w:eastAsia="Montserrat Medium" w:hAnsi="Montserrat Medium"/>
+          <w:sz w:val="30"/>
+          <w:szCs w:val="30"/>
+          <w:rtl w:val="0"/>
+        </w:rPr>
+        <w:t xml:space="preserve">chisura,</w:t>
+      </w:r>
+      <w:r>
+        <w:rPr>
+          <w:rFonts w:ascii="Montserrat Medium" w:cs="Montserrat Medium" w:eastAsia="Montserrat Medium" w:hAnsi="Montserrat Medium"/>
+          <w:sz w:val="30"/>
+          <w:szCs w:val="30"/>
+          <w:rtl w:val="0"/>
+        </w:rPr>
+        <w:t xml:space="preserve"> blocco e sblocco. </w:t>
+      </w:r>
+      <w:r>
+        <w:rPr>
+          <w:rFonts w:ascii="Montserrat Medium" w:cs="Montserrat Medium" w:eastAsia="Montserrat Medium" w:hAnsi="Montserrat Medium"/>
+          <w:sz w:val="30"/>
+          <w:szCs w:val="30"/>
+          <w:rtl w:val="0"/>
+        </w:rPr>
+        <w:t xml:space="preserve">Eredita</w:t>
+      </w:r>
+      <w:r>
+        <w:rPr>
+          <w:rFonts w:ascii="Montserrat Medium" w:cs="Montserrat Medium" w:eastAsia="Montserrat Medium" w:hAnsi="Montserrat Medium"/>
+          <w:sz w:val="30"/>
+          <w:szCs w:val="30"/>
+          <w:rtl w:val="0"/>
+        </w:rPr>
+        <w:t xml:space="preserve"> da </w:t>
+      </w:r>
+      <w:r>
+        <w:rPr>
+          <w:rFonts w:ascii="Montserrat Medium" w:cs="Montserrat Medium" w:eastAsia="Montserrat Medium" w:hAnsi="Montserrat Medium"/>
+          <w:sz w:val="30"/>
+          <w:szCs w:val="30"/>
+          <w:rtl w:val="0"/>
+        </w:rPr>
+        <w:t xml:space="preserve">AbstractDevice</w:t>
+      </w:r>
+      <w:r>
+        <w:rPr>
+          <w:rtl w:val="0"/>
+        </w:rPr>
       </w:r>
     </w:p>
     <w:p>
@@ -3170,7 +2570,18 @@
           <w:szCs w:val="30"/>
           <w:rtl w:val="0"/>
         </w:rPr>
-        <w:t xml:space="preserve">(enum) CCTVStatus</w:t>
+        <w:t xml:space="preserve">(enum) </w:t>
+      </w:r>
+      <w:r>
+        <w:rPr>
+          <w:rFonts w:ascii="Montserrat" w:cs="Montserrat" w:eastAsia="Montserrat" w:hAnsi="Montserrat"/>
+          <w:b w:val="1"/>
+          <w:bCs w:val="1"/>
+          <w:sz w:val="30"/>
+          <w:szCs w:val="30"/>
+          <w:rtl w:val="0"/>
+        </w:rPr>
+        <w:t xml:space="preserve">DoorStatus</w:t>
       </w:r>
       <w:r>
         <w:rPr>
@@ -3202,18 +2613,8 @@
           <w:szCs w:val="30"/>
           <w:rtl w:val="0"/>
         </w:rPr>
-        <w:t xml:space="preserve">Recording</w:t>
-      </w:r>
-    </w:p>
-    <w:p>
-      <w:pPr>
-        <w:ind w:left="0" w:firstLine="0"/>
-        <w:rPr>
-          <w:rFonts w:ascii="Montserrat Medium" w:cs="Montserrat Medium" w:eastAsia="Montserrat Medium" w:hAnsi="Montserrat Medium"/>
-          <w:sz w:val="30"/>
-          <w:szCs w:val="30"/>
-        </w:rPr>
-      </w:pPr>
+        <w:t xml:space="preserve">(enum) </w:t>
+      </w:r>
       <w:r>
         <w:rPr>
           <w:rFonts w:ascii="Montserrat" w:cs="Montserrat" w:eastAsia="Montserrat" w:hAnsi="Montserrat"/>
@@ -3223,36 +2624,12 @@
           <w:szCs w:val="30"/>
           <w:rtl w:val="0"/>
         </w:rPr>
-        <w:tab/>
-        <w:tab/>
-      </w:r>
-      <w:r>
-        <w:rPr>
-          <w:rFonts w:ascii="Montserrat Medium" w:cs="Montserrat Medium" w:eastAsia="Montserrat Medium" w:hAnsi="Montserrat Medium"/>
-          <w:sz w:val="30"/>
-          <w:szCs w:val="30"/>
-          <w:rtl w:val="0"/>
-        </w:rPr>
-        <w:t xml:space="preserve">Classe che modella una registrazione con ora di inizio,</w:t>
-      </w:r>
-    </w:p>
-    <w:p>
-      <w:pPr>
-        <w:ind w:left="720" w:firstLine="720"/>
-        <w:rPr>
-          <w:rFonts w:ascii="Montserrat Medium" w:cs="Montserrat Medium" w:eastAsia="Montserrat Medium" w:hAnsi="Montserrat Medium"/>
-          <w:sz w:val="30"/>
-          <w:szCs w:val="30"/>
-        </w:rPr>
-      </w:pPr>
-      <w:r>
-        <w:rPr>
-          <w:rFonts w:ascii="Montserrat Medium" w:cs="Montserrat Medium" w:eastAsia="Montserrat Medium" w:hAnsi="Montserrat Medium"/>
-          <w:sz w:val="30"/>
-          <w:szCs w:val="30"/>
-          <w:rtl w:val="0"/>
-        </w:rPr>
-        <w:t xml:space="preserve">fine e durata</w:t>
+        <w:t xml:space="preserve">LockStatus</w:t>
+      </w:r>
+      <w:r>
+        <w:rPr>
+          <w:rtl w:val="0"/>
+        </w:rPr>
       </w:r>
     </w:p>
     <w:p>
@@ -3272,12 +2649,49 @@
     </w:p>
     <w:p>
       <w:pPr>
+        <w:ind w:left="-283.46456692913375" w:firstLine="0"/>
+        <w:rPr>
+          <w:rFonts w:ascii="Montserrat Medium" w:cs="Montserrat Medium" w:eastAsia="Montserrat Medium" w:hAnsi="Montserrat Medium"/>
+          <w:sz w:val="30"/>
+          <w:szCs w:val="30"/>
+          <w:u w:val="single"/>
+        </w:rPr>
+      </w:pPr>
+      <w:r>
+        <w:rPr>
+          <w:rFonts w:ascii="Montserrat Medium" w:cs="Montserrat Medium" w:eastAsia="Montserrat Medium" w:hAnsi="Montserrat Medium"/>
+          <w:sz w:val="30"/>
+          <w:szCs w:val="30"/>
+          <w:u w:val="single"/>
+          <w:rtl w:val="0"/>
+        </w:rPr>
+        <w:t xml:space="preserve">Thermostat</w:t>
+      </w:r>
+    </w:p>
+    <w:p>
+      <w:pPr>
+        <w:ind w:left="720" w:firstLine="0"/>
+        <w:rPr>
+          <w:rFonts w:ascii="Montserrat Medium" w:cs="Montserrat Medium" w:eastAsia="Montserrat Medium" w:hAnsi="Montserrat Medium"/>
+          <w:sz w:val="30"/>
+          <w:szCs w:val="30"/>
+        </w:rPr>
+      </w:pPr>
+      <w:r>
+        <w:rPr>
+          <w:rtl w:val="0"/>
+        </w:rPr>
+      </w:r>
+    </w:p>
+    <w:p>
+      <w:pPr>
         <w:numPr>
           <w:ilvl w:val="0"/>
-          <w:numId w:val="3"/>
+          <w:numId w:val="4"/>
         </w:numPr>
         <w:ind w:left="141.73228346456688" w:hanging="360"/>
         <w:rPr>
+          <w:rFonts w:ascii="Montserrat Medium" w:cs="Montserrat Medium" w:eastAsia="Montserrat Medium" w:hAnsi="Montserrat Medium"/>
           <w:sz w:val="30"/>
           <w:szCs w:val="30"/>
         </w:rPr>
@@ -3291,7 +2705,7 @@
           <w:szCs w:val="30"/>
           <w:rtl w:val="0"/>
         </w:rPr>
-        <w:t xml:space="preserve">Door</w:t>
+        <w:t xml:space="preserve">IThermostatRepository</w:t>
       </w:r>
       <w:r>
         <w:rPr>
@@ -3310,97 +2724,7 @@
     </w:p>
     <w:p>
       <w:pPr>
-        <w:rPr>
-          <w:rFonts w:ascii="Montserrat Medium" w:cs="Montserrat Medium" w:eastAsia="Montserrat Medium" w:hAnsi="Montserrat Medium"/>
-          <w:sz w:val="30"/>
-          <w:szCs w:val="30"/>
-        </w:rPr>
-      </w:pPr>
-      <w:r>
-        <w:rPr>
-          <w:rFonts w:ascii="Montserrat Medium" w:cs="Montserrat Medium" w:eastAsia="Montserrat Medium" w:hAnsi="Montserrat Medium"/>
-          <w:sz w:val="30"/>
-          <w:szCs w:val="30"/>
-          <w:rtl w:val="0"/>
-        </w:rPr>
-        <w:t xml:space="preserve">Classe che modella una porta con funzionalità di apertura, chisura, blocco e sblocco. Eredita da AbstractDevice</w:t>
-      </w:r>
-    </w:p>
-    <w:p>
-      <w:pPr>
-        <w:rPr>
-          <w:rFonts w:ascii="Montserrat Medium" w:cs="Montserrat Medium" w:eastAsia="Montserrat Medium" w:hAnsi="Montserrat Medium"/>
-          <w:sz w:val="30"/>
-          <w:szCs w:val="30"/>
-        </w:rPr>
-      </w:pPr>
-      <w:r>
-        <w:rPr>
-          <w:rtl w:val="0"/>
-        </w:rPr>
-      </w:r>
-    </w:p>
-    <w:p>
-      <w:pPr>
-        <w:numPr>
-          <w:ilvl w:val="1"/>
-          <w:numId w:val="3"/>
-        </w:numPr>
-        <w:ind w:left="1440" w:hanging="360"/>
-        <w:rPr>
-          <w:rFonts w:ascii="Montserrat" w:cs="Montserrat" w:eastAsia="Montserrat" w:hAnsi="Montserrat"/>
-          <w:b w:val="1"/>
-          <w:bCs w:val="1"/>
-          <w:sz w:val="30"/>
-          <w:szCs w:val="30"/>
-        </w:rPr>
-      </w:pPr>
-      <w:r>
-        <w:rPr>
-          <w:rFonts w:ascii="Montserrat" w:cs="Montserrat" w:eastAsia="Montserrat" w:hAnsi="Montserrat"/>
-          <w:b w:val="1"/>
-          <w:bCs w:val="1"/>
-          <w:sz w:val="30"/>
-          <w:szCs w:val="30"/>
-          <w:rtl w:val="0"/>
-        </w:rPr>
-        <w:t xml:space="preserve">(enum) DoorStatus</w:t>
-      </w:r>
-      <w:r>
-        <w:rPr>
-          <w:rtl w:val="0"/>
-        </w:rPr>
-      </w:r>
-    </w:p>
-    <w:p>
-      <w:pPr>
-        <w:numPr>
-          <w:ilvl w:val="1"/>
-          <w:numId w:val="3"/>
-        </w:numPr>
-        <w:ind w:left="1440" w:hanging="360"/>
-        <w:rPr>
-          <w:rFonts w:ascii="Montserrat" w:cs="Montserrat" w:eastAsia="Montserrat" w:hAnsi="Montserrat"/>
-          <w:b w:val="1"/>
-          <w:bCs w:val="1"/>
-          <w:sz w:val="30"/>
-          <w:szCs w:val="30"/>
-        </w:rPr>
-      </w:pPr>
-      <w:r>
-        <w:rPr>
-          <w:rFonts w:ascii="Montserrat" w:cs="Montserrat" w:eastAsia="Montserrat" w:hAnsi="Montserrat"/>
-          <w:b w:val="1"/>
-          <w:bCs w:val="1"/>
-          <w:sz w:val="30"/>
-          <w:szCs w:val="30"/>
-          <w:rtl w:val="0"/>
-        </w:rPr>
-        <w:t xml:space="preserve">(enum) LockStatus</w:t>
-      </w:r>
-    </w:p>
-    <w:p>
-      <w:pPr>
+        <w:spacing w:after="240" w:before="240" w:lineRule="auto"/>
         <w:rPr>
           <w:rFonts w:ascii="Montserrat Medium" w:cs="Montserrat Medium" w:eastAsia="Montserrat Medium" w:hAnsi="Montserrat Medium"/>
           <w:sz w:val="38"/>
@@ -3410,19 +2734,13 @@
       </w:pPr>
       <w:r>
         <w:rPr>
-          <w:rtl w:val="0"/>
-        </w:rPr>
-      </w:r>
-    </w:p>
-    <w:p>
-      <w:pPr>
-        <w:rPr>
-          <w:rFonts w:ascii="Montserrat Medium" w:cs="Montserrat Medium" w:eastAsia="Montserrat Medium" w:hAnsi="Montserrat Medium"/>
-          <w:sz w:val="38"/>
-          <w:szCs w:val="38"/>
-          <w:u w:val="single"/>
-        </w:rPr>
-      </w:pPr>
+          <w:rFonts w:ascii="Montserrat Medium" w:cs="Montserrat Medium" w:eastAsia="Montserrat Medium" w:hAnsi="Montserrat Medium"/>
+          <w:sz w:val="30"/>
+          <w:szCs w:val="30"/>
+          <w:rtl w:val="0"/>
+        </w:rPr>
+        <w:t xml:space="preserve">Interfaccia di astrazione che definisce la persistenza dei dati della classe Thermostat.</w:t>
+      </w:r>
       <w:r>
         <w:rPr>
           <w:rtl w:val="0"/>
@@ -3500,7 +2818,34 @@
           <w:szCs w:val="30"/>
           <w:rtl w:val="0"/>
         </w:rPr>
-        <w:t xml:space="preserve">Classe che modella un termostato con funzionalità di cambio temperatura e modalità. Eredita da AbstractDevice</w:t>
+        <w:t xml:space="preserve">Classe che modella un termostato con funzionalità di cambio temperatura e modalità. </w:t>
+      </w:r>
+      <w:r>
+        <w:rPr>
+          <w:rFonts w:ascii="Montserrat Medium" w:cs="Montserrat Medium" w:eastAsia="Montserrat Medium" w:hAnsi="Montserrat Medium"/>
+          <w:sz w:val="30"/>
+          <w:szCs w:val="30"/>
+          <w:rtl w:val="0"/>
+        </w:rPr>
+        <w:t xml:space="preserve">Eredita</w:t>
+      </w:r>
+      <w:r>
+        <w:rPr>
+          <w:rFonts w:ascii="Montserrat Medium" w:cs="Montserrat Medium" w:eastAsia="Montserrat Medium" w:hAnsi="Montserrat Medium"/>
+          <w:sz w:val="30"/>
+          <w:szCs w:val="30"/>
+          <w:rtl w:val="0"/>
+        </w:rPr>
+        <w:t xml:space="preserve"> da </w:t>
+      </w:r>
+      <w:r>
+        <w:rPr>
+          <w:rFonts w:ascii="Montserrat Medium" w:cs="Montserrat Medium" w:eastAsia="Montserrat Medium" w:hAnsi="Montserrat Medium"/>
+          <w:sz w:val="30"/>
+          <w:szCs w:val="30"/>
+          <w:rtl w:val="0"/>
+        </w:rPr>
+        <w:t xml:space="preserve">AbstractDevice</w:t>
       </w:r>
       <w:r>
         <w:rPr>
@@ -3557,6 +2902,2020 @@
       <w:pPr>
         <w:rPr>
           <w:rFonts w:ascii="Montserrat Medium" w:cs="Montserrat Medium" w:eastAsia="Montserrat Medium" w:hAnsi="Montserrat Medium"/>
+          <w:sz w:val="38"/>
+          <w:szCs w:val="38"/>
+          <w:u w:val="single"/>
+        </w:rPr>
+      </w:pPr>
+      <w:r>
+        <w:rPr>
+          <w:rtl w:val="0"/>
+        </w:rPr>
+      </w:r>
+    </w:p>
+    <w:p>
+      <w:pPr>
+        <w:rPr>
+          <w:rFonts w:ascii="Montserrat Medium" w:cs="Montserrat Medium" w:eastAsia="Montserrat Medium" w:hAnsi="Montserrat Medium"/>
+          <w:sz w:val="38"/>
+          <w:szCs w:val="38"/>
+          <w:u w:val="single"/>
+        </w:rPr>
+      </w:pPr>
+      <w:r>
+        <w:rPr>
+          <w:rtl w:val="0"/>
+        </w:rPr>
+      </w:r>
+    </w:p>
+    <w:p>
+      <w:pPr>
+        <w:rPr>
+          <w:rFonts w:ascii="Montserrat Medium" w:cs="Montserrat Medium" w:eastAsia="Montserrat Medium" w:hAnsi="Montserrat Medium"/>
+          <w:sz w:val="38"/>
+          <w:szCs w:val="38"/>
+          <w:u w:val="single"/>
+        </w:rPr>
+      </w:pPr>
+      <w:r>
+        <w:rPr>
+          <w:rtl w:val="0"/>
+        </w:rPr>
+      </w:r>
+    </w:p>
+    <w:p>
+      <w:pPr>
+        <w:rPr>
+          <w:rFonts w:ascii="Montserrat Medium" w:cs="Montserrat Medium" w:eastAsia="Montserrat Medium" w:hAnsi="Montserrat Medium"/>
+          <w:sz w:val="38"/>
+          <w:szCs w:val="38"/>
+          <w:u w:val="single"/>
+        </w:rPr>
+      </w:pPr>
+      <w:r>
+        <w:rPr>
+          <w:rtl w:val="0"/>
+        </w:rPr>
+      </w:r>
+    </w:p>
+    <w:p>
+      <w:pPr>
+        <w:rPr>
+          <w:rFonts w:ascii="Montserrat Medium" w:cs="Montserrat Medium" w:eastAsia="Montserrat Medium" w:hAnsi="Montserrat Medium"/>
+          <w:sz w:val="38"/>
+          <w:szCs w:val="38"/>
+          <w:u w:val="single"/>
+        </w:rPr>
+      </w:pPr>
+      <w:r>
+        <w:rPr>
+          <w:rtl w:val="0"/>
+        </w:rPr>
+      </w:r>
+    </w:p>
+    <w:p>
+      <w:pPr>
+        <w:rPr>
+          <w:rFonts w:ascii="Montserrat Medium" w:cs="Montserrat Medium" w:eastAsia="Montserrat Medium" w:hAnsi="Montserrat Medium"/>
+          <w:sz w:val="38"/>
+          <w:szCs w:val="38"/>
+          <w:u w:val="single"/>
+        </w:rPr>
+      </w:pPr>
+      <w:r>
+        <w:rPr>
+          <w:rtl w:val="0"/>
+        </w:rPr>
+      </w:r>
+    </w:p>
+    <w:p>
+      <w:pPr>
+        <w:ind w:left="-283.46456692913375" w:firstLine="0"/>
+        <w:rPr>
+          <w:rFonts w:ascii="Montserrat Medium" w:cs="Montserrat Medium" w:eastAsia="Montserrat Medium" w:hAnsi="Montserrat Medium"/>
+          <w:sz w:val="30"/>
+          <w:szCs w:val="30"/>
+          <w:u w:val="single"/>
+        </w:rPr>
+      </w:pPr>
+      <w:r>
+        <w:rPr>
+          <w:rFonts w:ascii="Montserrat Medium" w:cs="Montserrat Medium" w:eastAsia="Montserrat Medium" w:hAnsi="Montserrat Medium"/>
+          <w:sz w:val="30"/>
+          <w:szCs w:val="30"/>
+          <w:u w:val="single"/>
+          <w:rtl w:val="0"/>
+        </w:rPr>
+        <w:t xml:space="preserve">Abstraction</w:t>
+      </w:r>
+    </w:p>
+    <w:p>
+      <w:pPr>
+        <w:ind w:left="-283.46456692913375" w:firstLine="0"/>
+        <w:rPr>
+          <w:rFonts w:ascii="Montserrat Medium" w:cs="Montserrat Medium" w:eastAsia="Montserrat Medium" w:hAnsi="Montserrat Medium"/>
+          <w:sz w:val="30"/>
+          <w:szCs w:val="30"/>
+          <w:u w:val="single"/>
+        </w:rPr>
+      </w:pPr>
+      <w:r>
+        <w:rPr>
+          <w:rtl w:val="0"/>
+        </w:rPr>
+      </w:r>
+    </w:p>
+    <w:p>
+      <w:pPr>
+        <w:numPr>
+          <w:ilvl w:val="0"/>
+          <w:numId w:val="3"/>
+        </w:numPr>
+        <w:ind w:left="141.73228346456688" w:hanging="360"/>
+        <w:rPr>
+          <w:sz w:val="30"/>
+          <w:szCs w:val="30"/>
+        </w:rPr>
+      </w:pPr>
+      <w:r>
+        <w:rPr>
+          <w:rFonts w:ascii="Montserrat" w:cs="Montserrat" w:eastAsia="Montserrat" w:hAnsi="Montserrat"/>
+          <w:b w:val="1"/>
+          <w:bCs w:val="1"/>
+          <w:sz w:val="30"/>
+          <w:szCs w:val="30"/>
+          <w:rtl w:val="0"/>
+        </w:rPr>
+        <w:t xml:space="preserve">AbstractDevice</w:t>
+      </w:r>
+      <w:r>
+        <w:rPr>
+          <w:rFonts w:ascii="Montserrat Medium" w:cs="Montserrat Medium" w:eastAsia="Montserrat Medium" w:hAnsi="Montserrat Medium"/>
+          <w:sz w:val="30"/>
+          <w:szCs w:val="30"/>
+          <w:rtl w:val="0"/>
+        </w:rPr>
+        <w:t xml:space="preserve">:</w:t>
+      </w:r>
+      <w:r>
+        <w:rPr>
+          <w:rtl w:val="0"/>
+        </w:rPr>
+      </w:r>
+    </w:p>
+    <w:p>
+      <w:pPr>
+        <w:rPr>
+          <w:rFonts w:ascii="Montserrat Medium" w:cs="Montserrat Medium" w:eastAsia="Montserrat Medium" w:hAnsi="Montserrat Medium"/>
+          <w:sz w:val="38"/>
+          <w:szCs w:val="38"/>
+          <w:u w:val="single"/>
+        </w:rPr>
+      </w:pPr>
+      <w:r>
+        <w:rPr>
+          <w:rFonts w:ascii="Montserrat Medium" w:cs="Montserrat Medium" w:eastAsia="Montserrat Medium" w:hAnsi="Montserrat Medium"/>
+          <w:sz w:val="30"/>
+          <w:szCs w:val="30"/>
+          <w:rtl w:val="0"/>
+        </w:rPr>
+        <w:t xml:space="preserve">Classe che modella un device astratto con funzionalità virtuali di </w:t>
+      </w:r>
+      <w:r>
+        <w:rPr>
+          <w:rFonts w:ascii="Montserrat Medium" w:cs="Montserrat Medium" w:eastAsia="Montserrat Medium" w:hAnsi="Montserrat Medium"/>
+          <w:sz w:val="30"/>
+          <w:szCs w:val="30"/>
+          <w:rtl w:val="0"/>
+        </w:rPr>
+        <w:t xml:space="preserve">accensione/spegnimeto</w:t>
+      </w:r>
+      <w:r>
+        <w:rPr>
+          <w:rFonts w:ascii="Montserrat Medium" w:cs="Montserrat Medium" w:eastAsia="Montserrat Medium" w:hAnsi="Montserrat Medium"/>
+          <w:sz w:val="30"/>
+          <w:szCs w:val="30"/>
+          <w:rtl w:val="0"/>
+        </w:rPr>
+        <w:t xml:space="preserve"> e properties comuni a tutti i device.</w:t>
+      </w:r>
+      <w:r>
+        <w:rPr>
+          <w:rtl w:val="0"/>
+        </w:rPr>
+      </w:r>
+    </w:p>
+    <w:p>
+      <w:pPr>
+        <w:ind w:left="-283.46456692913375" w:firstLine="0"/>
+        <w:rPr>
+          <w:rFonts w:ascii="Montserrat Medium" w:cs="Montserrat Medium" w:eastAsia="Montserrat Medium" w:hAnsi="Montserrat Medium"/>
+          <w:sz w:val="30"/>
+          <w:szCs w:val="30"/>
+          <w:u w:val="single"/>
+        </w:rPr>
+      </w:pPr>
+      <w:r>
+        <w:rPr>
+          <w:rtl w:val="0"/>
+        </w:rPr>
+      </w:r>
+    </w:p>
+    <w:p>
+      <w:pPr>
+        <w:numPr>
+          <w:ilvl w:val="0"/>
+          <w:numId w:val="3"/>
+        </w:numPr>
+        <w:ind w:left="141.73228346456688" w:hanging="360"/>
+        <w:rPr>
+          <w:sz w:val="30"/>
+          <w:szCs w:val="30"/>
+        </w:rPr>
+      </w:pPr>
+      <w:r>
+        <w:rPr>
+          <w:rFonts w:ascii="Montserrat" w:cs="Montserrat" w:eastAsia="Montserrat" w:hAnsi="Montserrat"/>
+          <w:b w:val="1"/>
+          <w:bCs w:val="1"/>
+          <w:sz w:val="30"/>
+          <w:szCs w:val="30"/>
+          <w:rtl w:val="0"/>
+        </w:rPr>
+        <w:t xml:space="preserve">DeviceName</w:t>
+      </w:r>
+      <w:r>
+        <w:rPr>
+          <w:rFonts w:ascii="Montserrat Medium" w:cs="Montserrat Medium" w:eastAsia="Montserrat Medium" w:hAnsi="Montserrat Medium"/>
+          <w:sz w:val="30"/>
+          <w:szCs w:val="30"/>
+          <w:rtl w:val="0"/>
+        </w:rPr>
+        <w:t xml:space="preserve">:</w:t>
+      </w:r>
+      <w:r>
+        <w:rPr>
+          <w:rtl w:val="0"/>
+        </w:rPr>
+      </w:r>
+    </w:p>
+    <w:p>
+      <w:pPr>
+        <w:rPr>
+          <w:rFonts w:ascii="Montserrat Medium" w:cs="Montserrat Medium" w:eastAsia="Montserrat Medium" w:hAnsi="Montserrat Medium"/>
+          <w:sz w:val="30"/>
+          <w:szCs w:val="30"/>
+        </w:rPr>
+      </w:pPr>
+      <w:r>
+        <w:rPr>
+          <w:rFonts w:ascii="Montserrat Medium" w:cs="Montserrat Medium" w:eastAsia="Montserrat Medium" w:hAnsi="Montserrat Medium"/>
+          <w:sz w:val="30"/>
+          <w:szCs w:val="30"/>
+          <w:rtl w:val="0"/>
+        </w:rPr>
+        <w:t xml:space="preserve">Value Object per il nome di tutti i device</w:t>
+      </w:r>
+    </w:p>
+    <w:p>
+      <w:pPr>
+        <w:rPr>
+          <w:rFonts w:ascii="Montserrat Medium" w:cs="Montserrat Medium" w:eastAsia="Montserrat Medium" w:hAnsi="Montserrat Medium"/>
+          <w:sz w:val="30"/>
+          <w:szCs w:val="30"/>
+        </w:rPr>
+      </w:pPr>
+      <w:r>
+        <w:rPr>
+          <w:rtl w:val="0"/>
+        </w:rPr>
+      </w:r>
+    </w:p>
+    <w:p>
+      <w:pPr>
+        <w:numPr>
+          <w:ilvl w:val="0"/>
+          <w:numId w:val="3"/>
+        </w:numPr>
+        <w:ind w:left="141.73228346456688" w:hanging="360"/>
+        <w:rPr>
+          <w:sz w:val="30"/>
+          <w:szCs w:val="30"/>
+        </w:rPr>
+      </w:pPr>
+      <w:r>
+        <w:rPr>
+          <w:rFonts w:ascii="Montserrat" w:cs="Montserrat" w:eastAsia="Montserrat" w:hAnsi="Montserrat"/>
+          <w:b w:val="1"/>
+          <w:bCs w:val="1"/>
+          <w:sz w:val="30"/>
+          <w:szCs w:val="30"/>
+          <w:rtl w:val="0"/>
+        </w:rPr>
+        <w:t xml:space="preserve">Pin</w:t>
+      </w:r>
+      <w:r>
+        <w:rPr>
+          <w:rFonts w:ascii="Montserrat Medium" w:cs="Montserrat Medium" w:eastAsia="Montserrat Medium" w:hAnsi="Montserrat Medium"/>
+          <w:sz w:val="30"/>
+          <w:szCs w:val="30"/>
+          <w:rtl w:val="0"/>
+        </w:rPr>
+        <w:t xml:space="preserve">:</w:t>
+      </w:r>
+      <w:r>
+        <w:rPr>
+          <w:rtl w:val="0"/>
+        </w:rPr>
+      </w:r>
+    </w:p>
+    <w:p>
+      <w:pPr>
+        <w:rPr>
+          <w:rFonts w:ascii="Montserrat Medium" w:cs="Montserrat Medium" w:eastAsia="Montserrat Medium" w:hAnsi="Montserrat Medium"/>
+          <w:sz w:val="30"/>
+          <w:szCs w:val="30"/>
+        </w:rPr>
+      </w:pPr>
+      <w:r>
+        <w:rPr>
+          <w:rFonts w:ascii="Montserrat Medium" w:cs="Montserrat Medium" w:eastAsia="Montserrat Medium" w:hAnsi="Montserrat Medium"/>
+          <w:sz w:val="30"/>
+          <w:szCs w:val="30"/>
+          <w:rtl w:val="0"/>
+        </w:rPr>
+        <w:t xml:space="preserve">Value Object per il Pin di tutti i device</w:t>
+      </w:r>
+    </w:p>
+    <w:p>
+      <w:pPr>
+        <w:ind w:left="-283.46456692913375" w:firstLine="0"/>
+        <w:rPr>
+          <w:rFonts w:ascii="Montserrat Medium" w:cs="Montserrat Medium" w:eastAsia="Montserrat Medium" w:hAnsi="Montserrat Medium"/>
+          <w:sz w:val="30"/>
+          <w:szCs w:val="30"/>
+          <w:u w:val="single"/>
+        </w:rPr>
+      </w:pPr>
+      <w:r>
+        <w:rPr>
+          <w:rtl w:val="0"/>
+        </w:rPr>
+      </w:r>
+    </w:p>
+    <w:p>
+      <w:pPr>
+        <w:numPr>
+          <w:ilvl w:val="0"/>
+          <w:numId w:val="3"/>
+        </w:numPr>
+        <w:ind w:left="141.73228346456688" w:hanging="360"/>
+        <w:rPr>
+          <w:sz w:val="30"/>
+          <w:szCs w:val="30"/>
+        </w:rPr>
+      </w:pPr>
+      <w:r>
+        <w:rPr>
+          <w:rFonts w:ascii="Montserrat" w:cs="Montserrat" w:eastAsia="Montserrat" w:hAnsi="Montserrat"/>
+          <w:b w:val="1"/>
+          <w:bCs w:val="1"/>
+          <w:sz w:val="30"/>
+          <w:szCs w:val="30"/>
+          <w:rtl w:val="0"/>
+        </w:rPr>
+        <w:t xml:space="preserve">DeviceStatus</w:t>
+      </w:r>
+      <w:r>
+        <w:rPr>
+          <w:rFonts w:ascii="Montserrat Medium" w:cs="Montserrat Medium" w:eastAsia="Montserrat Medium" w:hAnsi="Montserrat Medium"/>
+          <w:sz w:val="30"/>
+          <w:szCs w:val="30"/>
+          <w:rtl w:val="0"/>
+        </w:rPr>
+        <w:t xml:space="preserve">:</w:t>
+      </w:r>
+      <w:r>
+        <w:rPr>
+          <w:rtl w:val="0"/>
+        </w:rPr>
+      </w:r>
+    </w:p>
+    <w:p>
+      <w:pPr>
+        <w:rPr>
+          <w:rFonts w:ascii="Montserrat Medium" w:cs="Montserrat Medium" w:eastAsia="Montserrat Medium" w:hAnsi="Montserrat Medium"/>
+          <w:sz w:val="30"/>
+          <w:szCs w:val="30"/>
+        </w:rPr>
+      </w:pPr>
+      <w:r>
+        <w:rPr>
+          <w:rFonts w:ascii="Montserrat Medium" w:cs="Montserrat Medium" w:eastAsia="Montserrat Medium" w:hAnsi="Montserrat Medium"/>
+          <w:sz w:val="30"/>
+          <w:szCs w:val="30"/>
+          <w:rtl w:val="0"/>
+        </w:rPr>
+        <w:t xml:space="preserve">Enum Class che definisce lo stato di tutti i device</w:t>
+      </w:r>
+    </w:p>
+    <w:p>
+      <w:pPr>
+        <w:rPr>
+          <w:rFonts w:ascii="Montserrat Medium" w:cs="Montserrat Medium" w:eastAsia="Montserrat Medium" w:hAnsi="Montserrat Medium"/>
+          <w:sz w:val="30"/>
+          <w:szCs w:val="30"/>
+        </w:rPr>
+      </w:pPr>
+      <w:r>
+        <w:rPr>
+          <w:rtl w:val="0"/>
+        </w:rPr>
+      </w:r>
+    </w:p>
+    <w:p>
+      <w:pPr>
+        <w:numPr>
+          <w:ilvl w:val="0"/>
+          <w:numId w:val="3"/>
+        </w:numPr>
+        <w:ind w:left="141.73228346456688" w:hanging="360"/>
+        <w:rPr>
+          <w:sz w:val="30"/>
+          <w:szCs w:val="30"/>
+        </w:rPr>
+      </w:pPr>
+      <w:r>
+        <w:rPr>
+          <w:rFonts w:ascii="Montserrat" w:cs="Montserrat" w:eastAsia="Montserrat" w:hAnsi="Montserrat"/>
+          <w:b w:val="1"/>
+          <w:bCs w:val="1"/>
+          <w:sz w:val="30"/>
+          <w:szCs w:val="30"/>
+          <w:rtl w:val="0"/>
+        </w:rPr>
+        <w:t xml:space="preserve">ILockable</w:t>
+      </w:r>
+      <w:r>
+        <w:rPr>
+          <w:rFonts w:ascii="Montserrat Medium" w:cs="Montserrat Medium" w:eastAsia="Montserrat Medium" w:hAnsi="Montserrat Medium"/>
+          <w:sz w:val="30"/>
+          <w:szCs w:val="30"/>
+          <w:rtl w:val="0"/>
+        </w:rPr>
+        <w:t xml:space="preserve">:</w:t>
+      </w:r>
+      <w:r>
+        <w:rPr>
+          <w:rtl w:val="0"/>
+        </w:rPr>
+      </w:r>
+    </w:p>
+    <w:p>
+      <w:pPr>
+        <w:rPr>
+          <w:rFonts w:ascii="Montserrat Medium" w:cs="Montserrat Medium" w:eastAsia="Montserrat Medium" w:hAnsi="Montserrat Medium"/>
+          <w:sz w:val="30"/>
+          <w:szCs w:val="30"/>
+        </w:rPr>
+      </w:pPr>
+      <w:r>
+        <w:rPr>
+          <w:rFonts w:ascii="Montserrat Medium" w:cs="Montserrat Medium" w:eastAsia="Montserrat Medium" w:hAnsi="Montserrat Medium"/>
+          <w:sz w:val="30"/>
+          <w:szCs w:val="30"/>
+          <w:rtl w:val="0"/>
+        </w:rPr>
+        <w:t xml:space="preserve">Interfaccia che definisce il comportamento di ogni dispositivo bloccabile</w:t>
+      </w:r>
+    </w:p>
+    <w:p>
+      <w:pPr>
+        <w:rPr>
+          <w:rFonts w:ascii="Montserrat Medium" w:cs="Montserrat Medium" w:eastAsia="Montserrat Medium" w:hAnsi="Montserrat Medium"/>
+          <w:sz w:val="30"/>
+          <w:szCs w:val="30"/>
+        </w:rPr>
+      </w:pPr>
+      <w:r>
+        <w:rPr>
+          <w:rtl w:val="0"/>
+        </w:rPr>
+      </w:r>
+    </w:p>
+    <w:p>
+      <w:pPr>
+        <w:numPr>
+          <w:ilvl w:val="0"/>
+          <w:numId w:val="3"/>
+        </w:numPr>
+        <w:ind w:left="141.73228346456688" w:hanging="360"/>
+        <w:rPr>
+          <w:sz w:val="30"/>
+          <w:szCs w:val="30"/>
+        </w:rPr>
+      </w:pPr>
+      <w:r>
+        <w:rPr>
+          <w:rFonts w:ascii="Montserrat" w:cs="Montserrat" w:eastAsia="Montserrat" w:hAnsi="Montserrat"/>
+          <w:b w:val="1"/>
+          <w:bCs w:val="1"/>
+          <w:sz w:val="30"/>
+          <w:szCs w:val="30"/>
+          <w:rtl w:val="0"/>
+        </w:rPr>
+        <w:t xml:space="preserve">IOpenable</w:t>
+      </w:r>
+      <w:r>
+        <w:rPr>
+          <w:rFonts w:ascii="Montserrat Medium" w:cs="Montserrat Medium" w:eastAsia="Montserrat Medium" w:hAnsi="Montserrat Medium"/>
+          <w:sz w:val="30"/>
+          <w:szCs w:val="30"/>
+          <w:rtl w:val="0"/>
+        </w:rPr>
+        <w:t xml:space="preserve">:</w:t>
+      </w:r>
+      <w:r>
+        <w:rPr>
+          <w:rtl w:val="0"/>
+        </w:rPr>
+      </w:r>
+    </w:p>
+    <w:p>
+      <w:pPr>
+        <w:rPr>
+          <w:rFonts w:ascii="Montserrat Medium" w:cs="Montserrat Medium" w:eastAsia="Montserrat Medium" w:hAnsi="Montserrat Medium"/>
+          <w:sz w:val="30"/>
+          <w:szCs w:val="30"/>
+        </w:rPr>
+      </w:pPr>
+      <w:r>
+        <w:rPr>
+          <w:rFonts w:ascii="Montserrat Medium" w:cs="Montserrat Medium" w:eastAsia="Montserrat Medium" w:hAnsi="Montserrat Medium"/>
+          <w:sz w:val="30"/>
+          <w:szCs w:val="30"/>
+          <w:rtl w:val="0"/>
+        </w:rPr>
+        <w:t xml:space="preserve">Interfaccia che definisce il comportamento di ogni dispositivo apribile</w:t>
+      </w:r>
+    </w:p>
+    <w:p>
+      <w:pPr>
+        <w:rPr>
+          <w:rFonts w:ascii="Montserrat Medium" w:cs="Montserrat Medium" w:eastAsia="Montserrat Medium" w:hAnsi="Montserrat Medium"/>
+          <w:sz w:val="30"/>
+          <w:szCs w:val="30"/>
+        </w:rPr>
+      </w:pPr>
+      <w:r>
+        <w:rPr>
+          <w:rtl w:val="0"/>
+        </w:rPr>
+      </w:r>
+    </w:p>
+    <w:p>
+      <w:pPr>
+        <w:numPr>
+          <w:ilvl w:val="0"/>
+          <w:numId w:val="3"/>
+        </w:numPr>
+        <w:ind w:left="141.73228346456688" w:hanging="360"/>
+        <w:rPr>
+          <w:sz w:val="30"/>
+          <w:szCs w:val="30"/>
+        </w:rPr>
+      </w:pPr>
+      <w:r>
+        <w:rPr>
+          <w:rFonts w:ascii="Montserrat" w:cs="Montserrat" w:eastAsia="Montserrat" w:hAnsi="Montserrat"/>
+          <w:b w:val="1"/>
+          <w:bCs w:val="1"/>
+          <w:sz w:val="30"/>
+          <w:szCs w:val="30"/>
+          <w:rtl w:val="0"/>
+        </w:rPr>
+        <w:t xml:space="preserve">ISwitchable</w:t>
+      </w:r>
+      <w:r>
+        <w:rPr>
+          <w:rFonts w:ascii="Montserrat Medium" w:cs="Montserrat Medium" w:eastAsia="Montserrat Medium" w:hAnsi="Montserrat Medium"/>
+          <w:sz w:val="30"/>
+          <w:szCs w:val="30"/>
+          <w:rtl w:val="0"/>
+        </w:rPr>
+        <w:t xml:space="preserve">:</w:t>
+      </w:r>
+      <w:r>
+        <w:rPr>
+          <w:rtl w:val="0"/>
+        </w:rPr>
+      </w:r>
+    </w:p>
+    <w:p>
+      <w:pPr>
+        <w:rPr>
+          <w:rFonts w:ascii="Montserrat Medium" w:cs="Montserrat Medium" w:eastAsia="Montserrat Medium" w:hAnsi="Montserrat Medium"/>
+          <w:sz w:val="30"/>
+          <w:szCs w:val="30"/>
+        </w:rPr>
+      </w:pPr>
+      <w:r>
+        <w:rPr>
+          <w:rFonts w:ascii="Montserrat Medium" w:cs="Montserrat Medium" w:eastAsia="Montserrat Medium" w:hAnsi="Montserrat Medium"/>
+          <w:sz w:val="30"/>
+          <w:szCs w:val="30"/>
+          <w:rtl w:val="0"/>
+        </w:rPr>
+        <w:t xml:space="preserve">Interfaccia che definisce il comportamento di ogni dispositivo accendibile/spegnibile</w:t>
+      </w:r>
+    </w:p>
+    <w:p>
+      <w:pPr>
+        <w:rPr>
+          <w:rFonts w:ascii="Montserrat Medium" w:cs="Montserrat Medium" w:eastAsia="Montserrat Medium" w:hAnsi="Montserrat Medium"/>
+          <w:sz w:val="30"/>
+          <w:szCs w:val="30"/>
+        </w:rPr>
+      </w:pPr>
+      <w:r>
+        <w:rPr>
+          <w:rtl w:val="0"/>
+        </w:rPr>
+      </w:r>
+    </w:p>
+    <w:p>
+      <w:pPr>
+        <w:rPr>
+          <w:rFonts w:ascii="Montserrat Medium" w:cs="Montserrat Medium" w:eastAsia="Montserrat Medium" w:hAnsi="Montserrat Medium"/>
+          <w:sz w:val="38"/>
+          <w:szCs w:val="38"/>
+          <w:u w:val="single"/>
+        </w:rPr>
+      </w:pPr>
+      <w:r>
+        <w:rPr>
+          <w:rtl w:val="0"/>
+        </w:rPr>
+      </w:r>
+    </w:p>
+    <w:p>
+      <w:pPr>
+        <w:rPr>
+          <w:rFonts w:ascii="Montserrat Medium" w:cs="Montserrat Medium" w:eastAsia="Montserrat Medium" w:hAnsi="Montserrat Medium"/>
+          <w:sz w:val="38"/>
+          <w:szCs w:val="38"/>
+          <w:u w:val="single"/>
+        </w:rPr>
+      </w:pPr>
+      <w:r>
+        <w:rPr>
+          <w:rtl w:val="0"/>
+        </w:rPr>
+      </w:r>
+    </w:p>
+    <w:p>
+      <w:pPr>
+        <w:rPr>
+          <w:rFonts w:ascii="Montserrat Medium" w:cs="Montserrat Medium" w:eastAsia="Montserrat Medium" w:hAnsi="Montserrat Medium"/>
+          <w:sz w:val="38"/>
+          <w:szCs w:val="38"/>
+          <w:u w:val="single"/>
+        </w:rPr>
+      </w:pPr>
+      <w:r>
+        <w:rPr>
+          <w:rtl w:val="0"/>
+        </w:rPr>
+      </w:r>
+    </w:p>
+    <w:p>
+      <w:pPr>
+        <w:rPr>
+          <w:rFonts w:ascii="Montserrat Medium" w:cs="Montserrat Medium" w:eastAsia="Montserrat Medium" w:hAnsi="Montserrat Medium"/>
+          <w:sz w:val="38"/>
+          <w:szCs w:val="38"/>
+          <w:u w:val="single"/>
+        </w:rPr>
+      </w:pPr>
+      <w:r>
+        <w:rPr>
+          <w:rtl w:val="0"/>
+        </w:rPr>
+      </w:r>
+    </w:p>
+    <w:p>
+      <w:pPr>
+        <w:rPr>
+          <w:rFonts w:ascii="Montserrat Medium" w:cs="Montserrat Medium" w:eastAsia="Montserrat Medium" w:hAnsi="Montserrat Medium"/>
+          <w:sz w:val="38"/>
+          <w:szCs w:val="38"/>
+          <w:u w:val="single"/>
+        </w:rPr>
+      </w:pPr>
+      <w:r>
+        <w:rPr>
+          <w:rtl w:val="0"/>
+        </w:rPr>
+      </w:r>
+    </w:p>
+    <w:p>
+      <w:pPr>
+        <w:rPr>
+          <w:rFonts w:ascii="Montserrat Medium" w:cs="Montserrat Medium" w:eastAsia="Montserrat Medium" w:hAnsi="Montserrat Medium"/>
+          <w:sz w:val="38"/>
+          <w:szCs w:val="38"/>
+          <w:u w:val="single"/>
+        </w:rPr>
+      </w:pPr>
+      <w:r>
+        <w:rPr>
+          <w:rtl w:val="0"/>
+        </w:rPr>
+      </w:r>
+    </w:p>
+    <w:p>
+      <w:pPr>
+        <w:rPr>
+          <w:rFonts w:ascii="Montserrat Medium" w:cs="Montserrat Medium" w:eastAsia="Montserrat Medium" w:hAnsi="Montserrat Medium"/>
+          <w:sz w:val="38"/>
+          <w:szCs w:val="38"/>
+          <w:u w:val="single"/>
+        </w:rPr>
+      </w:pPr>
+      <w:r>
+        <w:rPr>
+          <w:rtl w:val="0"/>
+        </w:rPr>
+      </w:r>
+    </w:p>
+    <w:p>
+      <w:pPr>
+        <w:ind w:left="720" w:firstLine="0"/>
+        <w:rPr>
+          <w:rFonts w:ascii="Montserrat Medium" w:cs="Montserrat Medium" w:eastAsia="Montserrat Medium" w:hAnsi="Montserrat Medium"/>
+          <w:sz w:val="38"/>
+          <w:szCs w:val="38"/>
+          <w:u w:val="single"/>
+        </w:rPr>
+      </w:pPr>
+      <w:r>
+        <w:rPr>
+          <w:rFonts w:ascii="Montserrat" w:cs="Montserrat" w:eastAsia="Montserrat" w:hAnsi="Montserrat"/>
+          <w:b w:val="1"/>
+          <w:bCs w:val="1"/>
+          <w:sz w:val="34"/>
+          <w:szCs w:val="34"/>
+          <w:shd w:fill="d9ead3" w:val="clear"/>
+          <w:rtl w:val="0"/>
+        </w:rPr>
+        <w:t xml:space="preserve">APPLICATION:</w:t>
+      </w:r>
+      <w:r>
+        <w:rPr>
+          <w:rtl w:val="0"/>
+        </w:rPr>
+      </w:r>
+    </w:p>
+    <w:p>
+      <w:pPr>
+        <w:ind w:left="720" w:firstLine="0"/>
+        <w:rPr>
+          <w:rFonts w:ascii="Montserrat Medium" w:cs="Montserrat Medium" w:eastAsia="Montserrat Medium" w:hAnsi="Montserrat Medium"/>
+          <w:sz w:val="30"/>
+          <w:szCs w:val="30"/>
+        </w:rPr>
+      </w:pPr>
+      <w:r>
+        <w:rPr>
+          <w:rtl w:val="0"/>
+        </w:rPr>
+      </w:r>
+    </w:p>
+    <w:p>
+      <w:pPr>
+        <w:numPr>
+          <w:ilvl w:val="0"/>
+          <w:numId w:val="4"/>
+        </w:numPr>
+        <w:ind w:left="141.73228346456688" w:hanging="360"/>
+        <w:rPr>
+          <w:rFonts w:ascii="Montserrat Medium" w:cs="Montserrat Medium" w:eastAsia="Montserrat Medium" w:hAnsi="Montserrat Medium"/>
+          <w:sz w:val="30"/>
+          <w:szCs w:val="30"/>
+        </w:rPr>
+      </w:pPr>
+      <w:r>
+        <w:rPr>
+          <w:rFonts w:ascii="Montserrat" w:cs="Montserrat" w:eastAsia="Montserrat" w:hAnsi="Montserrat"/>
+          <w:b w:val="1"/>
+          <w:bCs w:val="1"/>
+          <w:sz w:val="30"/>
+          <w:szCs w:val="30"/>
+          <w:rtl w:val="0"/>
+        </w:rPr>
+        <w:t xml:space="preserve">DeviceStatusMapper</w:t>
+      </w:r>
+      <w:r>
+        <w:rPr>
+          <w:rFonts w:ascii="Montserrat Medium" w:cs="Montserrat Medium" w:eastAsia="Montserrat Medium" w:hAnsi="Montserrat Medium"/>
+          <w:sz w:val="30"/>
+          <w:szCs w:val="30"/>
+          <w:rtl w:val="0"/>
+        </w:rPr>
+        <w:t xml:space="preserve">:</w:t>
+      </w:r>
+      <w:r>
+        <w:rPr>
+          <w:rtl w:val="0"/>
+        </w:rPr>
+      </w:r>
+    </w:p>
+    <w:p>
+      <w:pPr>
+        <w:rPr>
+          <w:rFonts w:ascii="Montserrat Medium" w:cs="Montserrat Medium" w:eastAsia="Montserrat Medium" w:hAnsi="Montserrat Medium"/>
+          <w:sz w:val="30"/>
+          <w:szCs w:val="30"/>
+        </w:rPr>
+      </w:pPr>
+      <w:r>
+        <w:rPr>
+          <w:rFonts w:ascii="Montserrat Medium" w:cs="Montserrat Medium" w:eastAsia="Montserrat Medium" w:hAnsi="Montserrat Medium"/>
+          <w:sz w:val="30"/>
+          <w:szCs w:val="30"/>
+          <w:rtl w:val="0"/>
+        </w:rPr>
+        <w:t xml:space="preserve">Converte lo stato di un device tra </w:t>
+      </w:r>
+      <w:r>
+        <w:rPr>
+          <w:rFonts w:ascii="Montserrat Medium" w:cs="Montserrat Medium" w:eastAsia="Montserrat Medium" w:hAnsi="Montserrat Medium"/>
+          <w:sz w:val="30"/>
+          <w:szCs w:val="30"/>
+          <w:rtl w:val="0"/>
+        </w:rPr>
+        <w:t xml:space="preserve">Domain</w:t>
+      </w:r>
+      <w:r>
+        <w:rPr>
+          <w:rFonts w:ascii="Montserrat Medium" w:cs="Montserrat Medium" w:eastAsia="Montserrat Medium" w:hAnsi="Montserrat Medium"/>
+          <w:sz w:val="30"/>
+          <w:szCs w:val="30"/>
+          <w:rtl w:val="0"/>
+        </w:rPr>
+        <w:t xml:space="preserve"> e Dto</w:t>
+      </w:r>
+    </w:p>
+    <w:p>
+      <w:pPr>
+        <w:rPr>
+          <w:rFonts w:ascii="Montserrat Medium" w:cs="Montserrat Medium" w:eastAsia="Montserrat Medium" w:hAnsi="Montserrat Medium"/>
+          <w:sz w:val="30"/>
+          <w:szCs w:val="30"/>
+        </w:rPr>
+      </w:pPr>
+      <w:r>
+        <w:rPr>
+          <w:rtl w:val="0"/>
+        </w:rPr>
+      </w:r>
+    </w:p>
+    <w:p>
+      <w:pPr>
+        <w:numPr>
+          <w:ilvl w:val="0"/>
+          <w:numId w:val="4"/>
+        </w:numPr>
+        <w:ind w:left="141.73228346456688" w:hanging="360"/>
+        <w:rPr>
+          <w:rFonts w:ascii="Montserrat Medium" w:cs="Montserrat Medium" w:eastAsia="Montserrat Medium" w:hAnsi="Montserrat Medium"/>
+          <w:sz w:val="30"/>
+          <w:szCs w:val="30"/>
+        </w:rPr>
+      </w:pPr>
+      <w:r>
+        <w:rPr>
+          <w:rFonts w:ascii="Montserrat" w:cs="Montserrat" w:eastAsia="Montserrat" w:hAnsi="Montserrat"/>
+          <w:b w:val="1"/>
+          <w:bCs w:val="1"/>
+          <w:sz w:val="30"/>
+          <w:szCs w:val="30"/>
+          <w:rtl w:val="0"/>
+        </w:rPr>
+        <w:t xml:space="preserve">Lamp</w:t>
+      </w:r>
+      <w:r>
+        <w:rPr>
+          <w:rFonts w:ascii="Montserrat Medium" w:cs="Montserrat Medium" w:eastAsia="Montserrat Medium" w:hAnsi="Montserrat Medium"/>
+          <w:sz w:val="30"/>
+          <w:szCs w:val="30"/>
+          <w:rtl w:val="0"/>
+        </w:rPr>
+        <w:t xml:space="preserve">:</w:t>
+      </w:r>
+      <w:r>
+        <w:rPr>
+          <w:rtl w:val="0"/>
+        </w:rPr>
+      </w:r>
+    </w:p>
+    <w:p>
+      <w:pPr>
+        <w:numPr>
+          <w:ilvl w:val="1"/>
+          <w:numId w:val="4"/>
+        </w:numPr>
+        <w:ind w:left="708.6614173228347" w:hanging="285"/>
+        <w:rPr>
+          <w:rFonts w:ascii="Montserrat Medium" w:cs="Montserrat Medium" w:eastAsia="Montserrat Medium" w:hAnsi="Montserrat Medium"/>
+          <w:sz w:val="30"/>
+          <w:szCs w:val="30"/>
+        </w:rPr>
+      </w:pPr>
+      <w:r>
+        <w:rPr>
+          <w:rFonts w:ascii="Montserrat Medium" w:cs="Montserrat Medium" w:eastAsia="Montserrat Medium" w:hAnsi="Montserrat Medium"/>
+          <w:sz w:val="30"/>
+          <w:szCs w:val="30"/>
+          <w:u w:val="single"/>
+          <w:rtl w:val="0"/>
+        </w:rPr>
+        <w:t xml:space="preserve">Commands</w:t>
+      </w:r>
+    </w:p>
+    <w:p>
+      <w:pPr>
+        <w:ind w:left="708.6614173228347" w:hanging="285"/>
+        <w:rPr>
+          <w:rFonts w:ascii="Montserrat Medium" w:cs="Montserrat Medium" w:eastAsia="Montserrat Medium" w:hAnsi="Montserrat Medium"/>
+          <w:sz w:val="30"/>
+          <w:szCs w:val="30"/>
+        </w:rPr>
+      </w:pPr>
+      <w:r>
+        <w:rPr>
+          <w:rFonts w:ascii="Montserrat Medium" w:cs="Montserrat Medium" w:eastAsia="Montserrat Medium" w:hAnsi="Montserrat Medium"/>
+          <w:sz w:val="30"/>
+          <w:szCs w:val="30"/>
+          <w:rtl w:val="0"/>
+        </w:rPr>
+        <w:t xml:space="preserve">Gestisce i casi d’uso dei comandi di lamp</w:t>
+      </w:r>
+    </w:p>
+    <w:p>
+      <w:pPr>
+        <w:numPr>
+          <w:ilvl w:val="1"/>
+          <w:numId w:val="4"/>
+        </w:numPr>
+        <w:ind w:left="708.6614173228347" w:hanging="285"/>
+        <w:rPr>
+          <w:rFonts w:ascii="Montserrat Medium" w:cs="Montserrat Medium" w:eastAsia="Montserrat Medium" w:hAnsi="Montserrat Medium"/>
+          <w:sz w:val="30"/>
+          <w:szCs w:val="30"/>
+        </w:rPr>
+      </w:pPr>
+      <w:r>
+        <w:rPr>
+          <w:rFonts w:ascii="Montserrat Medium" w:cs="Montserrat Medium" w:eastAsia="Montserrat Medium" w:hAnsi="Montserrat Medium"/>
+          <w:sz w:val="30"/>
+          <w:szCs w:val="30"/>
+          <w:u w:val="single"/>
+          <w:rtl w:val="0"/>
+        </w:rPr>
+        <w:t xml:space="preserve">Dto</w:t>
+      </w:r>
+    </w:p>
+    <w:p>
+      <w:pPr>
+        <w:ind w:left="708.6614173228347" w:hanging="285"/>
+        <w:rPr>
+          <w:rFonts w:ascii="Montserrat Medium" w:cs="Montserrat Medium" w:eastAsia="Montserrat Medium" w:hAnsi="Montserrat Medium"/>
+          <w:sz w:val="30"/>
+          <w:szCs w:val="30"/>
+        </w:rPr>
+      </w:pPr>
+      <w:r>
+        <w:rPr>
+          <w:rFonts w:ascii="Montserrat Medium" w:cs="Montserrat Medium" w:eastAsia="Montserrat Medium" w:hAnsi="Montserrat Medium"/>
+          <w:sz w:val="30"/>
+          <w:szCs w:val="30"/>
+          <w:rtl w:val="0"/>
+        </w:rPr>
+        <w:t xml:space="preserve">Gestisce il trasferimento di dati tra layer</w:t>
+      </w:r>
+    </w:p>
+    <w:p>
+      <w:pPr>
+        <w:numPr>
+          <w:ilvl w:val="1"/>
+          <w:numId w:val="4"/>
+        </w:numPr>
+        <w:ind w:left="708.6614173228347" w:right="-558.188976377952" w:hanging="285"/>
+        <w:rPr>
+          <w:rFonts w:ascii="Montserrat Medium" w:cs="Montserrat Medium" w:eastAsia="Montserrat Medium" w:hAnsi="Montserrat Medium"/>
+          <w:sz w:val="30"/>
+          <w:szCs w:val="30"/>
+        </w:rPr>
+      </w:pPr>
+      <w:r>
+        <w:rPr>
+          <w:rFonts w:ascii="Montserrat Medium" w:cs="Montserrat Medium" w:eastAsia="Montserrat Medium" w:hAnsi="Montserrat Medium"/>
+          <w:sz w:val="30"/>
+          <w:szCs w:val="30"/>
+          <w:u w:val="single"/>
+          <w:rtl w:val="0"/>
+        </w:rPr>
+        <w:t xml:space="preserve">Mapper</w:t>
+      </w:r>
+    </w:p>
+    <w:p>
+      <w:pPr>
+        <w:ind w:left="708.6614173228347" w:right="-558.188976377952" w:hanging="285"/>
+        <w:rPr>
+          <w:rFonts w:ascii="Montserrat Medium" w:cs="Montserrat Medium" w:eastAsia="Montserrat Medium" w:hAnsi="Montserrat Medium"/>
+          <w:sz w:val="30"/>
+          <w:szCs w:val="30"/>
+        </w:rPr>
+      </w:pPr>
+      <w:r>
+        <w:rPr>
+          <w:rFonts w:ascii="Montserrat Medium" w:cs="Montserrat Medium" w:eastAsia="Montserrat Medium" w:hAnsi="Montserrat Medium"/>
+          <w:sz w:val="30"/>
+          <w:szCs w:val="30"/>
+          <w:rtl w:val="0"/>
+        </w:rPr>
+        <w:t xml:space="preserve">LampMapper</w:t>
+      </w:r>
+      <w:r>
+        <w:rPr>
+          <w:rFonts w:ascii="Montserrat Medium" w:cs="Montserrat Medium" w:eastAsia="Montserrat Medium" w:hAnsi="Montserrat Medium"/>
+          <w:sz w:val="30"/>
+          <w:szCs w:val="30"/>
+          <w:rtl w:val="0"/>
+        </w:rPr>
+        <w:t xml:space="preserve"> = Converte le proprietà della lamp tra </w:t>
+      </w:r>
+      <w:r>
+        <w:rPr>
+          <w:rFonts w:ascii="Montserrat Medium" w:cs="Montserrat Medium" w:eastAsia="Montserrat Medium" w:hAnsi="Montserrat Medium"/>
+          <w:sz w:val="30"/>
+          <w:szCs w:val="30"/>
+          <w:rtl w:val="0"/>
+        </w:rPr>
+        <w:t xml:space="preserve">Domain</w:t>
+      </w:r>
+      <w:r>
+        <w:rPr>
+          <w:rFonts w:ascii="Montserrat Medium" w:cs="Montserrat Medium" w:eastAsia="Montserrat Medium" w:hAnsi="Montserrat Medium"/>
+          <w:sz w:val="30"/>
+          <w:szCs w:val="30"/>
+          <w:rtl w:val="0"/>
+        </w:rPr>
+        <w:t xml:space="preserve"> e Dto</w:t>
+      </w:r>
+    </w:p>
+    <w:p>
+      <w:pPr>
+        <w:numPr>
+          <w:ilvl w:val="1"/>
+          <w:numId w:val="4"/>
+        </w:numPr>
+        <w:ind w:left="708.6614173228347" w:hanging="285"/>
+        <w:rPr>
+          <w:rFonts w:ascii="Montserrat Medium" w:cs="Montserrat Medium" w:eastAsia="Montserrat Medium" w:hAnsi="Montserrat Medium"/>
+          <w:sz w:val="30"/>
+          <w:szCs w:val="30"/>
+        </w:rPr>
+      </w:pPr>
+      <w:r>
+        <w:rPr>
+          <w:rFonts w:ascii="Montserrat Medium" w:cs="Montserrat Medium" w:eastAsia="Montserrat Medium" w:hAnsi="Montserrat Medium"/>
+          <w:sz w:val="30"/>
+          <w:szCs w:val="30"/>
+          <w:u w:val="single"/>
+          <w:rtl w:val="0"/>
+        </w:rPr>
+        <w:t xml:space="preserve">Query</w:t>
+      </w:r>
+    </w:p>
+    <w:p>
+      <w:pPr>
+        <w:ind w:left="708.6614173228347" w:hanging="285"/>
+        <w:rPr>
+          <w:rFonts w:ascii="Montserrat Medium" w:cs="Montserrat Medium" w:eastAsia="Montserrat Medium" w:hAnsi="Montserrat Medium"/>
+          <w:sz w:val="30"/>
+          <w:szCs w:val="30"/>
+        </w:rPr>
+      </w:pPr>
+      <w:r>
+        <w:rPr>
+          <w:rFonts w:ascii="Montserrat Medium" w:cs="Montserrat Medium" w:eastAsia="Montserrat Medium" w:hAnsi="Montserrat Medium"/>
+          <w:sz w:val="30"/>
+          <w:szCs w:val="30"/>
+          <w:rtl w:val="0"/>
+        </w:rPr>
+        <w:t xml:space="preserve">Gestisce i casi d’uso delle query di lamp</w:t>
+      </w:r>
+    </w:p>
+    <w:p>
+      <w:pPr>
+        <w:rPr>
+          <w:rFonts w:ascii="Montserrat Medium" w:cs="Montserrat Medium" w:eastAsia="Montserrat Medium" w:hAnsi="Montserrat Medium"/>
+          <w:sz w:val="30"/>
+          <w:szCs w:val="30"/>
+        </w:rPr>
+      </w:pPr>
+      <w:r>
+        <w:rPr>
+          <w:rtl w:val="0"/>
+        </w:rPr>
+      </w:r>
+    </w:p>
+    <w:p>
+      <w:pPr>
+        <w:numPr>
+          <w:ilvl w:val="0"/>
+          <w:numId w:val="4"/>
+        </w:numPr>
+        <w:ind w:left="141.73228346456688" w:hanging="360"/>
+        <w:rPr>
+          <w:rFonts w:ascii="Montserrat Medium" w:cs="Montserrat Medium" w:eastAsia="Montserrat Medium" w:hAnsi="Montserrat Medium"/>
+          <w:sz w:val="30"/>
+          <w:szCs w:val="30"/>
+        </w:rPr>
+      </w:pPr>
+      <w:r>
+        <w:rPr>
+          <w:rFonts w:ascii="Montserrat" w:cs="Montserrat" w:eastAsia="Montserrat" w:hAnsi="Montserrat"/>
+          <w:b w:val="1"/>
+          <w:bCs w:val="1"/>
+          <w:sz w:val="30"/>
+          <w:szCs w:val="30"/>
+          <w:rtl w:val="0"/>
+        </w:rPr>
+        <w:t xml:space="preserve">Door</w:t>
+      </w:r>
+      <w:r>
+        <w:rPr>
+          <w:rFonts w:ascii="Montserrat Medium" w:cs="Montserrat Medium" w:eastAsia="Montserrat Medium" w:hAnsi="Montserrat Medium"/>
+          <w:sz w:val="30"/>
+          <w:szCs w:val="30"/>
+          <w:rtl w:val="0"/>
+        </w:rPr>
+        <w:t xml:space="preserve">:</w:t>
+      </w:r>
+      <w:r>
+        <w:rPr>
+          <w:rtl w:val="0"/>
+        </w:rPr>
+      </w:r>
+    </w:p>
+    <w:p>
+      <w:pPr>
+        <w:numPr>
+          <w:ilvl w:val="1"/>
+          <w:numId w:val="4"/>
+        </w:numPr>
+        <w:ind w:left="708.6614173228347" w:hanging="285"/>
+        <w:rPr>
+          <w:rFonts w:ascii="Montserrat Medium" w:cs="Montserrat Medium" w:eastAsia="Montserrat Medium" w:hAnsi="Montserrat Medium"/>
+          <w:sz w:val="30"/>
+          <w:szCs w:val="30"/>
+        </w:rPr>
+      </w:pPr>
+      <w:r>
+        <w:rPr>
+          <w:rFonts w:ascii="Montserrat Medium" w:cs="Montserrat Medium" w:eastAsia="Montserrat Medium" w:hAnsi="Montserrat Medium"/>
+          <w:sz w:val="30"/>
+          <w:szCs w:val="30"/>
+          <w:u w:val="single"/>
+          <w:rtl w:val="0"/>
+        </w:rPr>
+        <w:t xml:space="preserve">Commands</w:t>
+      </w:r>
+    </w:p>
+    <w:p>
+      <w:pPr>
+        <w:ind w:left="708.6614173228347" w:hanging="285"/>
+        <w:rPr>
+          <w:rFonts w:ascii="Montserrat Medium" w:cs="Montserrat Medium" w:eastAsia="Montserrat Medium" w:hAnsi="Montserrat Medium"/>
+          <w:sz w:val="30"/>
+          <w:szCs w:val="30"/>
+        </w:rPr>
+      </w:pPr>
+      <w:r>
+        <w:rPr>
+          <w:rFonts w:ascii="Montserrat Medium" w:cs="Montserrat Medium" w:eastAsia="Montserrat Medium" w:hAnsi="Montserrat Medium"/>
+          <w:sz w:val="30"/>
+          <w:szCs w:val="30"/>
+          <w:rtl w:val="0"/>
+        </w:rPr>
+        <w:t xml:space="preserve">Gestisce i casi d’uso dei comandi di door</w:t>
+      </w:r>
+    </w:p>
+    <w:p>
+      <w:pPr>
+        <w:numPr>
+          <w:ilvl w:val="1"/>
+          <w:numId w:val="4"/>
+        </w:numPr>
+        <w:ind w:left="708.6614173228347" w:hanging="285"/>
+        <w:rPr>
+          <w:rFonts w:ascii="Montserrat Medium" w:cs="Montserrat Medium" w:eastAsia="Montserrat Medium" w:hAnsi="Montserrat Medium"/>
+          <w:sz w:val="30"/>
+          <w:szCs w:val="30"/>
+        </w:rPr>
+      </w:pPr>
+      <w:r>
+        <w:rPr>
+          <w:rFonts w:ascii="Montserrat Medium" w:cs="Montserrat Medium" w:eastAsia="Montserrat Medium" w:hAnsi="Montserrat Medium"/>
+          <w:sz w:val="30"/>
+          <w:szCs w:val="30"/>
+          <w:u w:val="single"/>
+          <w:rtl w:val="0"/>
+        </w:rPr>
+        <w:t xml:space="preserve">Dto</w:t>
+      </w:r>
+    </w:p>
+    <w:p>
+      <w:pPr>
+        <w:ind w:left="708.6614173228347" w:hanging="285"/>
+        <w:rPr>
+          <w:rFonts w:ascii="Montserrat Medium" w:cs="Montserrat Medium" w:eastAsia="Montserrat Medium" w:hAnsi="Montserrat Medium"/>
+          <w:sz w:val="30"/>
+          <w:szCs w:val="30"/>
+        </w:rPr>
+      </w:pPr>
+      <w:r>
+        <w:rPr>
+          <w:rFonts w:ascii="Montserrat Medium" w:cs="Montserrat Medium" w:eastAsia="Montserrat Medium" w:hAnsi="Montserrat Medium"/>
+          <w:sz w:val="30"/>
+          <w:szCs w:val="30"/>
+          <w:rtl w:val="0"/>
+        </w:rPr>
+        <w:t xml:space="preserve">Gestisce il trasferimento di dati tra layer</w:t>
+      </w:r>
+    </w:p>
+    <w:p>
+      <w:pPr>
+        <w:numPr>
+          <w:ilvl w:val="1"/>
+          <w:numId w:val="4"/>
+        </w:numPr>
+        <w:ind w:left="708.6614173228347" w:right="-558.188976377952" w:hanging="285"/>
+        <w:rPr>
+          <w:rFonts w:ascii="Montserrat Medium" w:cs="Montserrat Medium" w:eastAsia="Montserrat Medium" w:hAnsi="Montserrat Medium"/>
+          <w:sz w:val="30"/>
+          <w:szCs w:val="30"/>
+        </w:rPr>
+      </w:pPr>
+      <w:r>
+        <w:rPr>
+          <w:rFonts w:ascii="Montserrat Medium" w:cs="Montserrat Medium" w:eastAsia="Montserrat Medium" w:hAnsi="Montserrat Medium"/>
+          <w:sz w:val="30"/>
+          <w:szCs w:val="30"/>
+          <w:u w:val="single"/>
+          <w:rtl w:val="0"/>
+        </w:rPr>
+        <w:t xml:space="preserve">Mapper</w:t>
+      </w:r>
+    </w:p>
+    <w:p>
+      <w:pPr>
+        <w:ind w:left="708.6614173228347" w:right="-558.188976377952" w:hanging="285"/>
+        <w:rPr>
+          <w:rFonts w:ascii="Montserrat Medium" w:cs="Montserrat Medium" w:eastAsia="Montserrat Medium" w:hAnsi="Montserrat Medium"/>
+          <w:sz w:val="30"/>
+          <w:szCs w:val="30"/>
+        </w:rPr>
+      </w:pPr>
+      <w:r>
+        <w:rPr>
+          <w:rFonts w:ascii="Montserrat Medium" w:cs="Montserrat Medium" w:eastAsia="Montserrat Medium" w:hAnsi="Montserrat Medium"/>
+          <w:sz w:val="30"/>
+          <w:szCs w:val="30"/>
+          <w:rtl w:val="0"/>
+        </w:rPr>
+        <w:t xml:space="preserve">Door</w:t>
+      </w:r>
+      <w:r>
+        <w:rPr>
+          <w:rFonts w:ascii="Montserrat Medium" w:cs="Montserrat Medium" w:eastAsia="Montserrat Medium" w:hAnsi="Montserrat Medium"/>
+          <w:sz w:val="30"/>
+          <w:szCs w:val="30"/>
+          <w:rtl w:val="0"/>
+        </w:rPr>
+        <w:t xml:space="preserve">Mapper</w:t>
+      </w:r>
+      <w:r>
+        <w:rPr>
+          <w:rFonts w:ascii="Montserrat Medium" w:cs="Montserrat Medium" w:eastAsia="Montserrat Medium" w:hAnsi="Montserrat Medium"/>
+          <w:sz w:val="30"/>
+          <w:szCs w:val="30"/>
+          <w:rtl w:val="0"/>
+        </w:rPr>
+        <w:t xml:space="preserve"> = Converte le proprietà della lamp tra </w:t>
+      </w:r>
+      <w:r>
+        <w:rPr>
+          <w:rFonts w:ascii="Montserrat Medium" w:cs="Montserrat Medium" w:eastAsia="Montserrat Medium" w:hAnsi="Montserrat Medium"/>
+          <w:sz w:val="30"/>
+          <w:szCs w:val="30"/>
+          <w:rtl w:val="0"/>
+        </w:rPr>
+        <w:t xml:space="preserve">Domain</w:t>
+      </w:r>
+      <w:r>
+        <w:rPr>
+          <w:rFonts w:ascii="Montserrat Medium" w:cs="Montserrat Medium" w:eastAsia="Montserrat Medium" w:hAnsi="Montserrat Medium"/>
+          <w:sz w:val="30"/>
+          <w:szCs w:val="30"/>
+          <w:rtl w:val="0"/>
+        </w:rPr>
+        <w:t xml:space="preserve"> e Dto</w:t>
+      </w:r>
+    </w:p>
+    <w:p>
+      <w:pPr>
+        <w:ind w:left="708.6614173228347" w:right="-558.188976377952" w:hanging="285"/>
+        <w:rPr>
+          <w:rFonts w:ascii="Montserrat Medium" w:cs="Montserrat Medium" w:eastAsia="Montserrat Medium" w:hAnsi="Montserrat Medium"/>
+          <w:sz w:val="30"/>
+          <w:szCs w:val="30"/>
+        </w:rPr>
+      </w:pPr>
+      <w:r>
+        <w:rPr>
+          <w:rFonts w:ascii="Montserrat Medium" w:cs="Montserrat Medium" w:eastAsia="Montserrat Medium" w:hAnsi="Montserrat Medium"/>
+          <w:sz w:val="30"/>
+          <w:szCs w:val="30"/>
+          <w:rtl w:val="0"/>
+        </w:rPr>
+        <w:t xml:space="preserve">DoorStatusMapper = Converte lo stato di door tra </w:t>
+      </w:r>
+      <w:r>
+        <w:rPr>
+          <w:rFonts w:ascii="Montserrat Medium" w:cs="Montserrat Medium" w:eastAsia="Montserrat Medium" w:hAnsi="Montserrat Medium"/>
+          <w:sz w:val="30"/>
+          <w:szCs w:val="30"/>
+          <w:rtl w:val="0"/>
+        </w:rPr>
+        <w:t xml:space="preserve">Domain</w:t>
+      </w:r>
+      <w:r>
+        <w:rPr>
+          <w:rFonts w:ascii="Montserrat Medium" w:cs="Montserrat Medium" w:eastAsia="Montserrat Medium" w:hAnsi="Montserrat Medium"/>
+          <w:sz w:val="30"/>
+          <w:szCs w:val="30"/>
+          <w:rtl w:val="0"/>
+        </w:rPr>
+        <w:t xml:space="preserve"> e Dto</w:t>
+      </w:r>
+    </w:p>
+    <w:p>
+      <w:pPr>
+        <w:ind w:left="708.6614173228347" w:right="-558.188976377952" w:hanging="285"/>
+        <w:rPr>
+          <w:rFonts w:ascii="Montserrat Medium" w:cs="Montserrat Medium" w:eastAsia="Montserrat Medium" w:hAnsi="Montserrat Medium"/>
+          <w:sz w:val="30"/>
+          <w:szCs w:val="30"/>
+        </w:rPr>
+      </w:pPr>
+      <w:r>
+        <w:rPr>
+          <w:rFonts w:ascii="Montserrat Medium" w:cs="Montserrat Medium" w:eastAsia="Montserrat Medium" w:hAnsi="Montserrat Medium"/>
+          <w:sz w:val="30"/>
+          <w:szCs w:val="30"/>
+          <w:rtl w:val="0"/>
+        </w:rPr>
+        <w:t xml:space="preserve">LockStatusMapper = Converte lo stato di lock tra </w:t>
+      </w:r>
+      <w:r>
+        <w:rPr>
+          <w:rFonts w:ascii="Montserrat Medium" w:cs="Montserrat Medium" w:eastAsia="Montserrat Medium" w:hAnsi="Montserrat Medium"/>
+          <w:sz w:val="30"/>
+          <w:szCs w:val="30"/>
+          <w:rtl w:val="0"/>
+        </w:rPr>
+        <w:t xml:space="preserve">Domain</w:t>
+      </w:r>
+      <w:r>
+        <w:rPr>
+          <w:rFonts w:ascii="Montserrat Medium" w:cs="Montserrat Medium" w:eastAsia="Montserrat Medium" w:hAnsi="Montserrat Medium"/>
+          <w:sz w:val="30"/>
+          <w:szCs w:val="30"/>
+          <w:rtl w:val="0"/>
+        </w:rPr>
+        <w:t xml:space="preserve"> e Dto</w:t>
+      </w:r>
+    </w:p>
+    <w:p>
+      <w:pPr>
+        <w:numPr>
+          <w:ilvl w:val="1"/>
+          <w:numId w:val="4"/>
+        </w:numPr>
+        <w:ind w:left="708.6614173228347" w:hanging="285"/>
+        <w:rPr>
+          <w:rFonts w:ascii="Montserrat Medium" w:cs="Montserrat Medium" w:eastAsia="Montserrat Medium" w:hAnsi="Montserrat Medium"/>
+          <w:sz w:val="30"/>
+          <w:szCs w:val="30"/>
+        </w:rPr>
+      </w:pPr>
+      <w:r>
+        <w:rPr>
+          <w:rFonts w:ascii="Montserrat Medium" w:cs="Montserrat Medium" w:eastAsia="Montserrat Medium" w:hAnsi="Montserrat Medium"/>
+          <w:sz w:val="30"/>
+          <w:szCs w:val="30"/>
+          <w:u w:val="single"/>
+          <w:rtl w:val="0"/>
+        </w:rPr>
+        <w:t xml:space="preserve">Query</w:t>
+      </w:r>
+    </w:p>
+    <w:p>
+      <w:pPr>
+        <w:ind w:left="708.6614173228347" w:hanging="285"/>
+        <w:rPr>
+          <w:rFonts w:ascii="Montserrat Medium" w:cs="Montserrat Medium" w:eastAsia="Montserrat Medium" w:hAnsi="Montserrat Medium"/>
+          <w:sz w:val="30"/>
+          <w:szCs w:val="30"/>
+        </w:rPr>
+      </w:pPr>
+      <w:r>
+        <w:rPr>
+          <w:rFonts w:ascii="Montserrat Medium" w:cs="Montserrat Medium" w:eastAsia="Montserrat Medium" w:hAnsi="Montserrat Medium"/>
+          <w:sz w:val="30"/>
+          <w:szCs w:val="30"/>
+          <w:rtl w:val="0"/>
+        </w:rPr>
+        <w:t xml:space="preserve">Gestisce i casi d’uso delle query di door</w:t>
+      </w:r>
+    </w:p>
+    <w:p>
+      <w:pPr>
+        <w:ind w:left="708.6614173228347" w:hanging="285"/>
+        <w:rPr>
+          <w:rFonts w:ascii="Montserrat Medium" w:cs="Montserrat Medium" w:eastAsia="Montserrat Medium" w:hAnsi="Montserrat Medium"/>
+          <w:sz w:val="30"/>
+          <w:szCs w:val="30"/>
+        </w:rPr>
+      </w:pPr>
+      <w:r>
+        <w:rPr>
+          <w:rtl w:val="0"/>
+        </w:rPr>
+      </w:r>
+    </w:p>
+    <w:p>
+      <w:pPr>
+        <w:ind w:left="708.6614173228347" w:hanging="285"/>
+        <w:rPr>
+          <w:rFonts w:ascii="Montserrat Medium" w:cs="Montserrat Medium" w:eastAsia="Montserrat Medium" w:hAnsi="Montserrat Medium"/>
+          <w:sz w:val="30"/>
+          <w:szCs w:val="30"/>
+        </w:rPr>
+      </w:pPr>
+      <w:r>
+        <w:rPr>
+          <w:rtl w:val="0"/>
+        </w:rPr>
+      </w:r>
+    </w:p>
+    <w:p>
+      <w:pPr>
+        <w:ind w:left="0" w:firstLine="0"/>
+        <w:rPr>
+          <w:rFonts w:ascii="Montserrat Medium" w:cs="Montserrat Medium" w:eastAsia="Montserrat Medium" w:hAnsi="Montserrat Medium"/>
+          <w:sz w:val="30"/>
+          <w:szCs w:val="30"/>
+        </w:rPr>
+      </w:pPr>
+      <w:r>
+        <w:rPr>
+          <w:rtl w:val="0"/>
+        </w:rPr>
+      </w:r>
+    </w:p>
+    <w:p>
+      <w:pPr>
+        <w:ind w:left="0" w:firstLine="0"/>
+        <w:rPr>
+          <w:rFonts w:ascii="Montserrat Medium" w:cs="Montserrat Medium" w:eastAsia="Montserrat Medium" w:hAnsi="Montserrat Medium"/>
+          <w:sz w:val="30"/>
+          <w:szCs w:val="30"/>
+        </w:rPr>
+      </w:pPr>
+      <w:r>
+        <w:rPr>
+          <w:rtl w:val="0"/>
+        </w:rPr>
+      </w:r>
+    </w:p>
+    <w:p>
+      <w:pPr>
+        <w:ind w:left="720" w:firstLine="0"/>
+        <w:rPr>
+          <w:rFonts w:ascii="Montserrat Medium" w:cs="Montserrat Medium" w:eastAsia="Montserrat Medium" w:hAnsi="Montserrat Medium"/>
+          <w:sz w:val="38"/>
+          <w:szCs w:val="38"/>
+          <w:u w:val="single"/>
+        </w:rPr>
+      </w:pPr>
+      <w:r>
+        <w:rPr>
+          <w:rFonts w:ascii="Montserrat" w:cs="Montserrat" w:eastAsia="Montserrat" w:hAnsi="Montserrat"/>
+          <w:b w:val="1"/>
+          <w:bCs w:val="1"/>
+          <w:sz w:val="34"/>
+          <w:szCs w:val="34"/>
+          <w:shd w:fill="d9ead3" w:val="clear"/>
+          <w:rtl w:val="0"/>
+        </w:rPr>
+        <w:t xml:space="preserve">INFRASTRUCTURE:</w:t>
+      </w:r>
+      <w:r>
+        <w:rPr>
+          <w:rtl w:val="0"/>
+        </w:rPr>
+      </w:r>
+    </w:p>
+    <w:p>
+      <w:pPr>
+        <w:ind w:left="720" w:firstLine="0"/>
+        <w:rPr>
+          <w:rFonts w:ascii="Montserrat Medium" w:cs="Montserrat Medium" w:eastAsia="Montserrat Medium" w:hAnsi="Montserrat Medium"/>
+          <w:sz w:val="30"/>
+          <w:szCs w:val="30"/>
+        </w:rPr>
+      </w:pPr>
+      <w:r>
+        <w:rPr>
+          <w:rtl w:val="0"/>
+        </w:rPr>
+      </w:r>
+    </w:p>
+    <w:p>
+      <w:pPr>
+        <w:numPr>
+          <w:ilvl w:val="0"/>
+          <w:numId w:val="4"/>
+        </w:numPr>
+        <w:ind w:left="141.73228346456688" w:hanging="360"/>
+        <w:rPr>
+          <w:rFonts w:ascii="Montserrat Medium" w:cs="Montserrat Medium" w:eastAsia="Montserrat Medium" w:hAnsi="Montserrat Medium"/>
+          <w:sz w:val="30"/>
+          <w:szCs w:val="30"/>
+        </w:rPr>
+      </w:pPr>
+      <w:r>
+        <w:rPr>
+          <w:rFonts w:ascii="Montserrat" w:cs="Montserrat" w:eastAsia="Montserrat" w:hAnsi="Montserrat"/>
+          <w:b w:val="1"/>
+          <w:bCs w:val="1"/>
+          <w:sz w:val="30"/>
+          <w:szCs w:val="30"/>
+          <w:rtl w:val="0"/>
+        </w:rPr>
+        <w:t xml:space="preserve">InMemoryLampRepository</w:t>
+      </w:r>
+      <w:r>
+        <w:rPr>
+          <w:rFonts w:ascii="Montserrat Medium" w:cs="Montserrat Medium" w:eastAsia="Montserrat Medium" w:hAnsi="Montserrat Medium"/>
+          <w:sz w:val="30"/>
+          <w:szCs w:val="30"/>
+          <w:rtl w:val="0"/>
+        </w:rPr>
+        <w:t xml:space="preserve">:</w:t>
+      </w:r>
+      <w:r>
+        <w:rPr>
+          <w:rtl w:val="0"/>
+        </w:rPr>
+      </w:r>
+    </w:p>
+    <w:p>
+      <w:pPr>
+        <w:rPr>
+          <w:rFonts w:ascii="Montserrat Medium" w:cs="Montserrat Medium" w:eastAsia="Montserrat Medium" w:hAnsi="Montserrat Medium"/>
+          <w:sz w:val="30"/>
+          <w:szCs w:val="30"/>
+        </w:rPr>
+      </w:pPr>
+      <w:r>
+        <w:rPr>
+          <w:rFonts w:ascii="Montserrat Medium" w:cs="Montserrat Medium" w:eastAsia="Montserrat Medium" w:hAnsi="Montserrat Medium"/>
+          <w:sz w:val="30"/>
+          <w:szCs w:val="30"/>
+          <w:rtl w:val="0"/>
+        </w:rPr>
+        <w:t xml:space="preserve">Implementazione in-memory del repository </w:t>
+      </w:r>
+      <w:r>
+        <w:rPr>
+          <w:rFonts w:ascii="Montserrat Medium" w:cs="Montserrat Medium" w:eastAsia="Montserrat Medium" w:hAnsi="Montserrat Medium"/>
+          <w:sz w:val="30"/>
+          <w:szCs w:val="30"/>
+          <w:rtl w:val="0"/>
+        </w:rPr>
+        <w:t xml:space="preserve">ILampRepository</w:t>
+      </w:r>
+      <w:r>
+        <w:rPr>
+          <w:rFonts w:ascii="Montserrat Medium" w:cs="Montserrat Medium" w:eastAsia="Montserrat Medium" w:hAnsi="Montserrat Medium"/>
+          <w:sz w:val="30"/>
+          <w:szCs w:val="30"/>
+          <w:rtl w:val="0"/>
+        </w:rPr>
+        <w:t xml:space="preserve"> per la gestione e la persistenza temporanea degli oggetti Lamp</w:t>
+      </w:r>
+    </w:p>
+    <w:p>
+      <w:pPr>
+        <w:rPr>
+          <w:rFonts w:ascii="Montserrat Medium" w:cs="Montserrat Medium" w:eastAsia="Montserrat Medium" w:hAnsi="Montserrat Medium"/>
+          <w:sz w:val="30"/>
+          <w:szCs w:val="30"/>
+        </w:rPr>
+      </w:pPr>
+      <w:r>
+        <w:rPr>
+          <w:rtl w:val="0"/>
+        </w:rPr>
+      </w:r>
+    </w:p>
+    <w:p>
+      <w:pPr>
+        <w:numPr>
+          <w:ilvl w:val="0"/>
+          <w:numId w:val="4"/>
+        </w:numPr>
+        <w:ind w:left="141.73228346456688" w:hanging="360"/>
+        <w:rPr>
+          <w:rFonts w:ascii="Montserrat Medium" w:cs="Montserrat Medium" w:eastAsia="Montserrat Medium" w:hAnsi="Montserrat Medium"/>
+          <w:sz w:val="30"/>
+          <w:szCs w:val="30"/>
+        </w:rPr>
+      </w:pPr>
+      <w:r>
+        <w:rPr>
+          <w:rFonts w:ascii="Montserrat" w:cs="Montserrat" w:eastAsia="Montserrat" w:hAnsi="Montserrat"/>
+          <w:b w:val="1"/>
+          <w:bCs w:val="1"/>
+          <w:sz w:val="30"/>
+          <w:szCs w:val="30"/>
+          <w:rtl w:val="0"/>
+        </w:rPr>
+        <w:t xml:space="preserve">InMemoryDoorRepository</w:t>
+      </w:r>
+      <w:r>
+        <w:rPr>
+          <w:rFonts w:ascii="Montserrat Medium" w:cs="Montserrat Medium" w:eastAsia="Montserrat Medium" w:hAnsi="Montserrat Medium"/>
+          <w:sz w:val="30"/>
+          <w:szCs w:val="30"/>
+          <w:rtl w:val="0"/>
+        </w:rPr>
+        <w:t xml:space="preserve">:</w:t>
+      </w:r>
+      <w:r>
+        <w:rPr>
+          <w:rtl w:val="0"/>
+        </w:rPr>
+      </w:r>
+    </w:p>
+    <w:p>
+      <w:pPr>
+        <w:rPr>
+          <w:rFonts w:ascii="Montserrat Medium" w:cs="Montserrat Medium" w:eastAsia="Montserrat Medium" w:hAnsi="Montserrat Medium"/>
+          <w:sz w:val="30"/>
+          <w:szCs w:val="30"/>
+        </w:rPr>
+      </w:pPr>
+      <w:r>
+        <w:rPr>
+          <w:rFonts w:ascii="Montserrat Medium" w:cs="Montserrat Medium" w:eastAsia="Montserrat Medium" w:hAnsi="Montserrat Medium"/>
+          <w:sz w:val="30"/>
+          <w:szCs w:val="30"/>
+          <w:rtl w:val="0"/>
+        </w:rPr>
+        <w:t xml:space="preserve">Implementazione in-memory del repository </w:t>
+      </w:r>
+      <w:r>
+        <w:rPr>
+          <w:rFonts w:ascii="Montserrat Medium" w:cs="Montserrat Medium" w:eastAsia="Montserrat Medium" w:hAnsi="Montserrat Medium"/>
+          <w:sz w:val="30"/>
+          <w:szCs w:val="30"/>
+          <w:rtl w:val="0"/>
+        </w:rPr>
+        <w:t xml:space="preserve">IDoorRepository</w:t>
+      </w:r>
+      <w:r>
+        <w:rPr>
+          <w:rFonts w:ascii="Montserrat Medium" w:cs="Montserrat Medium" w:eastAsia="Montserrat Medium" w:hAnsi="Montserrat Medium"/>
+          <w:sz w:val="30"/>
+          <w:szCs w:val="30"/>
+          <w:rtl w:val="0"/>
+        </w:rPr>
+        <w:t xml:space="preserve"> per la gestione e la persistenza temporanea degli oggetti Door</w:t>
+      </w:r>
+    </w:p>
+    <w:p>
+      <w:pPr>
+        <w:rPr>
+          <w:rFonts w:ascii="Montserrat Medium" w:cs="Montserrat Medium" w:eastAsia="Montserrat Medium" w:hAnsi="Montserrat Medium"/>
+          <w:sz w:val="38"/>
+          <w:szCs w:val="38"/>
+          <w:u w:val="single"/>
+        </w:rPr>
+      </w:pPr>
+      <w:r>
+        <w:rPr>
+          <w:rtl w:val="0"/>
+        </w:rPr>
+      </w:r>
+    </w:p>
+    <w:p>
+      <w:pPr>
+        <w:ind w:left="720" w:firstLine="0"/>
+        <w:rPr>
+          <w:rFonts w:ascii="Montserrat Medium" w:cs="Montserrat Medium" w:eastAsia="Montserrat Medium" w:hAnsi="Montserrat Medium"/>
+          <w:sz w:val="38"/>
+          <w:szCs w:val="38"/>
+          <w:u w:val="single"/>
+        </w:rPr>
+      </w:pPr>
+      <w:r>
+        <w:rPr>
+          <w:rFonts w:ascii="Montserrat" w:cs="Montserrat" w:eastAsia="Montserrat" w:hAnsi="Montserrat"/>
+          <w:b w:val="1"/>
+          <w:bCs w:val="1"/>
+          <w:sz w:val="34"/>
+          <w:szCs w:val="34"/>
+          <w:shd w:fill="d9ead3" w:val="clear"/>
+          <w:rtl w:val="0"/>
+        </w:rPr>
+        <w:t xml:space="preserve">CONSOLE:</w:t>
+      </w:r>
+      <w:r>
+        <w:rPr>
+          <w:rtl w:val="0"/>
+        </w:rPr>
+      </w:r>
+    </w:p>
+    <w:p>
+      <w:pPr>
+        <w:ind w:left="720" w:firstLine="0"/>
+        <w:rPr>
+          <w:rFonts w:ascii="Montserrat Medium" w:cs="Montserrat Medium" w:eastAsia="Montserrat Medium" w:hAnsi="Montserrat Medium"/>
+          <w:sz w:val="30"/>
+          <w:szCs w:val="30"/>
+        </w:rPr>
+      </w:pPr>
+      <w:r>
+        <w:rPr>
+          <w:rtl w:val="0"/>
+        </w:rPr>
+      </w:r>
+    </w:p>
+    <w:p>
+      <w:pPr>
+        <w:numPr>
+          <w:ilvl w:val="0"/>
+          <w:numId w:val="4"/>
+        </w:numPr>
+        <w:ind w:left="141.73228346456688" w:hanging="360"/>
+        <w:rPr>
+          <w:rFonts w:ascii="Montserrat Medium" w:cs="Montserrat Medium" w:eastAsia="Montserrat Medium" w:hAnsi="Montserrat Medium"/>
+          <w:sz w:val="30"/>
+          <w:szCs w:val="30"/>
+        </w:rPr>
+      </w:pPr>
+      <w:r>
+        <w:rPr>
+          <w:rFonts w:ascii="Montserrat" w:cs="Montserrat" w:eastAsia="Montserrat" w:hAnsi="Montserrat"/>
+          <w:b w:val="1"/>
+          <w:bCs w:val="1"/>
+          <w:sz w:val="30"/>
+          <w:szCs w:val="30"/>
+          <w:rtl w:val="0"/>
+        </w:rPr>
+        <w:t xml:space="preserve">LampController</w:t>
+      </w:r>
+      <w:r>
+        <w:rPr>
+          <w:rFonts w:ascii="Montserrat Medium" w:cs="Montserrat Medium" w:eastAsia="Montserrat Medium" w:hAnsi="Montserrat Medium"/>
+          <w:sz w:val="30"/>
+          <w:szCs w:val="30"/>
+          <w:rtl w:val="0"/>
+        </w:rPr>
+        <w:t xml:space="preserve">:</w:t>
+      </w:r>
+      <w:r>
+        <w:rPr>
+          <w:rtl w:val="0"/>
+        </w:rPr>
+      </w:r>
+    </w:p>
+    <w:p>
+      <w:pPr>
+        <w:spacing w:after="240" w:before="240" w:lineRule="auto"/>
+        <w:rPr>
+          <w:rFonts w:ascii="Montserrat Medium" w:cs="Montserrat Medium" w:eastAsia="Montserrat Medium" w:hAnsi="Montserrat Medium"/>
+          <w:sz w:val="30"/>
+          <w:szCs w:val="30"/>
+        </w:rPr>
+      </w:pPr>
+      <w:r>
+        <w:rPr>
+          <w:rFonts w:ascii="Montserrat Medium" w:cs="Montserrat Medium" w:eastAsia="Montserrat Medium" w:hAnsi="Montserrat Medium"/>
+          <w:sz w:val="30"/>
+          <w:szCs w:val="30"/>
+          <w:rtl w:val="0"/>
+        </w:rPr>
+        <w:t xml:space="preserve">Classe </w:t>
+      </w:r>
+      <w:r>
+        <w:rPr>
+          <w:rFonts w:ascii="Montserrat Medium" w:cs="Montserrat Medium" w:eastAsia="Montserrat Medium" w:hAnsi="Montserrat Medium"/>
+          <w:sz w:val="30"/>
+          <w:szCs w:val="30"/>
+          <w:rtl w:val="0"/>
+        </w:rPr>
+        <w:t xml:space="preserve">Controller </w:t>
+      </w:r>
+      <w:r>
+        <w:rPr>
+          <w:rFonts w:ascii="Montserrat Medium" w:cs="Montserrat Medium" w:eastAsia="Montserrat Medium" w:hAnsi="Montserrat Medium"/>
+          <w:sz w:val="30"/>
+          <w:szCs w:val="30"/>
+          <w:rtl w:val="0"/>
+        </w:rPr>
+        <w:t xml:space="preserve">che gestisce l'interazione utente tramite console per l'esecuzione di comandi e query su Lamp</w:t>
+      </w:r>
+    </w:p>
+    <w:p>
+      <w:pPr>
+        <w:numPr>
+          <w:ilvl w:val="0"/>
+          <w:numId w:val="4"/>
+        </w:numPr>
+        <w:ind w:left="141.73228346456688" w:hanging="360"/>
+        <w:rPr>
+          <w:rFonts w:ascii="Montserrat Medium" w:cs="Montserrat Medium" w:eastAsia="Montserrat Medium" w:hAnsi="Montserrat Medium"/>
+          <w:sz w:val="30"/>
+          <w:szCs w:val="30"/>
+        </w:rPr>
+      </w:pPr>
+      <w:r>
+        <w:rPr>
+          <w:rFonts w:ascii="Montserrat" w:cs="Montserrat" w:eastAsia="Montserrat" w:hAnsi="Montserrat"/>
+          <w:b w:val="1"/>
+          <w:bCs w:val="1"/>
+          <w:sz w:val="30"/>
+          <w:szCs w:val="30"/>
+          <w:rtl w:val="0"/>
+        </w:rPr>
+        <w:t xml:space="preserve">DoorController</w:t>
+      </w:r>
+      <w:r>
+        <w:rPr>
+          <w:rFonts w:ascii="Montserrat Medium" w:cs="Montserrat Medium" w:eastAsia="Montserrat Medium" w:hAnsi="Montserrat Medium"/>
+          <w:sz w:val="30"/>
+          <w:szCs w:val="30"/>
+          <w:rtl w:val="0"/>
+        </w:rPr>
+        <w:t xml:space="preserve">:</w:t>
+      </w:r>
+      <w:r>
+        <w:rPr>
+          <w:rtl w:val="0"/>
+        </w:rPr>
+      </w:r>
+    </w:p>
+    <w:p>
+      <w:pPr>
+        <w:spacing w:after="240" w:before="240" w:lineRule="auto"/>
+        <w:rPr>
+          <w:rFonts w:ascii="Montserrat Medium" w:cs="Montserrat Medium" w:eastAsia="Montserrat Medium" w:hAnsi="Montserrat Medium"/>
+          <w:sz w:val="30"/>
+          <w:szCs w:val="30"/>
+        </w:rPr>
+      </w:pPr>
+      <w:r>
+        <w:rPr>
+          <w:rFonts w:ascii="Montserrat Medium" w:cs="Montserrat Medium" w:eastAsia="Montserrat Medium" w:hAnsi="Montserrat Medium"/>
+          <w:sz w:val="30"/>
+          <w:szCs w:val="30"/>
+          <w:rtl w:val="0"/>
+        </w:rPr>
+        <w:t xml:space="preserve">Classe Controller che gestisce l'interazione utente tramite console per l'esecuzione di comandi e query su Door</w:t>
+      </w:r>
+    </w:p>
+    <w:p>
+      <w:pPr>
+        <w:numPr>
+          <w:ilvl w:val="0"/>
+          <w:numId w:val="4"/>
+        </w:numPr>
+        <w:ind w:left="141.73228346456688" w:hanging="360"/>
+        <w:rPr>
+          <w:rFonts w:ascii="Montserrat Medium" w:cs="Montserrat Medium" w:eastAsia="Montserrat Medium" w:hAnsi="Montserrat Medium"/>
+          <w:sz w:val="30"/>
+          <w:szCs w:val="30"/>
+        </w:rPr>
+      </w:pPr>
+      <w:r>
+        <w:rPr>
+          <w:rFonts w:ascii="Montserrat" w:cs="Montserrat" w:eastAsia="Montserrat" w:hAnsi="Montserrat"/>
+          <w:b w:val="1"/>
+          <w:bCs w:val="1"/>
+          <w:sz w:val="30"/>
+          <w:szCs w:val="30"/>
+          <w:rtl w:val="0"/>
+        </w:rPr>
+        <w:t xml:space="preserve">DoorController</w:t>
+      </w:r>
+      <w:r>
+        <w:rPr>
+          <w:rFonts w:ascii="Montserrat Medium" w:cs="Montserrat Medium" w:eastAsia="Montserrat Medium" w:hAnsi="Montserrat Medium"/>
+          <w:sz w:val="30"/>
+          <w:szCs w:val="30"/>
+          <w:rtl w:val="0"/>
+        </w:rPr>
+        <w:t xml:space="preserve">:</w:t>
+      </w:r>
+      <w:r>
+        <w:rPr>
+          <w:rtl w:val="0"/>
+        </w:rPr>
+      </w:r>
+    </w:p>
+    <w:p>
+      <w:pPr>
+        <w:spacing w:after="240" w:before="240" w:lineRule="auto"/>
+        <w:rPr>
+          <w:rFonts w:ascii="Montserrat Medium" w:cs="Montserrat Medium" w:eastAsia="Montserrat Medium" w:hAnsi="Montserrat Medium"/>
+          <w:sz w:val="30"/>
+          <w:szCs w:val="30"/>
+        </w:rPr>
+      </w:pPr>
+      <w:r>
+        <w:rPr>
+          <w:rFonts w:ascii="Montserrat Medium" w:cs="Montserrat Medium" w:eastAsia="Montserrat Medium" w:hAnsi="Montserrat Medium"/>
+          <w:sz w:val="30"/>
+          <w:szCs w:val="30"/>
+          <w:rtl w:val="0"/>
+        </w:rPr>
+        <w:t xml:space="preserve">Classe che gestisce tutta l’interazione dell’utente con tutti i dispositivi tramite Console</w:t>
+      </w:r>
+    </w:p>
+    <w:p>
+      <w:pPr>
+        <w:rPr>
+          <w:rFonts w:ascii="Montserrat Medium" w:cs="Montserrat Medium" w:eastAsia="Montserrat Medium" w:hAnsi="Montserrat Medium"/>
+          <w:sz w:val="30"/>
+          <w:szCs w:val="30"/>
+        </w:rPr>
+      </w:pPr>
+      <w:r>
+        <w:rPr>
+          <w:rtl w:val="0"/>
+        </w:rPr>
+      </w:r>
+    </w:p>
+    <w:p>
+      <w:pPr>
+        <w:rPr>
+          <w:rFonts w:ascii="Montserrat Medium" w:cs="Montserrat Medium" w:eastAsia="Montserrat Medium" w:hAnsi="Montserrat Medium"/>
+          <w:sz w:val="30"/>
+          <w:szCs w:val="30"/>
+        </w:rPr>
+      </w:pPr>
+      <w:r>
+        <w:rPr>
+          <w:rtl w:val="0"/>
+        </w:rPr>
+      </w:r>
+    </w:p>
+    <w:p>
+      <w:pPr>
+        <w:rPr>
+          <w:rFonts w:ascii="Montserrat Medium" w:cs="Montserrat Medium" w:eastAsia="Montserrat Medium" w:hAnsi="Montserrat Medium"/>
+          <w:sz w:val="30"/>
+          <w:szCs w:val="30"/>
+        </w:rPr>
+      </w:pPr>
+      <w:r>
+        <w:rPr>
+          <w:rtl w:val="0"/>
+        </w:rPr>
+      </w:r>
+    </w:p>
+    <w:p>
+      <w:pPr>
+        <w:rPr>
+          <w:rFonts w:ascii="Montserrat Medium" w:cs="Montserrat Medium" w:eastAsia="Montserrat Medium" w:hAnsi="Montserrat Medium"/>
           <w:sz w:val="34"/>
           <w:szCs w:val="34"/>
           <w:u w:val="single"/>
@@ -3628,25 +4987,19 @@
           <w:rtl w:val="0"/>
         </w:rPr>
       </w:r>
-    </w:p>
-    <w:p>
-      <w:pPr>
-        <w:rPr>
-          <w:rFonts w:ascii="Montserrat Medium" w:cs="Montserrat Medium" w:eastAsia="Montserrat Medium" w:hAnsi="Montserrat Medium"/>
-          <w:sz w:val="30"/>
-          <w:szCs w:val="30"/>
-        </w:rPr>
-      </w:pPr>
-      <w:r>
-        <w:rPr>
-          <w:rFonts w:ascii="Montserrat Medium" w:cs="Montserrat Medium" w:eastAsia="Montserrat Medium" w:hAnsi="Montserrat Medium"/>
-          <w:sz w:val="30"/>
-          <w:szCs w:val="30"/>
-        </w:rPr>
+      <w:r>
         <w:drawing>
-          <wp:inline distB="114300" distT="114300" distL="114300" distR="114300">
-            <wp:extent cx="6300000" cy="3289300"/>
+          <wp:anchor allowOverlap="1" behindDoc="0" distB="114300" distT="114300" distL="114300" distR="114300" hidden="0" layoutInCell="1" locked="0" relativeHeight="0" simplePos="0">
+            <wp:simplePos x="0" y="0"/>
+            <wp:positionH relativeFrom="column">
+              <wp:posOffset>-523874</wp:posOffset>
+            </wp:positionH>
+            <wp:positionV relativeFrom="paragraph">
+              <wp:posOffset>228600</wp:posOffset>
+            </wp:positionV>
+            <wp:extent cx="7251778" cy="3775026"/>
             <wp:effectExtent b="0" l="0" r="0" t="0"/>
+            <wp:wrapNone/>
             <wp:docPr id="1" name="image1.png"/>
             <a:graphic>
               <a:graphicData uri="http://schemas.openxmlformats.org/drawingml/2006/picture">
@@ -3665,7 +5018,7 @@
                   <pic:spPr>
                     <a:xfrm>
                       <a:off x="0" y="0"/>
-                      <a:ext cx="6300000" cy="3289300"/>
+                      <a:ext cx="7251778" cy="3775026"/>
                     </a:xfrm>
                     <a:prstGeom prst="rect"/>
                     <a:ln/>
@@ -3673,83 +5026,8 @@
                 </pic:pic>
               </a:graphicData>
             </a:graphic>
-          </wp:inline>
+          </wp:anchor>
         </w:drawing>
-      </w:r>
-      <w:r>
-        <w:rPr>
-          <w:rtl w:val="0"/>
-        </w:rPr>
-      </w:r>
-    </w:p>
-    <w:p>
-      <w:pPr>
-        <w:rPr>
-          <w:rFonts w:ascii="Montserrat Medium" w:cs="Montserrat Medium" w:eastAsia="Montserrat Medium" w:hAnsi="Montserrat Medium"/>
-          <w:sz w:val="30"/>
-          <w:szCs w:val="30"/>
-        </w:rPr>
-      </w:pPr>
-      <w:r>
-        <w:rPr>
-          <w:rtl w:val="0"/>
-        </w:rPr>
-      </w:r>
-    </w:p>
-    <w:p>
-      <w:pPr>
-        <w:rPr>
-          <w:rFonts w:ascii="Montserrat Medium" w:cs="Montserrat Medium" w:eastAsia="Montserrat Medium" w:hAnsi="Montserrat Medium"/>
-          <w:sz w:val="30"/>
-          <w:szCs w:val="30"/>
-        </w:rPr>
-      </w:pPr>
-      <w:r>
-        <w:rPr>
-          <w:rtl w:val="0"/>
-        </w:rPr>
-      </w:r>
-    </w:p>
-    <w:p>
-      <w:pPr>
-        <w:rPr>
-          <w:rFonts w:ascii="Montserrat Medium" w:cs="Montserrat Medium" w:eastAsia="Montserrat Medium" w:hAnsi="Montserrat Medium"/>
-          <w:sz w:val="30"/>
-          <w:szCs w:val="30"/>
-        </w:rPr>
-      </w:pPr>
-      <w:r>
-        <w:rPr>
-          <w:rtl w:val="0"/>
-        </w:rPr>
-      </w:r>
-    </w:p>
-    <w:p>
-      <w:pPr>
-        <w:rPr>
-          <w:rFonts w:ascii="Montserrat Medium" w:cs="Montserrat Medium" w:eastAsia="Montserrat Medium" w:hAnsi="Montserrat Medium"/>
-          <w:sz w:val="30"/>
-          <w:szCs w:val="30"/>
-        </w:rPr>
-      </w:pPr>
-      <w:r>
-        <w:rPr>
-          <w:rtl w:val="0"/>
-        </w:rPr>
-      </w:r>
-    </w:p>
-    <w:p>
-      <w:pPr>
-        <w:rPr>
-          <w:rFonts w:ascii="Montserrat Medium" w:cs="Montserrat Medium" w:eastAsia="Montserrat Medium" w:hAnsi="Montserrat Medium"/>
-          <w:sz w:val="30"/>
-          <w:szCs w:val="30"/>
-        </w:rPr>
-      </w:pPr>
-      <w:r>
-        <w:rPr>
-          <w:rtl w:val="0"/>
-        </w:rPr>
       </w:r>
     </w:p>
     <w:p>
@@ -5934,27 +7212,6 @@
     </w:rPr>
   </w:style>
   <w:style w:type="table" w:styleId="Table1">
-    <w:basedOn w:val="TableNormal"/>
-    <w:tblPr>
-      <w:tblStyleRowBandSize w:val="1"/>
-      <w:tblStyleColBandSize w:val="1"/>
-    </w:tblPr>
-  </w:style>
-  <w:style w:type="table" w:styleId="Table2">
-    <w:basedOn w:val="TableNormal"/>
-    <w:tblPr>
-      <w:tblStyleRowBandSize w:val="1"/>
-      <w:tblStyleColBandSize w:val="1"/>
-    </w:tblPr>
-  </w:style>
-  <w:style w:type="table" w:styleId="Table3">
-    <w:basedOn w:val="TableNormal"/>
-    <w:tblPr>
-      <w:tblStyleRowBandSize w:val="1"/>
-      <w:tblStyleColBandSize w:val="1"/>
-    </w:tblPr>
-  </w:style>
-  <w:style w:type="table" w:styleId="Table4">
     <w:basedOn w:val="TableNormal"/>
     <w:tblPr>
       <w:tblStyleRowBandSize w:val="1"/>
